--- a/docs/seguranca_jwt_financeiro26.docx
+++ b/docs/seguranca_jwt_financeiro26.docx
@@ -3639,7 +3639,26 @@
           <w:sz w:val="19"/>
           <w:szCs w:val="19"/>
         </w:rPr>
-        <w:t xml:space="preserve">public SecurityFilterChain securityFilterChain(HttpSecurity http) {</w:t>
+        <w:t xml:space="preserve">public SecurityFilterChain securityFilterChain(</w:t>
+      </w:r>
+    </w:p>
+    <w:p>
+      <w:pPr>
+        <w:pBdr>
+          <w:left w:val="single" w:color="D9D9D9" w:sz="12" w:space="6"/>
+          <w:right w:val="single" w:color="D9D9D9" w:sz="6" w:space="4"/>
+        </w:pBdr>
+        <w:shd w:fill="F2F2F2" w:color="auto" w:val="clear"/>
+        <w:spacing w:after="0" w:line="264"/>
+      </w:pPr>
+      <w:r>
+        <w:rPr>
+          <w:rFonts w:ascii="Consolas" w:cs="Consolas" w:eastAsia="Consolas" w:hAnsi="Consolas"/>
+          <w:color w:val="333333"/>
+          <w:sz w:val="19"/>
+          <w:szCs w:val="19"/>
+        </w:rPr>
+        <w:t xml:space="preserve">        HttpSecurity http, JwtFiltroAutenticacao jwtRequestFilter) {</w:t>
       </w:r>
     </w:p>
     <w:p>
@@ -3888,6 +3907,38 @@
           <w:szCs w:val="19"/>
         </w:rPr>
         <w:t xml:space="preserve">}</w:t>
+      </w:r>
+    </w:p>
+    <w:p>
+      <w:pPr>
+        <w:pBdr>
+          <w:top w:val="single" w:color="E8C547" w:sz="4" w:space="4"/>
+          <w:bottom w:val="single" w:color="E8C547" w:sz="4" w:space="4"/>
+          <w:left w:val="single" w:color="E8C547" w:sz="18" w:space="8"/>
+          <w:right w:val="single" w:color="E8C547" w:sz="4" w:space="4"/>
+        </w:pBdr>
+        <w:shd w:fill="FFF4CE" w:color="auto" w:val="clear"/>
+        <w:spacing w:after="240" w:before="120" w:line="280"/>
+      </w:pPr>
+      <w:r>
+        <w:rPr>
+          <w:rFonts w:ascii="Calibri" w:cs="Calibri" w:eastAsia="Calibri" w:hAnsi="Calibri"/>
+          <w:b/>
+          <w:bCs/>
+          <w:color w:val="7A5B00"/>
+          <w:sz w:val="21"/>
+          <w:szCs w:val="21"/>
+        </w:rPr>
+        <w:t xml:space="preserve">Por que jwtRequestFilter é parâmetro do método, e não do construtor da classe?  </w:t>
+      </w:r>
+      <w:r>
+        <w:rPr>
+          <w:rFonts w:ascii="Calibri" w:cs="Calibri" w:eastAsia="Calibri" w:hAnsi="Calibri"/>
+          <w:color w:val="594100"/>
+          <w:sz w:val="21"/>
+          <w:szCs w:val="21"/>
+        </w:rPr>
+        <w:t xml:space="preserve">a primeira versão desta classe recebia o JwtFiltroAutenticacao pelo construtor de ConfiguracaoSeguranca. Isso causa um ciclo: para construir ConfiguracaoSeguranca, o Spring precisa primeiro instanciar o JwtFiltroAutenticacao (que depende de UsuarioService, que depende do bean PasswordEncoder — definido dentro dessa própria classe, ainda em construção), resultando em BeanCurrentlyInCreationException. Movendo o JwtFiltroAutenticacao para parâmetro do método @Bean securityFilterChain, o Spring resolve essa dependência só na hora de criar o SecurityFilterChain — quando os demais beans (como o passwordEncoder) já existem — quebrando o ciclo.</w:t>
       </w:r>
     </w:p>
     <w:tbl>
@@ -6849,6 +6900,62 @@
           </w:p>
         </w:tc>
       </w:tr>
+      <w:tr>
+        <w:tc>
+          <w:tcPr>
+            <w:tcW w:type="dxa" w:w="3600"/>
+            <w:tcMar>
+              <w:top w:type="dxa" w:w="90"/>
+              <w:left w:type="dxa" w:w="120"/>
+              <w:bottom w:type="dxa" w:w="90"/>
+              <w:right w:type="dxa" w:w="120"/>
+            </w:tcMar>
+          </w:tcPr>
+          <w:p>
+            <w:pPr>
+              <w:jc w:val="left"/>
+            </w:pPr>
+            <w:r>
+              <w:rPr>
+                <w:rFonts w:ascii="Calibri" w:cs="Calibri" w:eastAsia="Calibri" w:hAnsi="Calibri"/>
+                <w:b w:val="false"/>
+                <w:bCs w:val="false"/>
+                <w:color w:val="262626"/>
+                <w:sz w:val="21"/>
+                <w:szCs w:val="21"/>
+              </w:rPr>
+              <w:t xml:space="preserve">App não sobe: BeanCurrentlyInCreationException envolvendo ConfiguracaoSeguranca</w:t>
+            </w:r>
+          </w:p>
+        </w:tc>
+        <w:tc>
+          <w:tcPr>
+            <w:tcW w:type="dxa" w:w="6000"/>
+            <w:tcMar>
+              <w:top w:type="dxa" w:w="90"/>
+              <w:left w:type="dxa" w:w="120"/>
+              <w:bottom w:type="dxa" w:w="90"/>
+              <w:right w:type="dxa" w:w="120"/>
+            </w:tcMar>
+          </w:tcPr>
+          <w:p>
+            <w:pPr>
+              <w:jc w:val="left"/>
+            </w:pPr>
+            <w:r>
+              <w:rPr>
+                <w:rFonts w:ascii="Calibri" w:cs="Calibri" w:eastAsia="Calibri" w:hAnsi="Calibri"/>
+                <w:b w:val="false"/>
+                <w:bCs w:val="false"/>
+                <w:color w:val="262626"/>
+                <w:sz w:val="21"/>
+                <w:szCs w:val="21"/>
+              </w:rPr>
+              <w:t xml:space="preserve">Dependência circular: o JwtFiltroAutenticacao foi injetado pelo construtor de ConfiguracaoSeguranca, mas ele depende (via UsuarioService) do PasswordEncoder que é definido dentro dessa mesma classe. Solução: injetar o filtro como parâmetro do método @Bean securityFilterChain(...), não do construtor da classe.</w:t>
+            </w:r>
+          </w:p>
+        </w:tc>
+      </w:tr>
     </w:tbl>
     <w:p>
       <w:pPr>

--- a/docs/seguranca_jwt_financeiro26.docx
+++ b/docs/seguranca_jwt_financeiro26.docx
@@ -290,7 +290,7 @@
           <w:sz w:val="22"/>
           <w:szCs w:val="22"/>
         </w:rPr>
-        <w:t xml:space="preserve">11. AuthUsuarioProvider: descobrindo quem está logado</w:t>
+        <w:t xml:space="preserve">11. Refresh token em cookie httpOnly</w:t>
       </w:r>
     </w:p>
     <w:p>
@@ -308,7 +308,7 @@
           <w:sz w:val="22"/>
           <w:szCs w:val="22"/>
         </w:rPr>
-        <w:t xml:space="preserve">12. Integração com o frontend React</w:t>
+        <w:t xml:space="preserve">12. AuthUsuarioProvider: descobrindo quem está logado</w:t>
       </w:r>
     </w:p>
     <w:p>
@@ -326,7 +326,7 @@
           <w:sz w:val="22"/>
           <w:szCs w:val="22"/>
         </w:rPr>
-        <w:t xml:space="preserve">13. Testando na prática (passo a passo)</w:t>
+        <w:t xml:space="preserve">13. Integração com o frontend React</w:t>
       </w:r>
     </w:p>
     <w:p>
@@ -344,7 +344,7 @@
           <w:sz w:val="22"/>
           <w:szCs w:val="22"/>
         </w:rPr>
-        <w:t xml:space="preserve">14. Erros comuns e checklist de depuração</w:t>
+        <w:t xml:space="preserve">14. Testando na prática (passo a passo)</w:t>
       </w:r>
     </w:p>
     <w:p>
@@ -362,128 +362,7 @@
           <w:sz w:val="22"/>
           <w:szCs w:val="22"/>
         </w:rPr>
-        <w:t xml:space="preserve">15. Exercícios propostos</w:t>
-      </w:r>
-    </w:p>
-    <w:p>
-      <w:r>
-        <w:br w:type="page"/>
-      </w:r>
-    </w:p>
-    <w:p>
-      <w:pPr>
-        <w:pStyle w:val="Heading1"/>
-        <w:pBdr>
-          <w:bottom w:val="single" w:color="1F4E79" w:sz="6" w:space="4"/>
-        </w:pBdr>
-        <w:spacing w:after="160" w:before="380"/>
-      </w:pPr>
-      <w:r>
-        <w:rPr>
-          <w:rFonts w:ascii="Calibri" w:cs="Calibri" w:eastAsia="Calibri" w:hAnsi="Calibri"/>
-          <w:b/>
-          <w:bCs/>
-          <w:color w:val="1F4E79"/>
-          <w:sz w:val="30"/>
-          <w:szCs w:val="30"/>
-        </w:rPr>
-        <w:t xml:space="preserve">1. Por que JWT? Conceitos essenciais</w:t>
-      </w:r>
-    </w:p>
-    <w:p>
-      <w:pPr>
-        <w:spacing w:after="160" w:line="300"/>
-      </w:pPr>
-      <w:r>
-        <w:rPr>
-          <w:rFonts w:ascii="Calibri" w:cs="Calibri" w:eastAsia="Calibri" w:hAnsi="Calibri"/>
-          <w:sz w:val="22"/>
-          <w:szCs w:val="22"/>
-        </w:rPr>
-        <w:t xml:space="preserve">Em uma aplicação tradicional baseada em sessão, o servidor guarda em memória (ou em um banco) quem está autenticado, associando essa informação a um cookie de sessão. Isso funciona bem, mas exige que o servidor mantenha estado sobre cada usuário conectado.</w:t>
-      </w:r>
-    </w:p>
-    <w:p>
-      <w:pPr>
-        <w:spacing w:after="160" w:line="300"/>
-      </w:pPr>
-      <w:r>
-        <w:rPr>
-          <w:rFonts w:ascii="Calibri" w:cs="Calibri" w:eastAsia="Calibri" w:hAnsi="Calibri"/>
-          <w:sz w:val="22"/>
-          <w:szCs w:val="22"/>
-        </w:rPr>
-        <w:t xml:space="preserve">JWT (JSON Web Token) resolve o problema de outra forma: em vez do servidor guardar o estado, ele emite um token assinado digitalmente que contém as informações necessárias (normalmente, o e-mail/usuário e uma data de expiração). O cliente guarda esse token e o envia em toda requisição subsequente. O servidor apenas valida a assinatura do token — não precisa consultar nada em memória para saber "quem é esse usuário".</w:t>
-      </w:r>
-    </w:p>
-    <w:p>
-      <w:pPr>
-        <w:pStyle w:val="Heading3"/>
-        <w:spacing w:after="100" w:before="220"/>
-      </w:pPr>
-      <w:r>
-        <w:rPr>
-          <w:rFonts w:ascii="Calibri" w:cs="Calibri" w:eastAsia="Calibri" w:hAnsi="Calibri"/>
-          <w:b/>
-          <w:bCs/>
-          <w:color w:val="2E5F8A"/>
-          <w:sz w:val="21"/>
-          <w:szCs w:val="21"/>
-        </w:rPr>
-        <w:t xml:space="preserve">Estrutura de um token JWT</w:t>
-      </w:r>
-    </w:p>
-    <w:p>
-      <w:pPr>
-        <w:spacing w:after="160" w:line="300"/>
-      </w:pPr>
-      <w:r>
-        <w:rPr>
-          <w:rFonts w:ascii="Calibri" w:cs="Calibri" w:eastAsia="Calibri" w:hAnsi="Calibri"/>
-          <w:sz w:val="22"/>
-          <w:szCs w:val="22"/>
-        </w:rPr>
-        <w:t xml:space="preserve">Um JWT tem três partes separadas por ponto: cabeçalho.payload.assinatura. Exemplo (encurtado):</w:t>
-      </w:r>
-    </w:p>
-    <w:p>
-      <w:pPr>
-        <w:pBdr>
-          <w:top w:val="single" w:color="D9D9D9" w:sz="6" w:space="4"/>
-          <w:left w:val="single" w:color="D9D9D9" w:sz="12" w:space="6"/>
-          <w:right w:val="single" w:color="D9D9D9" w:sz="6" w:space="4"/>
-        </w:pBdr>
-        <w:shd w:fill="F2F2F2" w:color="auto" w:val="clear"/>
-        <w:spacing w:after="0" w:line="264"/>
-      </w:pPr>
-      <w:r>
-        <w:rPr>
-          <w:rFonts w:ascii="Consolas" w:cs="Consolas" w:eastAsia="Consolas" w:hAnsi="Consolas"/>
-          <w:color w:val="333333"/>
-          <w:sz w:val="19"/>
-          <w:szCs w:val="19"/>
-        </w:rPr>
-        <w:t xml:space="preserve">eyJhbGciOiJIUzI1NiJ9.eyJzdWIiOiJhbHVub0BpZnByLmVkdS5iciIsImlhdCI6...</w:t>
-      </w:r>
-    </w:p>
-    <w:p>
-      <w:pPr>
-        <w:pBdr>
-          <w:bottom w:val="single" w:color="D9D9D9" w:sz="6" w:space="4"/>
-          <w:left w:val="single" w:color="D9D9D9" w:sz="12" w:space="6"/>
-          <w:right w:val="single" w:color="D9D9D9" w:sz="6" w:space="4"/>
-        </w:pBdr>
-        <w:shd w:fill="F2F2F2" w:color="auto" w:val="clear"/>
-        <w:spacing w:after="200" w:line="264"/>
-      </w:pPr>
-      <w:r>
-        <w:rPr>
-          <w:rFonts w:ascii="Consolas" w:cs="Consolas" w:eastAsia="Consolas" w:hAnsi="Consolas"/>
-          <w:color w:val="333333"/>
-          <w:sz w:val="19"/>
-          <w:szCs w:val="19"/>
-        </w:rPr>
-        <w:t xml:space="preserve">   (header: algoritmo)   (payload: subject + datas)   (assinatura HMAC)</w:t>
+        <w:t xml:space="preserve">15. Erros comuns e checklist de depuração</w:t>
       </w:r>
     </w:p>
     <w:p>
@@ -501,7 +380,128 @@
           <w:sz w:val="22"/>
           <w:szCs w:val="22"/>
         </w:rPr>
-        <w:t xml:space="preserve">Header: informa o algoritmo usado para assinar (aqui, HS256).</w:t>
+        <w:t xml:space="preserve">16. Exercícios propostos</w:t>
+      </w:r>
+    </w:p>
+    <w:p>
+      <w:r>
+        <w:br w:type="page"/>
+      </w:r>
+    </w:p>
+    <w:p>
+      <w:pPr>
+        <w:pStyle w:val="Heading1"/>
+        <w:pBdr>
+          <w:bottom w:val="single" w:color="1F4E79" w:sz="6" w:space="4"/>
+        </w:pBdr>
+        <w:spacing w:after="160" w:before="380"/>
+      </w:pPr>
+      <w:r>
+        <w:rPr>
+          <w:rFonts w:ascii="Calibri" w:cs="Calibri" w:eastAsia="Calibri" w:hAnsi="Calibri"/>
+          <w:b/>
+          <w:bCs/>
+          <w:color w:val="1F4E79"/>
+          <w:sz w:val="30"/>
+          <w:szCs w:val="30"/>
+        </w:rPr>
+        <w:t xml:space="preserve">1. Por que JWT? Conceitos essenciais</w:t>
+      </w:r>
+    </w:p>
+    <w:p>
+      <w:pPr>
+        <w:spacing w:after="160" w:line="300"/>
+      </w:pPr>
+      <w:r>
+        <w:rPr>
+          <w:rFonts w:ascii="Calibri" w:cs="Calibri" w:eastAsia="Calibri" w:hAnsi="Calibri"/>
+          <w:sz w:val="22"/>
+          <w:szCs w:val="22"/>
+        </w:rPr>
+        <w:t xml:space="preserve">Em uma aplicação tradicional baseada em sessão, o servidor guarda em memória (ou em um banco) quem está autenticado, associando essa informação a um cookie de sessão. Isso funciona bem, mas exige que o servidor mantenha estado sobre cada usuário conectado.</w:t>
+      </w:r>
+    </w:p>
+    <w:p>
+      <w:pPr>
+        <w:spacing w:after="160" w:line="300"/>
+      </w:pPr>
+      <w:r>
+        <w:rPr>
+          <w:rFonts w:ascii="Calibri" w:cs="Calibri" w:eastAsia="Calibri" w:hAnsi="Calibri"/>
+          <w:sz w:val="22"/>
+          <w:szCs w:val="22"/>
+        </w:rPr>
+        <w:t xml:space="preserve">JWT (JSON Web Token) resolve o problema de outra forma: em vez do servidor guardar o estado, ele emite um token assinado digitalmente que contém as informações necessárias (normalmente, o e-mail/usuário e uma data de expiração). O cliente guarda esse token e o envia em toda requisição subsequente. O servidor apenas valida a assinatura do token — não precisa consultar nada em memória para saber "quem é esse usuário".</w:t>
+      </w:r>
+    </w:p>
+    <w:p>
+      <w:pPr>
+        <w:pStyle w:val="Heading3"/>
+        <w:spacing w:after="100" w:before="220"/>
+      </w:pPr>
+      <w:r>
+        <w:rPr>
+          <w:rFonts w:ascii="Calibri" w:cs="Calibri" w:eastAsia="Calibri" w:hAnsi="Calibri"/>
+          <w:b/>
+          <w:bCs/>
+          <w:color w:val="2E5F8A"/>
+          <w:sz w:val="21"/>
+          <w:szCs w:val="21"/>
+        </w:rPr>
+        <w:t xml:space="preserve">Estrutura de um token JWT</w:t>
+      </w:r>
+    </w:p>
+    <w:p>
+      <w:pPr>
+        <w:spacing w:after="160" w:line="300"/>
+      </w:pPr>
+      <w:r>
+        <w:rPr>
+          <w:rFonts w:ascii="Calibri" w:cs="Calibri" w:eastAsia="Calibri" w:hAnsi="Calibri"/>
+          <w:sz w:val="22"/>
+          <w:szCs w:val="22"/>
+        </w:rPr>
+        <w:t xml:space="preserve">Um JWT tem três partes separadas por ponto: cabeçalho.payload.assinatura. Exemplo (encurtado):</w:t>
+      </w:r>
+    </w:p>
+    <w:p>
+      <w:pPr>
+        <w:pBdr>
+          <w:top w:val="single" w:color="D9D9D9" w:sz="6" w:space="4"/>
+          <w:left w:val="single" w:color="D9D9D9" w:sz="12" w:space="6"/>
+          <w:right w:val="single" w:color="D9D9D9" w:sz="6" w:space="4"/>
+        </w:pBdr>
+        <w:shd w:fill="F2F2F2" w:color="auto" w:val="clear"/>
+        <w:spacing w:after="0" w:line="264"/>
+      </w:pPr>
+      <w:r>
+        <w:rPr>
+          <w:rFonts w:ascii="Consolas" w:cs="Consolas" w:eastAsia="Consolas" w:hAnsi="Consolas"/>
+          <w:color w:val="333333"/>
+          <w:sz w:val="19"/>
+          <w:szCs w:val="19"/>
+        </w:rPr>
+        <w:t xml:space="preserve">eyJhbGciOiJIUzI1NiJ9.eyJzdWIiOiJhbHVub0BpZnByLmVkdS5iciIsImlhdCI6...</w:t>
+      </w:r>
+    </w:p>
+    <w:p>
+      <w:pPr>
+        <w:pBdr>
+          <w:bottom w:val="single" w:color="D9D9D9" w:sz="6" w:space="4"/>
+          <w:left w:val="single" w:color="D9D9D9" w:sz="12" w:space="6"/>
+          <w:right w:val="single" w:color="D9D9D9" w:sz="6" w:space="4"/>
+        </w:pBdr>
+        <w:shd w:fill="F2F2F2" w:color="auto" w:val="clear"/>
+        <w:spacing w:after="200" w:line="264"/>
+      </w:pPr>
+      <w:r>
+        <w:rPr>
+          <w:rFonts w:ascii="Consolas" w:cs="Consolas" w:eastAsia="Consolas" w:hAnsi="Consolas"/>
+          <w:color w:val="333333"/>
+          <w:sz w:val="19"/>
+          <w:szCs w:val="19"/>
+        </w:rPr>
+        <w:t xml:space="preserve">   (header: algoritmo)   (payload: subject + datas)   (assinatura HMAC)</w:t>
       </w:r>
     </w:p>
     <w:p>
@@ -519,7 +519,7 @@
           <w:sz w:val="22"/>
           <w:szCs w:val="22"/>
         </w:rPr>
-        <w:t xml:space="preserve">Payload: contém os "claims" — no nosso caso, o e-mail do usuário (subject), a data de emissão e a data de expiração.</w:t>
+        <w:t xml:space="preserve">Header: informa o algoritmo usado para assinar (aqui, HS256).</w:t>
       </w:r>
     </w:p>
     <w:p>
@@ -537,6 +537,24 @@
           <w:sz w:val="22"/>
           <w:szCs w:val="22"/>
         </w:rPr>
+        <w:t xml:space="preserve">Payload: contém os "claims" — no nosso caso, o e-mail do usuário (subject), a data de emissão e a data de expiração.</w:t>
+      </w:r>
+    </w:p>
+    <w:p>
+      <w:pPr>
+        <w:pStyle w:val="ListParagraph"/>
+        <w:numPr>
+          <w:ilvl w:val="0"/>
+          <w:numId w:val="2"/>
+        </w:numPr>
+        <w:spacing w:after="90" w:line="280"/>
+      </w:pPr>
+      <w:r>
+        <w:rPr>
+          <w:rFonts w:ascii="Calibri" w:cs="Calibri" w:eastAsia="Calibri" w:hAnsi="Calibri"/>
+          <w:sz w:val="22"/>
+          <w:szCs w:val="22"/>
+        </w:rPr>
         <w:t xml:space="preserve">Assinatura: um HMAC calculado com uma chave secreta, conhecida apenas pelo servidor. É o que garante que o token não foi alterado.</w:t>
       </w:r>
     </w:p>
@@ -844,6 +862,36 @@
           <w:szCs w:val="21"/>
         </w:rPr>
         <w:t xml:space="preserve">como não existe sessão, esse processo de validar o token se repete em TODA requisição. O servidor nunca "lembra" o usuário entre uma chamada e outra — ele apenas revalida o token toda vez.</w:t>
+      </w:r>
+    </w:p>
+    <w:p>
+      <w:pPr>
+        <w:pStyle w:val="Heading3"/>
+        <w:spacing w:after="100" w:before="220"/>
+      </w:pPr>
+      <w:r>
+        <w:rPr>
+          <w:rFonts w:ascii="Calibri" w:cs="Calibri" w:eastAsia="Calibri" w:hAnsi="Calibri"/>
+          <w:b/>
+          <w:bCs/>
+          <w:color w:val="2E5F8A"/>
+          <w:sz w:val="21"/>
+          <w:szCs w:val="21"/>
+        </w:rPr>
+        <w:t xml:space="preserve">2.3 E quando o access token expira?</w:t>
+      </w:r>
+    </w:p>
+    <w:p>
+      <w:pPr>
+        <w:spacing w:after="160" w:line="300"/>
+      </w:pPr>
+      <w:r>
+        <w:rPr>
+          <w:rFonts w:ascii="Calibri" w:cs="Calibri" w:eastAsia="Calibri" w:hAnsi="Calibri"/>
+          <w:sz w:val="22"/>
+          <w:szCs w:val="22"/>
+        </w:rPr>
+        <w:t xml:space="preserve">Em vez de mandar o usuário logar de novo a cada ~16 minutos, o backend também emite um refresh token — de vida bem mais longa, guardado em um cookie que o JavaScript nunca consegue ler. Quando uma requisição volta com 401, o frontend troca esse refresh token por um access token novo, de forma automática e invisível para quem está usando o sistema. Esse mecanismo completo está detalhado na seção 11.</w:t>
       </w:r>
     </w:p>
     <w:p>
@@ -4639,7 +4687,7 @@
           <w:sz w:val="21"/>
           <w:szCs w:val="21"/>
         </w:rPr>
-        <w:t xml:space="preserve">essa anotação na classe habilita o uso de @PreAuthorize/@PostAuthorize em métodos de controllers e services — útil para os exercícios de autorização por perfil (seção 15).</w:t>
+        <w:t xml:space="preserve">essa anotação na classe habilita o uso de @PreAuthorize/@PostAuthorize em métodos de controllers e services — útil para os exercícios de autorização por perfil (seção 16).</w:t>
       </w:r>
     </w:p>
     <w:p>
@@ -4672,7 +4720,7 @@
           <w:sz w:val="22"/>
           <w:szCs w:val="22"/>
         </w:rPr>
-        <w:t xml:space="preserve">Para não expor a entidade Usuario diretamente na API de login (e para não misturar entrada e saída no mesmo objeto), foram criados dois DTOs simples:</w:t>
+        <w:t xml:space="preserve">Para não expor a entidade Usuario diretamente na API de login (e para não misturar entrada e saída no mesmo objeto), foram criados DTOs simples:</w:t>
       </w:r>
     </w:p>
     <w:p>
@@ -4787,7 +4835,7 @@
           <w:sz w:val="19"/>
           <w:szCs w:val="19"/>
         </w:rPr>
-        <w:t xml:space="preserve">public class UsuarioAutenticacaoDTO { // o que o backend DEVOLVE</w:t>
+        <w:t xml:space="preserve">public class UsuarioAutenticacaoDTO { // o que o backend DEVOLVE NO CORPO</w:t>
       </w:r>
     </w:p>
     <w:p>
@@ -4844,7 +4892,102 @@
           <w:sz w:val="19"/>
           <w:szCs w:val="19"/>
         </w:rPr>
-        <w:t xml:space="preserve">    private String token;</w:t>
+        <w:t xml:space="preserve">    private String token;      // access token</w:t>
+      </w:r>
+    </w:p>
+    <w:p>
+      <w:pPr>
+        <w:pBdr>
+          <w:left w:val="single" w:color="D9D9D9" w:sz="12" w:space="6"/>
+          <w:right w:val="single" w:color="D9D9D9" w:sz="6" w:space="4"/>
+        </w:pBdr>
+        <w:shd w:fill="F2F2F2" w:color="auto" w:val="clear"/>
+        <w:spacing w:after="0" w:line="264"/>
+      </w:pPr>
+      <w:r>
+        <w:rPr>
+          <w:rFonts w:ascii="Consolas" w:cs="Consolas" w:eastAsia="Consolas" w:hAnsi="Consolas"/>
+          <w:color w:val="333333"/>
+          <w:sz w:val="19"/>
+          <w:szCs w:val="19"/>
+        </w:rPr>
+        <w:t xml:space="preserve">}</w:t>
+      </w:r>
+    </w:p>
+    <w:p>
+      <w:pPr>
+        <w:pBdr>
+          <w:left w:val="single" w:color="D9D9D9" w:sz="12" w:space="6"/>
+          <w:right w:val="single" w:color="D9D9D9" w:sz="6" w:space="4"/>
+        </w:pBdr>
+        <w:shd w:fill="F2F2F2" w:color="auto" w:val="clear"/>
+        <w:spacing w:after="0" w:line="264"/>
+      </w:pPr>
+      <w:r>
+        <w:rPr>
+          <w:rFonts w:ascii="Consolas" w:cs="Consolas" w:eastAsia="Consolas" w:hAnsi="Consolas"/>
+          <w:color w:val="333333"/>
+          <w:sz w:val="19"/>
+          <w:szCs w:val="19"/>
+        </w:rPr>
+        <w:t xml:space="preserve"> </w:t>
+      </w:r>
+    </w:p>
+    <w:p>
+      <w:pPr>
+        <w:pBdr>
+          <w:left w:val="single" w:color="D9D9D9" w:sz="12" w:space="6"/>
+          <w:right w:val="single" w:color="D9D9D9" w:sz="6" w:space="4"/>
+        </w:pBdr>
+        <w:shd w:fill="F2F2F2" w:color="auto" w:val="clear"/>
+        <w:spacing w:after="0" w:line="264"/>
+      </w:pPr>
+      <w:r>
+        <w:rPr>
+          <w:rFonts w:ascii="Consolas" w:cs="Consolas" w:eastAsia="Consolas" w:hAnsi="Consolas"/>
+          <w:color w:val="333333"/>
+          <w:sz w:val="19"/>
+          <w:szCs w:val="19"/>
+        </w:rPr>
+        <w:t xml:space="preserve">// carrega o resultado do login internamente, sem misturar</w:t>
+      </w:r>
+    </w:p>
+    <w:p>
+      <w:pPr>
+        <w:pBdr>
+          <w:left w:val="single" w:color="D9D9D9" w:sz="12" w:space="6"/>
+          <w:right w:val="single" w:color="D9D9D9" w:sz="6" w:space="4"/>
+        </w:pBdr>
+        <w:shd w:fill="F2F2F2" w:color="auto" w:val="clear"/>
+        <w:spacing w:after="0" w:line="264"/>
+      </w:pPr>
+      <w:r>
+        <w:rPr>
+          <w:rFonts w:ascii="Consolas" w:cs="Consolas" w:eastAsia="Consolas" w:hAnsi="Consolas"/>
+          <w:color w:val="333333"/>
+          <w:sz w:val="19"/>
+          <w:szCs w:val="19"/>
+        </w:rPr>
+        <w:t xml:space="preserve">// o que vai no corpo (JSON) com o que vai no cookie</w:t>
+      </w:r>
+    </w:p>
+    <w:p>
+      <w:pPr>
+        <w:pBdr>
+          <w:left w:val="single" w:color="D9D9D9" w:sz="12" w:space="6"/>
+          <w:right w:val="single" w:color="D9D9D9" w:sz="6" w:space="4"/>
+        </w:pBdr>
+        <w:shd w:fill="F2F2F2" w:color="auto" w:val="clear"/>
+        <w:spacing w:after="0" w:line="264"/>
+      </w:pPr>
+      <w:r>
+        <w:rPr>
+          <w:rFonts w:ascii="Consolas" w:cs="Consolas" w:eastAsia="Consolas" w:hAnsi="Consolas"/>
+          <w:color w:val="333333"/>
+          <w:sz w:val="19"/>
+          <w:szCs w:val="19"/>
+        </w:rPr>
+        <w:t xml:space="preserve">public record AutenticacaoResultado(</w:t>
       </w:r>
     </w:p>
     <w:p>
@@ -4864,7 +5007,39 @@
           <w:sz w:val="19"/>
           <w:szCs w:val="19"/>
         </w:rPr>
-        <w:t xml:space="preserve">}</w:t>
+        <w:t xml:space="preserve">    UsuarioAutenticacaoDTO dados, String refreshToken) {}</w:t>
+      </w:r>
+    </w:p>
+    <w:p>
+      <w:pPr>
+        <w:pBdr>
+          <w:top w:val="single" w:color="E8C547" w:sz="4" w:space="4"/>
+          <w:bottom w:val="single" w:color="E8C547" w:sz="4" w:space="4"/>
+          <w:left w:val="single" w:color="E8C547" w:sz="18" w:space="8"/>
+          <w:right w:val="single" w:color="E8C547" w:sz="4" w:space="4"/>
+        </w:pBdr>
+        <w:shd w:fill="FFF4CE" w:color="auto" w:val="clear"/>
+        <w:spacing w:after="240" w:before="120" w:line="280"/>
+      </w:pPr>
+      <w:r>
+        <w:rPr>
+          <w:rFonts w:ascii="Calibri" w:cs="Calibri" w:eastAsia="Calibri" w:hAnsi="Calibri"/>
+          <w:b/>
+          <w:bCs/>
+          <w:color w:val="7A5B00"/>
+          <w:sz w:val="21"/>
+          <w:szCs w:val="21"/>
+        </w:rPr>
+        <w:t xml:space="preserve">Por que um record separado, em vez de colocar o refreshToken dentro de UsuarioAutenticacaoDTO?  </w:t>
+      </w:r>
+      <w:r>
+        <w:rPr>
+          <w:rFonts w:ascii="Calibri" w:cs="Calibri" w:eastAsia="Calibri" w:hAnsi="Calibri"/>
+          <w:color w:val="594100"/>
+          <w:sz w:val="21"/>
+          <w:szCs w:val="21"/>
+        </w:rPr>
+        <w:t xml:space="preserve">porque UsuarioAutenticacaoDTO é serializado para JSON e devolvido ao cliente. Se o refresh token fosse um campo dela, ele apareceria no corpo da resposta — e o JavaScript do navegador conseguiria lê-lo, perdendo toda a proteção do cookie httpOnly (que veremos na seção 11). O AutenticacaoResultado existe só para o Controller conseguir separar as duas coisas: o DTO vai na resposta, o refreshToken vira um cookie.</w:t>
       </w:r>
     </w:p>
     <w:p>
@@ -4901,7 +5076,7 @@
           <w:sz w:val="19"/>
           <w:szCs w:val="19"/>
         </w:rPr>
-        <w:t xml:space="preserve">public UsuarioAutenticacaoDTO autenticar(UsuarioRequisicaoDTO usuario) {</w:t>
+        <w:t xml:space="preserve">public AutenticacaoResultado autenticar(UsuarioRequisicaoDTO usuario) {</w:t>
       </w:r>
     </w:p>
     <w:p>
@@ -5053,83 +5228,45 @@
           <w:sz w:val="19"/>
           <w:szCs w:val="19"/>
         </w:rPr>
-        <w:t xml:space="preserve">    UsuarioAutenticacaoDTO dto = new UsuarioAutenticacaoDTO();</w:t>
-      </w:r>
-    </w:p>
-    <w:p>
-      <w:pPr>
-        <w:pBdr>
-          <w:left w:val="single" w:color="D9D9D9" w:sz="12" w:space="6"/>
-          <w:right w:val="single" w:color="D9D9D9" w:sz="6" w:space="4"/>
-        </w:pBdr>
-        <w:shd w:fill="F2F2F2" w:color="auto" w:val="clear"/>
-        <w:spacing w:after="0" w:line="264"/>
-      </w:pPr>
-      <w:r>
-        <w:rPr>
-          <w:rFonts w:ascii="Consolas" w:cs="Consolas" w:eastAsia="Consolas" w:hAnsi="Consolas"/>
-          <w:color w:val="333333"/>
-          <w:sz w:val="19"/>
-          <w:szCs w:val="19"/>
-        </w:rPr>
-        <w:t xml:space="preserve">    dto.setEmail(usuarioBanco.getEmail());</w:t>
-      </w:r>
-    </w:p>
-    <w:p>
-      <w:pPr>
-        <w:pBdr>
-          <w:left w:val="single" w:color="D9D9D9" w:sz="12" w:space="6"/>
-          <w:right w:val="single" w:color="D9D9D9" w:sz="6" w:space="4"/>
-        </w:pBdr>
-        <w:shd w:fill="F2F2F2" w:color="auto" w:val="clear"/>
-        <w:spacing w:after="0" w:line="264"/>
-      </w:pPr>
-      <w:r>
-        <w:rPr>
-          <w:rFonts w:ascii="Consolas" w:cs="Consolas" w:eastAsia="Consolas" w:hAnsi="Consolas"/>
-          <w:color w:val="333333"/>
-          <w:sz w:val="19"/>
-          <w:szCs w:val="19"/>
-        </w:rPr>
-        <w:t xml:space="preserve">    dto.setNome(usuarioBanco.getNome());</w:t>
-      </w:r>
-    </w:p>
-    <w:p>
-      <w:pPr>
-        <w:pBdr>
-          <w:left w:val="single" w:color="D9D9D9" w:sz="12" w:space="6"/>
-          <w:right w:val="single" w:color="D9D9D9" w:sz="6" w:space="4"/>
-        </w:pBdr>
-        <w:shd w:fill="F2F2F2" w:color="auto" w:val="clear"/>
-        <w:spacing w:after="0" w:line="264"/>
-      </w:pPr>
-      <w:r>
-        <w:rPr>
-          <w:rFonts w:ascii="Consolas" w:cs="Consolas" w:eastAsia="Consolas" w:hAnsi="Consolas"/>
-          <w:color w:val="333333"/>
-          <w:sz w:val="19"/>
-          <w:szCs w:val="19"/>
-        </w:rPr>
-        <w:t xml:space="preserve">    dto.setToken(jwtService.generateToken(authentication.getName()));</w:t>
-      </w:r>
-    </w:p>
-    <w:p>
-      <w:pPr>
-        <w:pBdr>
-          <w:left w:val="single" w:color="D9D9D9" w:sz="12" w:space="6"/>
-          <w:right w:val="single" w:color="D9D9D9" w:sz="6" w:space="4"/>
-        </w:pBdr>
-        <w:shd w:fill="F2F2F2" w:color="auto" w:val="clear"/>
-        <w:spacing w:after="0" w:line="264"/>
-      </w:pPr>
-      <w:r>
-        <w:rPr>
-          <w:rFonts w:ascii="Consolas" w:cs="Consolas" w:eastAsia="Consolas" w:hAnsi="Consolas"/>
-          <w:color w:val="333333"/>
-          <w:sz w:val="19"/>
-          <w:szCs w:val="19"/>
-        </w:rPr>
-        <w:t xml:space="preserve">    return dto;</w:t>
+        <w:t xml:space="preserve">    RefreshToken refreshToken = refreshTokenService.criar(usuarioBanco);</w:t>
+      </w:r>
+    </w:p>
+    <w:p>
+      <w:pPr>
+        <w:pBdr>
+          <w:left w:val="single" w:color="D9D9D9" w:sz="12" w:space="6"/>
+          <w:right w:val="single" w:color="D9D9D9" w:sz="6" w:space="4"/>
+        </w:pBdr>
+        <w:shd w:fill="F2F2F2" w:color="auto" w:val="clear"/>
+        <w:spacing w:after="0" w:line="264"/>
+      </w:pPr>
+      <w:r>
+        <w:rPr>
+          <w:rFonts w:ascii="Consolas" w:cs="Consolas" w:eastAsia="Consolas" w:hAnsi="Consolas"/>
+          <w:color w:val="333333"/>
+          <w:sz w:val="19"/>
+          <w:szCs w:val="19"/>
+        </w:rPr>
+        <w:t xml:space="preserve"> </w:t>
+      </w:r>
+    </w:p>
+    <w:p>
+      <w:pPr>
+        <w:pBdr>
+          <w:left w:val="single" w:color="D9D9D9" w:sz="12" w:space="6"/>
+          <w:right w:val="single" w:color="D9D9D9" w:sz="6" w:space="4"/>
+        </w:pBdr>
+        <w:shd w:fill="F2F2F2" w:color="auto" w:val="clear"/>
+        <w:spacing w:after="0" w:line="264"/>
+      </w:pPr>
+      <w:r>
+        <w:rPr>
+          <w:rFonts w:ascii="Consolas" w:cs="Consolas" w:eastAsia="Consolas" w:hAnsi="Consolas"/>
+          <w:color w:val="333333"/>
+          <w:sz w:val="19"/>
+          <w:szCs w:val="19"/>
+        </w:rPr>
+        <w:t xml:space="preserve">    return montarResultado(usuarioBanco, authentication.getName(), refreshToken);</w:t>
       </w:r>
     </w:p>
     <w:p>
@@ -5162,7 +5299,7 @@
           <w:sz w:val="22"/>
           <w:szCs w:val="22"/>
         </w:rPr>
-        <w:t xml:space="preserve">A chamada authenticationManager.authenticate(...) é onde a "mágica" acontece: por trás dos panos, o Spring Security chama usuarioService.loadUserByUsername(email), pega o hash salvo e usa o PasswordEncoder para comparar com a senha informada. Se não bater, ele lança uma BadCredentialsException automaticamente — não precisamos verificar isso manualmente.</w:t>
+        <w:t xml:space="preserve">A chamada authenticationManager.authenticate(...) é onde a "mágica" acontece: por trás dos panos, o Spring Security chama usuarioService.loadUserByUsername(email), pega o hash salvo e usa o PasswordEncoder para comparar com a senha informada. Se não bater, ele lança uma BadCredentialsException automaticamente — não precisamos verificar isso manualmente. Depois de autenticar, já criamos também o refresh token (seção 11) — login sempre entrega os dois tokens juntos.</w:t>
       </w:r>
     </w:p>
     <w:p>
@@ -5199,159 +5336,102 @@
           <w:sz w:val="19"/>
           <w:szCs w:val="19"/>
         </w:rPr>
-        <w:t xml:space="preserve">@RestController</w:t>
-      </w:r>
-    </w:p>
-    <w:p>
-      <w:pPr>
-        <w:pBdr>
-          <w:left w:val="single" w:color="D9D9D9" w:sz="12" w:space="6"/>
-          <w:right w:val="single" w:color="D9D9D9" w:sz="6" w:space="4"/>
-        </w:pBdr>
-        <w:shd w:fill="F2F2F2" w:color="auto" w:val="clear"/>
-        <w:spacing w:after="0" w:line="264"/>
-      </w:pPr>
-      <w:r>
-        <w:rPr>
-          <w:rFonts w:ascii="Consolas" w:cs="Consolas" w:eastAsia="Consolas" w:hAnsi="Consolas"/>
-          <w:color w:val="333333"/>
-          <w:sz w:val="19"/>
-          <w:szCs w:val="19"/>
-        </w:rPr>
-        <w:t xml:space="preserve">@RequestMapping("/autenticacao")</w:t>
-      </w:r>
-    </w:p>
-    <w:p>
-      <w:pPr>
-        <w:pBdr>
-          <w:left w:val="single" w:color="D9D9D9" w:sz="12" w:space="6"/>
-          <w:right w:val="single" w:color="D9D9D9" w:sz="6" w:space="4"/>
-        </w:pBdr>
-        <w:shd w:fill="F2F2F2" w:color="auto" w:val="clear"/>
-        <w:spacing w:after="0" w:line="264"/>
-      </w:pPr>
-      <w:r>
-        <w:rPr>
-          <w:rFonts w:ascii="Consolas" w:cs="Consolas" w:eastAsia="Consolas" w:hAnsi="Consolas"/>
-          <w:color w:val="333333"/>
-          <w:sz w:val="19"/>
-          <w:szCs w:val="19"/>
-        </w:rPr>
-        <w:t xml:space="preserve">public class AutenticacaoController {</w:t>
-      </w:r>
-    </w:p>
-    <w:p>
-      <w:pPr>
-        <w:pBdr>
-          <w:left w:val="single" w:color="D9D9D9" w:sz="12" w:space="6"/>
-          <w:right w:val="single" w:color="D9D9D9" w:sz="6" w:space="4"/>
-        </w:pBdr>
-        <w:shd w:fill="F2F2F2" w:color="auto" w:val="clear"/>
-        <w:spacing w:after="0" w:line="264"/>
-      </w:pPr>
-      <w:r>
-        <w:rPr>
-          <w:rFonts w:ascii="Consolas" w:cs="Consolas" w:eastAsia="Consolas" w:hAnsi="Consolas"/>
-          <w:color w:val="333333"/>
-          <w:sz w:val="19"/>
-          <w:szCs w:val="19"/>
-        </w:rPr>
-        <w:t xml:space="preserve"> </w:t>
-      </w:r>
-    </w:p>
-    <w:p>
-      <w:pPr>
-        <w:pBdr>
-          <w:left w:val="single" w:color="D9D9D9" w:sz="12" w:space="6"/>
-          <w:right w:val="single" w:color="D9D9D9" w:sz="6" w:space="4"/>
-        </w:pBdr>
-        <w:shd w:fill="F2F2F2" w:color="auto" w:val="clear"/>
-        <w:spacing w:after="0" w:line="264"/>
-      </w:pPr>
-      <w:r>
-        <w:rPr>
-          <w:rFonts w:ascii="Consolas" w:cs="Consolas" w:eastAsia="Consolas" w:hAnsi="Consolas"/>
-          <w:color w:val="333333"/>
-          <w:sz w:val="19"/>
-          <w:szCs w:val="19"/>
-        </w:rPr>
-        <w:t xml:space="preserve">    @PostMapping("/login")</w:t>
-      </w:r>
-    </w:p>
-    <w:p>
-      <w:pPr>
-        <w:pBdr>
-          <w:left w:val="single" w:color="D9D9D9" w:sz="12" w:space="6"/>
-          <w:right w:val="single" w:color="D9D9D9" w:sz="6" w:space="4"/>
-        </w:pBdr>
-        <w:shd w:fill="F2F2F2" w:color="auto" w:val="clear"/>
-        <w:spacing w:after="0" w:line="264"/>
-      </w:pPr>
-      <w:r>
-        <w:rPr>
-          <w:rFonts w:ascii="Consolas" w:cs="Consolas" w:eastAsia="Consolas" w:hAnsi="Consolas"/>
-          <w:color w:val="333333"/>
-          <w:sz w:val="19"/>
-          <w:szCs w:val="19"/>
-        </w:rPr>
-        <w:t xml:space="preserve">    public ResponseEntity&lt;UsuarioAutenticacaoDTO&gt; login(</w:t>
-      </w:r>
-    </w:p>
-    <w:p>
-      <w:pPr>
-        <w:pBdr>
-          <w:left w:val="single" w:color="D9D9D9" w:sz="12" w:space="6"/>
-          <w:right w:val="single" w:color="D9D9D9" w:sz="6" w:space="4"/>
-        </w:pBdr>
-        <w:shd w:fill="F2F2F2" w:color="auto" w:val="clear"/>
-        <w:spacing w:after="0" w:line="264"/>
-      </w:pPr>
-      <w:r>
-        <w:rPr>
-          <w:rFonts w:ascii="Consolas" w:cs="Consolas" w:eastAsia="Consolas" w:hAnsi="Consolas"/>
-          <w:color w:val="333333"/>
-          <w:sz w:val="19"/>
-          <w:szCs w:val="19"/>
-        </w:rPr>
-        <w:t xml:space="preserve">            @RequestBody UsuarioRequisicaoDTO usuario) {</w:t>
-      </w:r>
-    </w:p>
-    <w:p>
-      <w:pPr>
-        <w:pBdr>
-          <w:left w:val="single" w:color="D9D9D9" w:sz="12" w:space="6"/>
-          <w:right w:val="single" w:color="D9D9D9" w:sz="6" w:space="4"/>
-        </w:pBdr>
-        <w:shd w:fill="F2F2F2" w:color="auto" w:val="clear"/>
-        <w:spacing w:after="0" w:line="264"/>
-      </w:pPr>
-      <w:r>
-        <w:rPr>
-          <w:rFonts w:ascii="Consolas" w:cs="Consolas" w:eastAsia="Consolas" w:hAnsi="Consolas"/>
-          <w:color w:val="333333"/>
-          <w:sz w:val="19"/>
-          <w:szCs w:val="19"/>
-        </w:rPr>
-        <w:t xml:space="preserve">        return ResponseEntity.ok(autenticacaoService.autenticar(usuario));</w:t>
-      </w:r>
-    </w:p>
-    <w:p>
-      <w:pPr>
-        <w:pBdr>
-          <w:left w:val="single" w:color="D9D9D9" w:sz="12" w:space="6"/>
-          <w:right w:val="single" w:color="D9D9D9" w:sz="6" w:space="4"/>
-        </w:pBdr>
-        <w:shd w:fill="F2F2F2" w:color="auto" w:val="clear"/>
-        <w:spacing w:after="0" w:line="264"/>
-      </w:pPr>
-      <w:r>
-        <w:rPr>
-          <w:rFonts w:ascii="Consolas" w:cs="Consolas" w:eastAsia="Consolas" w:hAnsi="Consolas"/>
-          <w:color w:val="333333"/>
-          <w:sz w:val="19"/>
-          <w:szCs w:val="19"/>
-        </w:rPr>
-        <w:t xml:space="preserve">    }</w:t>
+        <w:t xml:space="preserve">@PostMapping("/login")</w:t>
+      </w:r>
+    </w:p>
+    <w:p>
+      <w:pPr>
+        <w:pBdr>
+          <w:left w:val="single" w:color="D9D9D9" w:sz="12" w:space="6"/>
+          <w:right w:val="single" w:color="D9D9D9" w:sz="6" w:space="4"/>
+        </w:pBdr>
+        <w:shd w:fill="F2F2F2" w:color="auto" w:val="clear"/>
+        <w:spacing w:after="0" w:line="264"/>
+      </w:pPr>
+      <w:r>
+        <w:rPr>
+          <w:rFonts w:ascii="Consolas" w:cs="Consolas" w:eastAsia="Consolas" w:hAnsi="Consolas"/>
+          <w:color w:val="333333"/>
+          <w:sz w:val="19"/>
+          <w:szCs w:val="19"/>
+        </w:rPr>
+        <w:t xml:space="preserve">public ResponseEntity&lt;UsuarioAutenticacaoDTO&gt; login(</w:t>
+      </w:r>
+    </w:p>
+    <w:p>
+      <w:pPr>
+        <w:pBdr>
+          <w:left w:val="single" w:color="D9D9D9" w:sz="12" w:space="6"/>
+          <w:right w:val="single" w:color="D9D9D9" w:sz="6" w:space="4"/>
+        </w:pBdr>
+        <w:shd w:fill="F2F2F2" w:color="auto" w:val="clear"/>
+        <w:spacing w:after="0" w:line="264"/>
+      </w:pPr>
+      <w:r>
+        <w:rPr>
+          <w:rFonts w:ascii="Consolas" w:cs="Consolas" w:eastAsia="Consolas" w:hAnsi="Consolas"/>
+          <w:color w:val="333333"/>
+          <w:sz w:val="19"/>
+          <w:szCs w:val="19"/>
+        </w:rPr>
+        <w:t xml:space="preserve">        @RequestBody UsuarioRequisicaoDTO usuario, HttpServletResponse response) {</w:t>
+      </w:r>
+    </w:p>
+    <w:p>
+      <w:pPr>
+        <w:pBdr>
+          <w:left w:val="single" w:color="D9D9D9" w:sz="12" w:space="6"/>
+          <w:right w:val="single" w:color="D9D9D9" w:sz="6" w:space="4"/>
+        </w:pBdr>
+        <w:shd w:fill="F2F2F2" w:color="auto" w:val="clear"/>
+        <w:spacing w:after="0" w:line="264"/>
+      </w:pPr>
+      <w:r>
+        <w:rPr>
+          <w:rFonts w:ascii="Consolas" w:cs="Consolas" w:eastAsia="Consolas" w:hAnsi="Consolas"/>
+          <w:color w:val="333333"/>
+          <w:sz w:val="19"/>
+          <w:szCs w:val="19"/>
+        </w:rPr>
+        <w:t xml:space="preserve">    AutenticacaoResultado resultado = autenticacaoService.autenticar(usuario);</w:t>
+      </w:r>
+    </w:p>
+    <w:p>
+      <w:pPr>
+        <w:pBdr>
+          <w:left w:val="single" w:color="D9D9D9" w:sz="12" w:space="6"/>
+          <w:right w:val="single" w:color="D9D9D9" w:sz="6" w:space="4"/>
+        </w:pBdr>
+        <w:shd w:fill="F2F2F2" w:color="auto" w:val="clear"/>
+        <w:spacing w:after="0" w:line="264"/>
+      </w:pPr>
+      <w:r>
+        <w:rPr>
+          <w:rFonts w:ascii="Consolas" w:cs="Consolas" w:eastAsia="Consolas" w:hAnsi="Consolas"/>
+          <w:color w:val="333333"/>
+          <w:sz w:val="19"/>
+          <w:szCs w:val="19"/>
+        </w:rPr>
+        <w:t xml:space="preserve">    adicionarCookieRefreshToken(response, resultado.refreshToken());</w:t>
+      </w:r>
+    </w:p>
+    <w:p>
+      <w:pPr>
+        <w:pBdr>
+          <w:left w:val="single" w:color="D9D9D9" w:sz="12" w:space="6"/>
+          <w:right w:val="single" w:color="D9D9D9" w:sz="6" w:space="4"/>
+        </w:pBdr>
+        <w:shd w:fill="F2F2F2" w:color="auto" w:val="clear"/>
+        <w:spacing w:after="0" w:line="264"/>
+      </w:pPr>
+      <w:r>
+        <w:rPr>
+          <w:rFonts w:ascii="Consolas" w:cs="Consolas" w:eastAsia="Consolas" w:hAnsi="Consolas"/>
+          <w:color w:val="333333"/>
+          <w:sz w:val="19"/>
+          <w:szCs w:val="19"/>
+        </w:rPr>
+        <w:t xml:space="preserve">    return ResponseEntity.ok(resultado.dados());</w:t>
       </w:r>
     </w:p>
     <w:p>
@@ -5372,6 +5452,19 @@
           <w:szCs w:val="19"/>
         </w:rPr>
         <w:t xml:space="preserve">}</w:t>
+      </w:r>
+    </w:p>
+    <w:p>
+      <w:pPr>
+        <w:spacing w:after="160" w:line="300"/>
+      </w:pPr>
+      <w:r>
+        <w:rPr>
+          <w:rFonts w:ascii="Calibri" w:cs="Calibri" w:eastAsia="Calibri" w:hAnsi="Calibri"/>
+          <w:sz w:val="22"/>
+          <w:szCs w:val="22"/>
+        </w:rPr>
+        <w:t xml:space="preserve">Note que o método devolve ResponseEntity&lt;UsuarioAutenticacaoDTO&gt; — só o DTO público vai no corpo da resposta. O refreshToken sai por outro caminho: adicionarCookieRefreshToken grava um cabeçalho Set-Cookie na resposta, como veremos a seguir.</w:t>
       </w:r>
     </w:p>
     <w:p>
@@ -5391,7 +5484,7 @@
           <w:sz w:val="30"/>
           <w:szCs w:val="30"/>
         </w:rPr>
-        <w:t xml:space="preserve">11. AuthUsuarioProvider: descobrindo quem está logado</w:t>
+        <w:t xml:space="preserve">11. Refresh token em cookie httpOnly</w:t>
       </w:r>
     </w:p>
     <w:p>
@@ -5404,242 +5497,34 @@
           <w:sz w:val="22"/>
           <w:szCs w:val="22"/>
         </w:rPr>
-        <w:t xml:space="preserve">Depois que o JwtFiltroAutenticacao autentica a requisição, qualquer parte do backend pode descobrir quem é o usuário autenticado através do SecurityContextHolder. O AuthUsuarioProvider encapsula essa consulta em um método reutilizável:</w:t>
-      </w:r>
-    </w:p>
-    <w:p>
-      <w:pPr>
-        <w:pBdr>
-          <w:top w:val="single" w:color="D9D9D9" w:sz="6" w:space="4"/>
-          <w:left w:val="single" w:color="D9D9D9" w:sz="12" w:space="6"/>
-          <w:right w:val="single" w:color="D9D9D9" w:sz="6" w:space="4"/>
-        </w:pBdr>
-        <w:shd w:fill="F2F2F2" w:color="auto" w:val="clear"/>
-        <w:spacing w:after="0" w:line="264"/>
-      </w:pPr>
-      <w:r>
-        <w:rPr>
-          <w:rFonts w:ascii="Consolas" w:cs="Consolas" w:eastAsia="Consolas" w:hAnsi="Consolas"/>
-          <w:color w:val="333333"/>
-          <w:sz w:val="19"/>
-          <w:szCs w:val="19"/>
-        </w:rPr>
-        <w:t xml:space="preserve">@Component</w:t>
-      </w:r>
-    </w:p>
-    <w:p>
-      <w:pPr>
-        <w:pBdr>
-          <w:left w:val="single" w:color="D9D9D9" w:sz="12" w:space="6"/>
-          <w:right w:val="single" w:color="D9D9D9" w:sz="6" w:space="4"/>
-        </w:pBdr>
-        <w:shd w:fill="F2F2F2" w:color="auto" w:val="clear"/>
-        <w:spacing w:after="0" w:line="264"/>
-      </w:pPr>
-      <w:r>
-        <w:rPr>
-          <w:rFonts w:ascii="Consolas" w:cs="Consolas" w:eastAsia="Consolas" w:hAnsi="Consolas"/>
-          <w:color w:val="333333"/>
-          <w:sz w:val="19"/>
-          <w:szCs w:val="19"/>
-        </w:rPr>
-        <w:t xml:space="preserve">public class AuthUsuarioProvider {</w:t>
-      </w:r>
-    </w:p>
-    <w:p>
-      <w:pPr>
-        <w:pBdr>
-          <w:left w:val="single" w:color="D9D9D9" w:sz="12" w:space="6"/>
-          <w:right w:val="single" w:color="D9D9D9" w:sz="6" w:space="4"/>
-        </w:pBdr>
-        <w:shd w:fill="F2F2F2" w:color="auto" w:val="clear"/>
-        <w:spacing w:after="0" w:line="264"/>
-      </w:pPr>
-      <w:r>
-        <w:rPr>
-          <w:rFonts w:ascii="Consolas" w:cs="Consolas" w:eastAsia="Consolas" w:hAnsi="Consolas"/>
-          <w:color w:val="333333"/>
-          <w:sz w:val="19"/>
-          <w:szCs w:val="19"/>
-        </w:rPr>
-        <w:t xml:space="preserve"> </w:t>
-      </w:r>
-    </w:p>
-    <w:p>
-      <w:pPr>
-        <w:pBdr>
-          <w:left w:val="single" w:color="D9D9D9" w:sz="12" w:space="6"/>
-          <w:right w:val="single" w:color="D9D9D9" w:sz="6" w:space="4"/>
-        </w:pBdr>
-        <w:shd w:fill="F2F2F2" w:color="auto" w:val="clear"/>
-        <w:spacing w:after="0" w:line="264"/>
-      </w:pPr>
-      <w:r>
-        <w:rPr>
-          <w:rFonts w:ascii="Consolas" w:cs="Consolas" w:eastAsia="Consolas" w:hAnsi="Consolas"/>
-          <w:color w:val="333333"/>
-          <w:sz w:val="19"/>
-          <w:szCs w:val="19"/>
-        </w:rPr>
-        <w:t xml:space="preserve">    public Usuario getUsuarioAutenticado() {</w:t>
-      </w:r>
-    </w:p>
-    <w:p>
-      <w:pPr>
-        <w:pBdr>
-          <w:left w:val="single" w:color="D9D9D9" w:sz="12" w:space="6"/>
-          <w:right w:val="single" w:color="D9D9D9" w:sz="6" w:space="4"/>
-        </w:pBdr>
-        <w:shd w:fill="F2F2F2" w:color="auto" w:val="clear"/>
-        <w:spacing w:after="0" w:line="264"/>
-      </w:pPr>
-      <w:r>
-        <w:rPr>
-          <w:rFonts w:ascii="Consolas" w:cs="Consolas" w:eastAsia="Consolas" w:hAnsi="Consolas"/>
-          <w:color w:val="333333"/>
-          <w:sz w:val="19"/>
-          <w:szCs w:val="19"/>
-        </w:rPr>
-        <w:t xml:space="preserve">        Object principal = SecurityContextHolder.getContext()</w:t>
-      </w:r>
-    </w:p>
-    <w:p>
-      <w:pPr>
-        <w:pBdr>
-          <w:left w:val="single" w:color="D9D9D9" w:sz="12" w:space="6"/>
-          <w:right w:val="single" w:color="D9D9D9" w:sz="6" w:space="4"/>
-        </w:pBdr>
-        <w:shd w:fill="F2F2F2" w:color="auto" w:val="clear"/>
-        <w:spacing w:after="0" w:line="264"/>
-      </w:pPr>
-      <w:r>
-        <w:rPr>
-          <w:rFonts w:ascii="Consolas" w:cs="Consolas" w:eastAsia="Consolas" w:hAnsi="Consolas"/>
-          <w:color w:val="333333"/>
-          <w:sz w:val="19"/>
-          <w:szCs w:val="19"/>
-        </w:rPr>
-        <w:t xml:space="preserve">            .getAuthentication().getPrincipal();</w:t>
-      </w:r>
-    </w:p>
-    <w:p>
-      <w:pPr>
-        <w:pBdr>
-          <w:left w:val="single" w:color="D9D9D9" w:sz="12" w:space="6"/>
-          <w:right w:val="single" w:color="D9D9D9" w:sz="6" w:space="4"/>
-        </w:pBdr>
-        <w:shd w:fill="F2F2F2" w:color="auto" w:val="clear"/>
-        <w:spacing w:after="0" w:line="264"/>
-      </w:pPr>
-      <w:r>
-        <w:rPr>
-          <w:rFonts w:ascii="Consolas" w:cs="Consolas" w:eastAsia="Consolas" w:hAnsi="Consolas"/>
-          <w:color w:val="333333"/>
-          <w:sz w:val="19"/>
-          <w:szCs w:val="19"/>
-        </w:rPr>
-        <w:t xml:space="preserve">        String email = ((UserDetails) principal).getUsername();</w:t>
-      </w:r>
-    </w:p>
-    <w:p>
-      <w:pPr>
-        <w:pBdr>
-          <w:left w:val="single" w:color="D9D9D9" w:sz="12" w:space="6"/>
-          <w:right w:val="single" w:color="D9D9D9" w:sz="6" w:space="4"/>
-        </w:pBdr>
-        <w:shd w:fill="F2F2F2" w:color="auto" w:val="clear"/>
-        <w:spacing w:after="0" w:line="264"/>
-      </w:pPr>
-      <w:r>
-        <w:rPr>
-          <w:rFonts w:ascii="Consolas" w:cs="Consolas" w:eastAsia="Consolas" w:hAnsi="Consolas"/>
-          <w:color w:val="333333"/>
-          <w:sz w:val="19"/>
-          <w:szCs w:val="19"/>
-        </w:rPr>
-        <w:t xml:space="preserve">        return usuarioRepository.findByEmail(email)</w:t>
-      </w:r>
-    </w:p>
-    <w:p>
-      <w:pPr>
-        <w:pBdr>
-          <w:left w:val="single" w:color="D9D9D9" w:sz="12" w:space="6"/>
-          <w:right w:val="single" w:color="D9D9D9" w:sz="6" w:space="4"/>
-        </w:pBdr>
-        <w:shd w:fill="F2F2F2" w:color="auto" w:val="clear"/>
-        <w:spacing w:after="0" w:line="264"/>
-      </w:pPr>
-      <w:r>
-        <w:rPr>
-          <w:rFonts w:ascii="Consolas" w:cs="Consolas" w:eastAsia="Consolas" w:hAnsi="Consolas"/>
-          <w:color w:val="333333"/>
-          <w:sz w:val="19"/>
-          <w:szCs w:val="19"/>
-        </w:rPr>
-        <w:t xml:space="preserve">            .orElseThrow(() -&gt; new NoSuchElementException(</w:t>
-      </w:r>
-    </w:p>
-    <w:p>
-      <w:pPr>
-        <w:pBdr>
-          <w:left w:val="single" w:color="D9D9D9" w:sz="12" w:space="6"/>
-          <w:right w:val="single" w:color="D9D9D9" w:sz="6" w:space="4"/>
-        </w:pBdr>
-        <w:shd w:fill="F2F2F2" w:color="auto" w:val="clear"/>
-        <w:spacing w:after="0" w:line="264"/>
-      </w:pPr>
-      <w:r>
-        <w:rPr>
-          <w:rFonts w:ascii="Consolas" w:cs="Consolas" w:eastAsia="Consolas" w:hAnsi="Consolas"/>
-          <w:color w:val="333333"/>
-          <w:sz w:val="19"/>
-          <w:szCs w:val="19"/>
-        </w:rPr>
-        <w:t xml:space="preserve">                "Usuário autenticado não encontrado"));</w:t>
-      </w:r>
-    </w:p>
-    <w:p>
-      <w:pPr>
-        <w:pBdr>
-          <w:left w:val="single" w:color="D9D9D9" w:sz="12" w:space="6"/>
-          <w:right w:val="single" w:color="D9D9D9" w:sz="6" w:space="4"/>
-        </w:pBdr>
-        <w:shd w:fill="F2F2F2" w:color="auto" w:val="clear"/>
-        <w:spacing w:after="0" w:line="264"/>
-      </w:pPr>
-      <w:r>
-        <w:rPr>
-          <w:rFonts w:ascii="Consolas" w:cs="Consolas" w:eastAsia="Consolas" w:hAnsi="Consolas"/>
-          <w:color w:val="333333"/>
-          <w:sz w:val="19"/>
-          <w:szCs w:val="19"/>
-        </w:rPr>
-        <w:t xml:space="preserve">    }</w:t>
-      </w:r>
-    </w:p>
-    <w:p>
-      <w:pPr>
-        <w:pBdr>
-          <w:bottom w:val="single" w:color="D9D9D9" w:sz="6" w:space="4"/>
-          <w:left w:val="single" w:color="D9D9D9" w:sz="12" w:space="6"/>
-          <w:right w:val="single" w:color="D9D9D9" w:sz="6" w:space="4"/>
-        </w:pBdr>
-        <w:shd w:fill="F2F2F2" w:color="auto" w:val="clear"/>
-        <w:spacing w:after="200" w:line="264"/>
-      </w:pPr>
-      <w:r>
-        <w:rPr>
-          <w:rFonts w:ascii="Consolas" w:cs="Consolas" w:eastAsia="Consolas" w:hAnsi="Consolas"/>
-          <w:color w:val="333333"/>
-          <w:sz w:val="19"/>
-          <w:szCs w:val="19"/>
-        </w:rPr>
-        <w:t xml:space="preserve">}</w:t>
-      </w:r>
-    </w:p>
-    <w:p>
-      <w:pPr>
-        <w:spacing w:after="160" w:line="300"/>
+        <w:t xml:space="preserve">O access token (JwtService, seção 7) dura só cerca de 16 minutos — se ele vazar, o estrago é limitado. Mas isso também significa que o usuário precisaria logar de novo com muita frequência. O refresh token resolve esse conflito: um segundo token, de vida bem mais longa (7 dias, jwt.refresh.expiration), usado só para pedir um access token novo, sem exigir e-mail e senha de novo.</w:t>
+      </w:r>
+    </w:p>
+    <w:p>
+      <w:pPr>
+        <w:pStyle w:val="Heading3"/>
+        <w:spacing w:after="100" w:before="220"/>
+      </w:pPr>
+      <w:r>
+        <w:rPr>
+          <w:rFonts w:ascii="Calibri" w:cs="Calibri" w:eastAsia="Calibri" w:hAnsi="Calibri"/>
+          <w:b/>
+          <w:bCs/>
+          <w:color w:val="2E5F8A"/>
+          <w:sz w:val="21"/>
+          <w:szCs w:val="21"/>
+        </w:rPr>
+        <w:t xml:space="preserve">11.1 Por que guardar em um cookie httpOnly, e não no localStorage?</w:t>
+      </w:r>
+    </w:p>
+    <w:p>
+      <w:pPr>
+        <w:pStyle w:val="ListParagraph"/>
+        <w:numPr>
+          <w:ilvl w:val="0"/>
+          <w:numId w:val="2"/>
+        </w:numPr>
+        <w:spacing w:after="90" w:line="280"/>
       </w:pPr>
       <w:r>
         <w:rPr>
@@ -5647,7 +5532,2652 @@
           <w:sz w:val="22"/>
           <w:szCs w:val="22"/>
         </w:rPr>
-        <w:t xml:space="preserve">Isso ainda não é usado em nenhum endpoint do financeiro26, mas será essencial assim que existirem entidades "pertencentes" a um usuário (por exemplo, lançamentos financeiros) — em vez de o cliente informar o ID do usuário dono do lançamento, o backend descobre isso sozinho a partir do token, o que é muito mais seguro.</w:t>
+        <w:t xml:space="preserve">Um cookie marcado httpOnly nunca pode ser lido por JavaScript (document.cookie simplesmente não o enxerga). Se o site sofrer um ataque de XSS (injeção de script malicioso), o invasor consegue roubar o que está no localStorage, mas não consegue ler esse cookie.</w:t>
+      </w:r>
+    </w:p>
+    <w:p>
+      <w:pPr>
+        <w:pStyle w:val="ListParagraph"/>
+        <w:numPr>
+          <w:ilvl w:val="0"/>
+          <w:numId w:val="2"/>
+        </w:numPr>
+        <w:spacing w:after="90" w:line="280"/>
+      </w:pPr>
+      <w:r>
+        <w:rPr>
+          <w:rFonts w:ascii="Calibri" w:cs="Calibri" w:eastAsia="Calibri" w:hAnsi="Calibri"/>
+          <w:sz w:val="22"/>
+          <w:szCs w:val="22"/>
+        </w:rPr>
+        <w:t xml:space="preserve">Como o refresh token vale por dias, ele é um alvo bem mais valioso que o access token (que expira em minutos) — por isso vale a pena protegê-lo com um mecanismo que o access token não usa.</w:t>
+      </w:r>
+    </w:p>
+    <w:p>
+      <w:pPr>
+        <w:pStyle w:val="ListParagraph"/>
+        <w:numPr>
+          <w:ilvl w:val="0"/>
+          <w:numId w:val="2"/>
+        </w:numPr>
+        <w:spacing w:after="90" w:line="280"/>
+      </w:pPr>
+      <w:r>
+        <w:rPr>
+          <w:rFonts w:ascii="Calibri" w:cs="Calibri" w:eastAsia="Calibri" w:hAnsi="Calibri"/>
+          <w:sz w:val="22"/>
+          <w:szCs w:val="22"/>
+        </w:rPr>
+        <w:t xml:space="preserve">O navegador cuida de enviar o cookie sozinho em toda requisição para o backend — o frontend não precisa (e não consegue) manipular esse token diretamente.</w:t>
+      </w:r>
+    </w:p>
+    <w:p>
+      <w:pPr>
+        <w:pBdr>
+          <w:top w:val="single" w:color="E8C547" w:sz="4" w:space="4"/>
+          <w:bottom w:val="single" w:color="E8C547" w:sz="4" w:space="4"/>
+          <w:left w:val="single" w:color="E8C547" w:sz="18" w:space="8"/>
+          <w:right w:val="single" w:color="E8C547" w:sz="4" w:space="4"/>
+        </w:pBdr>
+        <w:shd w:fill="FFF4CE" w:color="auto" w:val="clear"/>
+        <w:spacing w:after="240" w:before="120" w:line="280"/>
+      </w:pPr>
+      <w:r>
+        <w:rPr>
+          <w:rFonts w:ascii="Calibri" w:cs="Calibri" w:eastAsia="Calibri" w:hAnsi="Calibri"/>
+          <w:b/>
+          <w:bCs/>
+          <w:color w:val="7A5B00"/>
+          <w:sz w:val="21"/>
+          <w:szCs w:val="21"/>
+        </w:rPr>
+        <w:t xml:space="preserve">Isso muda a arquitetura "stateless"?  </w:t>
+      </w:r>
+      <w:r>
+        <w:rPr>
+          <w:rFonts w:ascii="Calibri" w:cs="Calibri" w:eastAsia="Calibri" w:hAnsi="Calibri"/>
+          <w:color w:val="594100"/>
+          <w:sz w:val="21"/>
+          <w:szCs w:val="21"/>
+        </w:rPr>
+        <w:t xml:space="preserve">só parcialmente. A validação do access token continua 100% stateless (JwtFiltroAutenticacao nunca consulta o banco para isso). Só o refresh token precisa de um registro no banco — e é exatamente esse registro que nos dá algo que um JWT puro não permite: revogar uma sessão antes da expiração natural (por exemplo, no logout).</w:t>
+      </w:r>
+    </w:p>
+    <w:p>
+      <w:pPr>
+        <w:pStyle w:val="Heading3"/>
+        <w:spacing w:after="100" w:before="220"/>
+      </w:pPr>
+      <w:r>
+        <w:rPr>
+          <w:rFonts w:ascii="Calibri" w:cs="Calibri" w:eastAsia="Calibri" w:hAnsi="Calibri"/>
+          <w:b/>
+          <w:bCs/>
+          <w:color w:val="2E5F8A"/>
+          <w:sz w:val="21"/>
+          <w:szCs w:val="21"/>
+        </w:rPr>
+        <w:t xml:space="preserve">11.2 A entidade RefreshToken e o repositório</w:t>
+      </w:r>
+    </w:p>
+    <w:p>
+      <w:pPr>
+        <w:spacing w:after="160" w:line="300"/>
+      </w:pPr>
+      <w:r>
+        <w:rPr>
+          <w:rFonts w:ascii="Calibri" w:cs="Calibri" w:eastAsia="Calibri" w:hAnsi="Calibri"/>
+          <w:sz w:val="22"/>
+          <w:szCs w:val="22"/>
+        </w:rPr>
+        <w:t xml:space="preserve">Diferente do access token (um JWT autocontido), o refresh token é uma string aleatória opaca (um UUID) sem significado algum por si só — toda a informação relevante (dono, validade, se foi revogado) fica no banco:</w:t>
+      </w:r>
+    </w:p>
+    <w:p>
+      <w:pPr>
+        <w:pBdr>
+          <w:top w:val="single" w:color="D9D9D9" w:sz="6" w:space="4"/>
+          <w:left w:val="single" w:color="D9D9D9" w:sz="12" w:space="6"/>
+          <w:right w:val="single" w:color="D9D9D9" w:sz="6" w:space="4"/>
+        </w:pBdr>
+        <w:shd w:fill="F2F2F2" w:color="auto" w:val="clear"/>
+        <w:spacing w:after="0" w:line="264"/>
+      </w:pPr>
+      <w:r>
+        <w:rPr>
+          <w:rFonts w:ascii="Consolas" w:cs="Consolas" w:eastAsia="Consolas" w:hAnsi="Consolas"/>
+          <w:color w:val="333333"/>
+          <w:sz w:val="19"/>
+          <w:szCs w:val="19"/>
+        </w:rPr>
+        <w:t xml:space="preserve">@Entity</w:t>
+      </w:r>
+    </w:p>
+    <w:p>
+      <w:pPr>
+        <w:pBdr>
+          <w:left w:val="single" w:color="D9D9D9" w:sz="12" w:space="6"/>
+          <w:right w:val="single" w:color="D9D9D9" w:sz="6" w:space="4"/>
+        </w:pBdr>
+        <w:shd w:fill="F2F2F2" w:color="auto" w:val="clear"/>
+        <w:spacing w:after="0" w:line="264"/>
+      </w:pPr>
+      <w:r>
+        <w:rPr>
+          <w:rFonts w:ascii="Consolas" w:cs="Consolas" w:eastAsia="Consolas" w:hAnsi="Consolas"/>
+          <w:color w:val="333333"/>
+          <w:sz w:val="19"/>
+          <w:szCs w:val="19"/>
+        </w:rPr>
+        <w:t xml:space="preserve">public class RefreshToken {</w:t>
+      </w:r>
+    </w:p>
+    <w:p>
+      <w:pPr>
+        <w:pBdr>
+          <w:left w:val="single" w:color="D9D9D9" w:sz="12" w:space="6"/>
+          <w:right w:val="single" w:color="D9D9D9" w:sz="6" w:space="4"/>
+        </w:pBdr>
+        <w:shd w:fill="F2F2F2" w:color="auto" w:val="clear"/>
+        <w:spacing w:after="0" w:line="264"/>
+      </w:pPr>
+      <w:r>
+        <w:rPr>
+          <w:rFonts w:ascii="Consolas" w:cs="Consolas" w:eastAsia="Consolas" w:hAnsi="Consolas"/>
+          <w:color w:val="333333"/>
+          <w:sz w:val="19"/>
+          <w:szCs w:val="19"/>
+        </w:rPr>
+        <w:t xml:space="preserve"> </w:t>
+      </w:r>
+    </w:p>
+    <w:p>
+      <w:pPr>
+        <w:pBdr>
+          <w:left w:val="single" w:color="D9D9D9" w:sz="12" w:space="6"/>
+          <w:right w:val="single" w:color="D9D9D9" w:sz="6" w:space="4"/>
+        </w:pBdr>
+        <w:shd w:fill="F2F2F2" w:color="auto" w:val="clear"/>
+        <w:spacing w:after="0" w:line="264"/>
+      </w:pPr>
+      <w:r>
+        <w:rPr>
+          <w:rFonts w:ascii="Consolas" w:cs="Consolas" w:eastAsia="Consolas" w:hAnsi="Consolas"/>
+          <w:color w:val="333333"/>
+          <w:sz w:val="19"/>
+          <w:szCs w:val="19"/>
+        </w:rPr>
+        <w:t xml:space="preserve">    @Id @GeneratedValue(strategy = GenerationType.IDENTITY)</w:t>
+      </w:r>
+    </w:p>
+    <w:p>
+      <w:pPr>
+        <w:pBdr>
+          <w:left w:val="single" w:color="D9D9D9" w:sz="12" w:space="6"/>
+          <w:right w:val="single" w:color="D9D9D9" w:sz="6" w:space="4"/>
+        </w:pBdr>
+        <w:shd w:fill="F2F2F2" w:color="auto" w:val="clear"/>
+        <w:spacing w:after="0" w:line="264"/>
+      </w:pPr>
+      <w:r>
+        <w:rPr>
+          <w:rFonts w:ascii="Consolas" w:cs="Consolas" w:eastAsia="Consolas" w:hAnsi="Consolas"/>
+          <w:color w:val="333333"/>
+          <w:sz w:val="19"/>
+          <w:szCs w:val="19"/>
+        </w:rPr>
+        <w:t xml:space="preserve">    private Long id;</w:t>
+      </w:r>
+    </w:p>
+    <w:p>
+      <w:pPr>
+        <w:pBdr>
+          <w:left w:val="single" w:color="D9D9D9" w:sz="12" w:space="6"/>
+          <w:right w:val="single" w:color="D9D9D9" w:sz="6" w:space="4"/>
+        </w:pBdr>
+        <w:shd w:fill="F2F2F2" w:color="auto" w:val="clear"/>
+        <w:spacing w:after="0" w:line="264"/>
+      </w:pPr>
+      <w:r>
+        <w:rPr>
+          <w:rFonts w:ascii="Consolas" w:cs="Consolas" w:eastAsia="Consolas" w:hAnsi="Consolas"/>
+          <w:color w:val="333333"/>
+          <w:sz w:val="19"/>
+          <w:szCs w:val="19"/>
+        </w:rPr>
+        <w:t xml:space="preserve"> </w:t>
+      </w:r>
+    </w:p>
+    <w:p>
+      <w:pPr>
+        <w:pBdr>
+          <w:left w:val="single" w:color="D9D9D9" w:sz="12" w:space="6"/>
+          <w:right w:val="single" w:color="D9D9D9" w:sz="6" w:space="4"/>
+        </w:pBdr>
+        <w:shd w:fill="F2F2F2" w:color="auto" w:val="clear"/>
+        <w:spacing w:after="0" w:line="264"/>
+      </w:pPr>
+      <w:r>
+        <w:rPr>
+          <w:rFonts w:ascii="Consolas" w:cs="Consolas" w:eastAsia="Consolas" w:hAnsi="Consolas"/>
+          <w:color w:val="333333"/>
+          <w:sz w:val="19"/>
+          <w:szCs w:val="19"/>
+        </w:rPr>
+        <w:t xml:space="preserve">    private String token;</w:t>
+      </w:r>
+    </w:p>
+    <w:p>
+      <w:pPr>
+        <w:pBdr>
+          <w:left w:val="single" w:color="D9D9D9" w:sz="12" w:space="6"/>
+          <w:right w:val="single" w:color="D9D9D9" w:sz="6" w:space="4"/>
+        </w:pBdr>
+        <w:shd w:fill="F2F2F2" w:color="auto" w:val="clear"/>
+        <w:spacing w:after="0" w:line="264"/>
+      </w:pPr>
+      <w:r>
+        <w:rPr>
+          <w:rFonts w:ascii="Consolas" w:cs="Consolas" w:eastAsia="Consolas" w:hAnsi="Consolas"/>
+          <w:color w:val="333333"/>
+          <w:sz w:val="19"/>
+          <w:szCs w:val="19"/>
+        </w:rPr>
+        <w:t xml:space="preserve">    private LocalDateTime dataExpiracao;</w:t>
+      </w:r>
+    </w:p>
+    <w:p>
+      <w:pPr>
+        <w:pBdr>
+          <w:left w:val="single" w:color="D9D9D9" w:sz="12" w:space="6"/>
+          <w:right w:val="single" w:color="D9D9D9" w:sz="6" w:space="4"/>
+        </w:pBdr>
+        <w:shd w:fill="F2F2F2" w:color="auto" w:val="clear"/>
+        <w:spacing w:after="0" w:line="264"/>
+      </w:pPr>
+      <w:r>
+        <w:rPr>
+          <w:rFonts w:ascii="Consolas" w:cs="Consolas" w:eastAsia="Consolas" w:hAnsi="Consolas"/>
+          <w:color w:val="333333"/>
+          <w:sz w:val="19"/>
+          <w:szCs w:val="19"/>
+        </w:rPr>
+        <w:t xml:space="preserve">    private boolean revogado;</w:t>
+      </w:r>
+    </w:p>
+    <w:p>
+      <w:pPr>
+        <w:pBdr>
+          <w:left w:val="single" w:color="D9D9D9" w:sz="12" w:space="6"/>
+          <w:right w:val="single" w:color="D9D9D9" w:sz="6" w:space="4"/>
+        </w:pBdr>
+        <w:shd w:fill="F2F2F2" w:color="auto" w:val="clear"/>
+        <w:spacing w:after="0" w:line="264"/>
+      </w:pPr>
+      <w:r>
+        <w:rPr>
+          <w:rFonts w:ascii="Consolas" w:cs="Consolas" w:eastAsia="Consolas" w:hAnsi="Consolas"/>
+          <w:color w:val="333333"/>
+          <w:sz w:val="19"/>
+          <w:szCs w:val="19"/>
+        </w:rPr>
+        <w:t xml:space="preserve"> </w:t>
+      </w:r>
+    </w:p>
+    <w:p>
+      <w:pPr>
+        <w:pBdr>
+          <w:left w:val="single" w:color="D9D9D9" w:sz="12" w:space="6"/>
+          <w:right w:val="single" w:color="D9D9D9" w:sz="6" w:space="4"/>
+        </w:pBdr>
+        <w:shd w:fill="F2F2F2" w:color="auto" w:val="clear"/>
+        <w:spacing w:after="0" w:line="264"/>
+      </w:pPr>
+      <w:r>
+        <w:rPr>
+          <w:rFonts w:ascii="Consolas" w:cs="Consolas" w:eastAsia="Consolas" w:hAnsi="Consolas"/>
+          <w:color w:val="333333"/>
+          <w:sz w:val="19"/>
+          <w:szCs w:val="19"/>
+        </w:rPr>
+        <w:t xml:space="preserve">    @ManyToOne</w:t>
+      </w:r>
+    </w:p>
+    <w:p>
+      <w:pPr>
+        <w:pBdr>
+          <w:left w:val="single" w:color="D9D9D9" w:sz="12" w:space="6"/>
+          <w:right w:val="single" w:color="D9D9D9" w:sz="6" w:space="4"/>
+        </w:pBdr>
+        <w:shd w:fill="F2F2F2" w:color="auto" w:val="clear"/>
+        <w:spacing w:after="0" w:line="264"/>
+      </w:pPr>
+      <w:r>
+        <w:rPr>
+          <w:rFonts w:ascii="Consolas" w:cs="Consolas" w:eastAsia="Consolas" w:hAnsi="Consolas"/>
+          <w:color w:val="333333"/>
+          <w:sz w:val="19"/>
+          <w:szCs w:val="19"/>
+        </w:rPr>
+        <w:t xml:space="preserve">    @JoinColumn(name = "id_usuario")</w:t>
+      </w:r>
+    </w:p>
+    <w:p>
+      <w:pPr>
+        <w:pBdr>
+          <w:left w:val="single" w:color="D9D9D9" w:sz="12" w:space="6"/>
+          <w:right w:val="single" w:color="D9D9D9" w:sz="6" w:space="4"/>
+        </w:pBdr>
+        <w:shd w:fill="F2F2F2" w:color="auto" w:val="clear"/>
+        <w:spacing w:after="0" w:line="264"/>
+      </w:pPr>
+      <w:r>
+        <w:rPr>
+          <w:rFonts w:ascii="Consolas" w:cs="Consolas" w:eastAsia="Consolas" w:hAnsi="Consolas"/>
+          <w:color w:val="333333"/>
+          <w:sz w:val="19"/>
+          <w:szCs w:val="19"/>
+        </w:rPr>
+        <w:t xml:space="preserve">    private Usuario usuario;</w:t>
+      </w:r>
+    </w:p>
+    <w:p>
+      <w:pPr>
+        <w:pBdr>
+          <w:left w:val="single" w:color="D9D9D9" w:sz="12" w:space="6"/>
+          <w:right w:val="single" w:color="D9D9D9" w:sz="6" w:space="4"/>
+        </w:pBdr>
+        <w:shd w:fill="F2F2F2" w:color="auto" w:val="clear"/>
+        <w:spacing w:after="0" w:line="264"/>
+      </w:pPr>
+      <w:r>
+        <w:rPr>
+          <w:rFonts w:ascii="Consolas" w:cs="Consolas" w:eastAsia="Consolas" w:hAnsi="Consolas"/>
+          <w:color w:val="333333"/>
+          <w:sz w:val="19"/>
+          <w:szCs w:val="19"/>
+        </w:rPr>
+        <w:t xml:space="preserve">}</w:t>
+      </w:r>
+    </w:p>
+    <w:p>
+      <w:pPr>
+        <w:pBdr>
+          <w:left w:val="single" w:color="D9D9D9" w:sz="12" w:space="6"/>
+          <w:right w:val="single" w:color="D9D9D9" w:sz="6" w:space="4"/>
+        </w:pBdr>
+        <w:shd w:fill="F2F2F2" w:color="auto" w:val="clear"/>
+        <w:spacing w:after="0" w:line="264"/>
+      </w:pPr>
+      <w:r>
+        <w:rPr>
+          <w:rFonts w:ascii="Consolas" w:cs="Consolas" w:eastAsia="Consolas" w:hAnsi="Consolas"/>
+          <w:color w:val="333333"/>
+          <w:sz w:val="19"/>
+          <w:szCs w:val="19"/>
+        </w:rPr>
+        <w:t xml:space="preserve"> </w:t>
+      </w:r>
+    </w:p>
+    <w:p>
+      <w:pPr>
+        <w:pBdr>
+          <w:left w:val="single" w:color="D9D9D9" w:sz="12" w:space="6"/>
+          <w:right w:val="single" w:color="D9D9D9" w:sz="6" w:space="4"/>
+        </w:pBdr>
+        <w:shd w:fill="F2F2F2" w:color="auto" w:val="clear"/>
+        <w:spacing w:after="0" w:line="264"/>
+      </w:pPr>
+      <w:r>
+        <w:rPr>
+          <w:rFonts w:ascii="Consolas" w:cs="Consolas" w:eastAsia="Consolas" w:hAnsi="Consolas"/>
+          <w:color w:val="333333"/>
+          <w:sz w:val="19"/>
+          <w:szCs w:val="19"/>
+        </w:rPr>
+        <w:t xml:space="preserve">public interface RefreshTokenRepository</w:t>
+      </w:r>
+    </w:p>
+    <w:p>
+      <w:pPr>
+        <w:pBdr>
+          <w:left w:val="single" w:color="D9D9D9" w:sz="12" w:space="6"/>
+          <w:right w:val="single" w:color="D9D9D9" w:sz="6" w:space="4"/>
+        </w:pBdr>
+        <w:shd w:fill="F2F2F2" w:color="auto" w:val="clear"/>
+        <w:spacing w:after="0" w:line="264"/>
+      </w:pPr>
+      <w:r>
+        <w:rPr>
+          <w:rFonts w:ascii="Consolas" w:cs="Consolas" w:eastAsia="Consolas" w:hAnsi="Consolas"/>
+          <w:color w:val="333333"/>
+          <w:sz w:val="19"/>
+          <w:szCs w:val="19"/>
+        </w:rPr>
+        <w:t xml:space="preserve">        extends JpaRepository&lt;RefreshToken, Long&gt; {</w:t>
+      </w:r>
+    </w:p>
+    <w:p>
+      <w:pPr>
+        <w:pBdr>
+          <w:left w:val="single" w:color="D9D9D9" w:sz="12" w:space="6"/>
+          <w:right w:val="single" w:color="D9D9D9" w:sz="6" w:space="4"/>
+        </w:pBdr>
+        <w:shd w:fill="F2F2F2" w:color="auto" w:val="clear"/>
+        <w:spacing w:after="0" w:line="264"/>
+      </w:pPr>
+      <w:r>
+        <w:rPr>
+          <w:rFonts w:ascii="Consolas" w:cs="Consolas" w:eastAsia="Consolas" w:hAnsi="Consolas"/>
+          <w:color w:val="333333"/>
+          <w:sz w:val="19"/>
+          <w:szCs w:val="19"/>
+        </w:rPr>
+        <w:t xml:space="preserve">    Optional&lt;RefreshToken&gt; findByToken(String token);</w:t>
+      </w:r>
+    </w:p>
+    <w:p>
+      <w:pPr>
+        <w:pBdr>
+          <w:bottom w:val="single" w:color="D9D9D9" w:sz="6" w:space="4"/>
+          <w:left w:val="single" w:color="D9D9D9" w:sz="12" w:space="6"/>
+          <w:right w:val="single" w:color="D9D9D9" w:sz="6" w:space="4"/>
+        </w:pBdr>
+        <w:shd w:fill="F2F2F2" w:color="auto" w:val="clear"/>
+        <w:spacing w:after="200" w:line="264"/>
+      </w:pPr>
+      <w:r>
+        <w:rPr>
+          <w:rFonts w:ascii="Consolas" w:cs="Consolas" w:eastAsia="Consolas" w:hAnsi="Consolas"/>
+          <w:color w:val="333333"/>
+          <w:sz w:val="19"/>
+          <w:szCs w:val="19"/>
+        </w:rPr>
+        <w:t xml:space="preserve">}</w:t>
+      </w:r>
+    </w:p>
+    <w:p>
+      <w:pPr>
+        <w:pStyle w:val="Heading3"/>
+        <w:spacing w:after="100" w:before="220"/>
+      </w:pPr>
+      <w:r>
+        <w:rPr>
+          <w:rFonts w:ascii="Calibri" w:cs="Calibri" w:eastAsia="Calibri" w:hAnsi="Calibri"/>
+          <w:b/>
+          <w:bCs/>
+          <w:color w:val="2E5F8A"/>
+          <w:sz w:val="21"/>
+          <w:szCs w:val="21"/>
+        </w:rPr>
+        <w:t xml:space="preserve">11.3 RefreshTokenService: criar, validar, rotacionar e revogar</w:t>
+      </w:r>
+    </w:p>
+    <w:p>
+      <w:pPr>
+        <w:pBdr>
+          <w:top w:val="single" w:color="D9D9D9" w:sz="6" w:space="4"/>
+          <w:left w:val="single" w:color="D9D9D9" w:sz="12" w:space="6"/>
+          <w:right w:val="single" w:color="D9D9D9" w:sz="6" w:space="4"/>
+        </w:pBdr>
+        <w:shd w:fill="F2F2F2" w:color="auto" w:val="clear"/>
+        <w:spacing w:after="0" w:line="264"/>
+      </w:pPr>
+      <w:r>
+        <w:rPr>
+          <w:rFonts w:ascii="Consolas" w:cs="Consolas" w:eastAsia="Consolas" w:hAnsi="Consolas"/>
+          <w:color w:val="333333"/>
+          <w:sz w:val="19"/>
+          <w:szCs w:val="19"/>
+        </w:rPr>
+        <w:t xml:space="preserve">@Service</w:t>
+      </w:r>
+    </w:p>
+    <w:p>
+      <w:pPr>
+        <w:pBdr>
+          <w:left w:val="single" w:color="D9D9D9" w:sz="12" w:space="6"/>
+          <w:right w:val="single" w:color="D9D9D9" w:sz="6" w:space="4"/>
+        </w:pBdr>
+        <w:shd w:fill="F2F2F2" w:color="auto" w:val="clear"/>
+        <w:spacing w:after="0" w:line="264"/>
+      </w:pPr>
+      <w:r>
+        <w:rPr>
+          <w:rFonts w:ascii="Consolas" w:cs="Consolas" w:eastAsia="Consolas" w:hAnsi="Consolas"/>
+          <w:color w:val="333333"/>
+          <w:sz w:val="19"/>
+          <w:szCs w:val="19"/>
+        </w:rPr>
+        <w:t xml:space="preserve">public class RefreshTokenService {</w:t>
+      </w:r>
+    </w:p>
+    <w:p>
+      <w:pPr>
+        <w:pBdr>
+          <w:left w:val="single" w:color="D9D9D9" w:sz="12" w:space="6"/>
+          <w:right w:val="single" w:color="D9D9D9" w:sz="6" w:space="4"/>
+        </w:pBdr>
+        <w:shd w:fill="F2F2F2" w:color="auto" w:val="clear"/>
+        <w:spacing w:after="0" w:line="264"/>
+      </w:pPr>
+      <w:r>
+        <w:rPr>
+          <w:rFonts w:ascii="Consolas" w:cs="Consolas" w:eastAsia="Consolas" w:hAnsi="Consolas"/>
+          <w:color w:val="333333"/>
+          <w:sz w:val="19"/>
+          <w:szCs w:val="19"/>
+        </w:rPr>
+        <w:t xml:space="preserve"> </w:t>
+      </w:r>
+    </w:p>
+    <w:p>
+      <w:pPr>
+        <w:pBdr>
+          <w:left w:val="single" w:color="D9D9D9" w:sz="12" w:space="6"/>
+          <w:right w:val="single" w:color="D9D9D9" w:sz="6" w:space="4"/>
+        </w:pBdr>
+        <w:shd w:fill="F2F2F2" w:color="auto" w:val="clear"/>
+        <w:spacing w:after="0" w:line="264"/>
+      </w:pPr>
+      <w:r>
+        <w:rPr>
+          <w:rFonts w:ascii="Consolas" w:cs="Consolas" w:eastAsia="Consolas" w:hAnsi="Consolas"/>
+          <w:color w:val="333333"/>
+          <w:sz w:val="19"/>
+          <w:szCs w:val="19"/>
+        </w:rPr>
+        <w:t xml:space="preserve">    @Value("${jwt.refresh.expiration}") private Long expiration;</w:t>
+      </w:r>
+    </w:p>
+    <w:p>
+      <w:pPr>
+        <w:pBdr>
+          <w:left w:val="single" w:color="D9D9D9" w:sz="12" w:space="6"/>
+          <w:right w:val="single" w:color="D9D9D9" w:sz="6" w:space="4"/>
+        </w:pBdr>
+        <w:shd w:fill="F2F2F2" w:color="auto" w:val="clear"/>
+        <w:spacing w:after="0" w:line="264"/>
+      </w:pPr>
+      <w:r>
+        <w:rPr>
+          <w:rFonts w:ascii="Consolas" w:cs="Consolas" w:eastAsia="Consolas" w:hAnsi="Consolas"/>
+          <w:color w:val="333333"/>
+          <w:sz w:val="19"/>
+          <w:szCs w:val="19"/>
+        </w:rPr>
+        <w:t xml:space="preserve"> </w:t>
+      </w:r>
+    </w:p>
+    <w:p>
+      <w:pPr>
+        <w:pBdr>
+          <w:left w:val="single" w:color="D9D9D9" w:sz="12" w:space="6"/>
+          <w:right w:val="single" w:color="D9D9D9" w:sz="6" w:space="4"/>
+        </w:pBdr>
+        <w:shd w:fill="F2F2F2" w:color="auto" w:val="clear"/>
+        <w:spacing w:after="0" w:line="264"/>
+      </w:pPr>
+      <w:r>
+        <w:rPr>
+          <w:rFonts w:ascii="Consolas" w:cs="Consolas" w:eastAsia="Consolas" w:hAnsi="Consolas"/>
+          <w:color w:val="333333"/>
+          <w:sz w:val="19"/>
+          <w:szCs w:val="19"/>
+        </w:rPr>
+        <w:t xml:space="preserve">    public RefreshToken criar(Usuario usuario) {</w:t>
+      </w:r>
+    </w:p>
+    <w:p>
+      <w:pPr>
+        <w:pBdr>
+          <w:left w:val="single" w:color="D9D9D9" w:sz="12" w:space="6"/>
+          <w:right w:val="single" w:color="D9D9D9" w:sz="6" w:space="4"/>
+        </w:pBdr>
+        <w:shd w:fill="F2F2F2" w:color="auto" w:val="clear"/>
+        <w:spacing w:after="0" w:line="264"/>
+      </w:pPr>
+      <w:r>
+        <w:rPr>
+          <w:rFonts w:ascii="Consolas" w:cs="Consolas" w:eastAsia="Consolas" w:hAnsi="Consolas"/>
+          <w:color w:val="333333"/>
+          <w:sz w:val="19"/>
+          <w:szCs w:val="19"/>
+        </w:rPr>
+        <w:t xml:space="preserve">        RefreshToken refreshToken = new RefreshToken();</w:t>
+      </w:r>
+    </w:p>
+    <w:p>
+      <w:pPr>
+        <w:pBdr>
+          <w:left w:val="single" w:color="D9D9D9" w:sz="12" w:space="6"/>
+          <w:right w:val="single" w:color="D9D9D9" w:sz="6" w:space="4"/>
+        </w:pBdr>
+        <w:shd w:fill="F2F2F2" w:color="auto" w:val="clear"/>
+        <w:spacing w:after="0" w:line="264"/>
+      </w:pPr>
+      <w:r>
+        <w:rPr>
+          <w:rFonts w:ascii="Consolas" w:cs="Consolas" w:eastAsia="Consolas" w:hAnsi="Consolas"/>
+          <w:color w:val="333333"/>
+          <w:sz w:val="19"/>
+          <w:szCs w:val="19"/>
+        </w:rPr>
+        <w:t xml:space="preserve">        refreshToken.setUsuario(usuario);</w:t>
+      </w:r>
+    </w:p>
+    <w:p>
+      <w:pPr>
+        <w:pBdr>
+          <w:left w:val="single" w:color="D9D9D9" w:sz="12" w:space="6"/>
+          <w:right w:val="single" w:color="D9D9D9" w:sz="6" w:space="4"/>
+        </w:pBdr>
+        <w:shd w:fill="F2F2F2" w:color="auto" w:val="clear"/>
+        <w:spacing w:after="0" w:line="264"/>
+      </w:pPr>
+      <w:r>
+        <w:rPr>
+          <w:rFonts w:ascii="Consolas" w:cs="Consolas" w:eastAsia="Consolas" w:hAnsi="Consolas"/>
+          <w:color w:val="333333"/>
+          <w:sz w:val="19"/>
+          <w:szCs w:val="19"/>
+        </w:rPr>
+        <w:t xml:space="preserve">        refreshToken.setToken(UUID.randomUUID().toString());</w:t>
+      </w:r>
+    </w:p>
+    <w:p>
+      <w:pPr>
+        <w:pBdr>
+          <w:left w:val="single" w:color="D9D9D9" w:sz="12" w:space="6"/>
+          <w:right w:val="single" w:color="D9D9D9" w:sz="6" w:space="4"/>
+        </w:pBdr>
+        <w:shd w:fill="F2F2F2" w:color="auto" w:val="clear"/>
+        <w:spacing w:after="0" w:line="264"/>
+      </w:pPr>
+      <w:r>
+        <w:rPr>
+          <w:rFonts w:ascii="Consolas" w:cs="Consolas" w:eastAsia="Consolas" w:hAnsi="Consolas"/>
+          <w:color w:val="333333"/>
+          <w:sz w:val="19"/>
+          <w:szCs w:val="19"/>
+        </w:rPr>
+        <w:t xml:space="preserve">        refreshToken.setDataExpiracao(</w:t>
+      </w:r>
+    </w:p>
+    <w:p>
+      <w:pPr>
+        <w:pBdr>
+          <w:left w:val="single" w:color="D9D9D9" w:sz="12" w:space="6"/>
+          <w:right w:val="single" w:color="D9D9D9" w:sz="6" w:space="4"/>
+        </w:pBdr>
+        <w:shd w:fill="F2F2F2" w:color="auto" w:val="clear"/>
+        <w:spacing w:after="0" w:line="264"/>
+      </w:pPr>
+      <w:r>
+        <w:rPr>
+          <w:rFonts w:ascii="Consolas" w:cs="Consolas" w:eastAsia="Consolas" w:hAnsi="Consolas"/>
+          <w:color w:val="333333"/>
+          <w:sz w:val="19"/>
+          <w:szCs w:val="19"/>
+        </w:rPr>
+        <w:t xml:space="preserve">            LocalDateTime.now().plus(Duration.ofMillis(expiration)));</w:t>
+      </w:r>
+    </w:p>
+    <w:p>
+      <w:pPr>
+        <w:pBdr>
+          <w:left w:val="single" w:color="D9D9D9" w:sz="12" w:space="6"/>
+          <w:right w:val="single" w:color="D9D9D9" w:sz="6" w:space="4"/>
+        </w:pBdr>
+        <w:shd w:fill="F2F2F2" w:color="auto" w:val="clear"/>
+        <w:spacing w:after="0" w:line="264"/>
+      </w:pPr>
+      <w:r>
+        <w:rPr>
+          <w:rFonts w:ascii="Consolas" w:cs="Consolas" w:eastAsia="Consolas" w:hAnsi="Consolas"/>
+          <w:color w:val="333333"/>
+          <w:sz w:val="19"/>
+          <w:szCs w:val="19"/>
+        </w:rPr>
+        <w:t xml:space="preserve">        refreshToken.setRevogado(false);</w:t>
+      </w:r>
+    </w:p>
+    <w:p>
+      <w:pPr>
+        <w:pBdr>
+          <w:left w:val="single" w:color="D9D9D9" w:sz="12" w:space="6"/>
+          <w:right w:val="single" w:color="D9D9D9" w:sz="6" w:space="4"/>
+        </w:pBdr>
+        <w:shd w:fill="F2F2F2" w:color="auto" w:val="clear"/>
+        <w:spacing w:after="0" w:line="264"/>
+      </w:pPr>
+      <w:r>
+        <w:rPr>
+          <w:rFonts w:ascii="Consolas" w:cs="Consolas" w:eastAsia="Consolas" w:hAnsi="Consolas"/>
+          <w:color w:val="333333"/>
+          <w:sz w:val="19"/>
+          <w:szCs w:val="19"/>
+        </w:rPr>
+        <w:t xml:space="preserve">        return repository.save(refreshToken);</w:t>
+      </w:r>
+    </w:p>
+    <w:p>
+      <w:pPr>
+        <w:pBdr>
+          <w:left w:val="single" w:color="D9D9D9" w:sz="12" w:space="6"/>
+          <w:right w:val="single" w:color="D9D9D9" w:sz="6" w:space="4"/>
+        </w:pBdr>
+        <w:shd w:fill="F2F2F2" w:color="auto" w:val="clear"/>
+        <w:spacing w:after="0" w:line="264"/>
+      </w:pPr>
+      <w:r>
+        <w:rPr>
+          <w:rFonts w:ascii="Consolas" w:cs="Consolas" w:eastAsia="Consolas" w:hAnsi="Consolas"/>
+          <w:color w:val="333333"/>
+          <w:sz w:val="19"/>
+          <w:szCs w:val="19"/>
+        </w:rPr>
+        <w:t xml:space="preserve">    }</w:t>
+      </w:r>
+    </w:p>
+    <w:p>
+      <w:pPr>
+        <w:pBdr>
+          <w:left w:val="single" w:color="D9D9D9" w:sz="12" w:space="6"/>
+          <w:right w:val="single" w:color="D9D9D9" w:sz="6" w:space="4"/>
+        </w:pBdr>
+        <w:shd w:fill="F2F2F2" w:color="auto" w:val="clear"/>
+        <w:spacing w:after="0" w:line="264"/>
+      </w:pPr>
+      <w:r>
+        <w:rPr>
+          <w:rFonts w:ascii="Consolas" w:cs="Consolas" w:eastAsia="Consolas" w:hAnsi="Consolas"/>
+          <w:color w:val="333333"/>
+          <w:sz w:val="19"/>
+          <w:szCs w:val="19"/>
+        </w:rPr>
+        <w:t xml:space="preserve"> </w:t>
+      </w:r>
+    </w:p>
+    <w:p>
+      <w:pPr>
+        <w:pBdr>
+          <w:left w:val="single" w:color="D9D9D9" w:sz="12" w:space="6"/>
+          <w:right w:val="single" w:color="D9D9D9" w:sz="6" w:space="4"/>
+        </w:pBdr>
+        <w:shd w:fill="F2F2F2" w:color="auto" w:val="clear"/>
+        <w:spacing w:after="0" w:line="264"/>
+      </w:pPr>
+      <w:r>
+        <w:rPr>
+          <w:rFonts w:ascii="Consolas" w:cs="Consolas" w:eastAsia="Consolas" w:hAnsi="Consolas"/>
+          <w:color w:val="333333"/>
+          <w:sz w:val="19"/>
+          <w:szCs w:val="19"/>
+        </w:rPr>
+        <w:t xml:space="preserve">    public RefreshToken validar(String token) {</w:t>
+      </w:r>
+    </w:p>
+    <w:p>
+      <w:pPr>
+        <w:pBdr>
+          <w:left w:val="single" w:color="D9D9D9" w:sz="12" w:space="6"/>
+          <w:right w:val="single" w:color="D9D9D9" w:sz="6" w:space="4"/>
+        </w:pBdr>
+        <w:shd w:fill="F2F2F2" w:color="auto" w:val="clear"/>
+        <w:spacing w:after="0" w:line="264"/>
+      </w:pPr>
+      <w:r>
+        <w:rPr>
+          <w:rFonts w:ascii="Consolas" w:cs="Consolas" w:eastAsia="Consolas" w:hAnsi="Consolas"/>
+          <w:color w:val="333333"/>
+          <w:sz w:val="19"/>
+          <w:szCs w:val="19"/>
+        </w:rPr>
+        <w:t xml:space="preserve">        RefreshToken refreshToken = repository.findByToken(token)</w:t>
+      </w:r>
+    </w:p>
+    <w:p>
+      <w:pPr>
+        <w:pBdr>
+          <w:left w:val="single" w:color="D9D9D9" w:sz="12" w:space="6"/>
+          <w:right w:val="single" w:color="D9D9D9" w:sz="6" w:space="4"/>
+        </w:pBdr>
+        <w:shd w:fill="F2F2F2" w:color="auto" w:val="clear"/>
+        <w:spacing w:after="0" w:line="264"/>
+      </w:pPr>
+      <w:r>
+        <w:rPr>
+          <w:rFonts w:ascii="Consolas" w:cs="Consolas" w:eastAsia="Consolas" w:hAnsi="Consolas"/>
+          <w:color w:val="333333"/>
+          <w:sz w:val="19"/>
+          <w:szCs w:val="19"/>
+        </w:rPr>
+        <w:t xml:space="preserve">            .orElseThrow(() -&gt; new RuntimeException("Refresh token inválido"));</w:t>
+      </w:r>
+    </w:p>
+    <w:p>
+      <w:pPr>
+        <w:pBdr>
+          <w:left w:val="single" w:color="D9D9D9" w:sz="12" w:space="6"/>
+          <w:right w:val="single" w:color="D9D9D9" w:sz="6" w:space="4"/>
+        </w:pBdr>
+        <w:shd w:fill="F2F2F2" w:color="auto" w:val="clear"/>
+        <w:spacing w:after="0" w:line="264"/>
+      </w:pPr>
+      <w:r>
+        <w:rPr>
+          <w:rFonts w:ascii="Consolas" w:cs="Consolas" w:eastAsia="Consolas" w:hAnsi="Consolas"/>
+          <w:color w:val="333333"/>
+          <w:sz w:val="19"/>
+          <w:szCs w:val="19"/>
+        </w:rPr>
+        <w:t xml:space="preserve"> </w:t>
+      </w:r>
+    </w:p>
+    <w:p>
+      <w:pPr>
+        <w:pBdr>
+          <w:left w:val="single" w:color="D9D9D9" w:sz="12" w:space="6"/>
+          <w:right w:val="single" w:color="D9D9D9" w:sz="6" w:space="4"/>
+        </w:pBdr>
+        <w:shd w:fill="F2F2F2" w:color="auto" w:val="clear"/>
+        <w:spacing w:after="0" w:line="264"/>
+      </w:pPr>
+      <w:r>
+        <w:rPr>
+          <w:rFonts w:ascii="Consolas" w:cs="Consolas" w:eastAsia="Consolas" w:hAnsi="Consolas"/>
+          <w:color w:val="333333"/>
+          <w:sz w:val="19"/>
+          <w:szCs w:val="19"/>
+        </w:rPr>
+        <w:t xml:space="preserve">        if (refreshToken.isRevogado()</w:t>
+      </w:r>
+    </w:p>
+    <w:p>
+      <w:pPr>
+        <w:pBdr>
+          <w:left w:val="single" w:color="D9D9D9" w:sz="12" w:space="6"/>
+          <w:right w:val="single" w:color="D9D9D9" w:sz="6" w:space="4"/>
+        </w:pBdr>
+        <w:shd w:fill="F2F2F2" w:color="auto" w:val="clear"/>
+        <w:spacing w:after="0" w:line="264"/>
+      </w:pPr>
+      <w:r>
+        <w:rPr>
+          <w:rFonts w:ascii="Consolas" w:cs="Consolas" w:eastAsia="Consolas" w:hAnsi="Consolas"/>
+          <w:color w:val="333333"/>
+          <w:sz w:val="19"/>
+          <w:szCs w:val="19"/>
+        </w:rPr>
+        <w:t xml:space="preserve">                || refreshToken.getDataExpiracao().isBefore(LocalDateTime.now())) {</w:t>
+      </w:r>
+    </w:p>
+    <w:p>
+      <w:pPr>
+        <w:pBdr>
+          <w:left w:val="single" w:color="D9D9D9" w:sz="12" w:space="6"/>
+          <w:right w:val="single" w:color="D9D9D9" w:sz="6" w:space="4"/>
+        </w:pBdr>
+        <w:shd w:fill="F2F2F2" w:color="auto" w:val="clear"/>
+        <w:spacing w:after="0" w:line="264"/>
+      </w:pPr>
+      <w:r>
+        <w:rPr>
+          <w:rFonts w:ascii="Consolas" w:cs="Consolas" w:eastAsia="Consolas" w:hAnsi="Consolas"/>
+          <w:color w:val="333333"/>
+          <w:sz w:val="19"/>
+          <w:szCs w:val="19"/>
+        </w:rPr>
+        <w:t xml:space="preserve">            throw new RuntimeException("Refresh token expirado ou revogado");</w:t>
+      </w:r>
+    </w:p>
+    <w:p>
+      <w:pPr>
+        <w:pBdr>
+          <w:left w:val="single" w:color="D9D9D9" w:sz="12" w:space="6"/>
+          <w:right w:val="single" w:color="D9D9D9" w:sz="6" w:space="4"/>
+        </w:pBdr>
+        <w:shd w:fill="F2F2F2" w:color="auto" w:val="clear"/>
+        <w:spacing w:after="0" w:line="264"/>
+      </w:pPr>
+      <w:r>
+        <w:rPr>
+          <w:rFonts w:ascii="Consolas" w:cs="Consolas" w:eastAsia="Consolas" w:hAnsi="Consolas"/>
+          <w:color w:val="333333"/>
+          <w:sz w:val="19"/>
+          <w:szCs w:val="19"/>
+        </w:rPr>
+        <w:t xml:space="preserve">        }</w:t>
+      </w:r>
+    </w:p>
+    <w:p>
+      <w:pPr>
+        <w:pBdr>
+          <w:left w:val="single" w:color="D9D9D9" w:sz="12" w:space="6"/>
+          <w:right w:val="single" w:color="D9D9D9" w:sz="6" w:space="4"/>
+        </w:pBdr>
+        <w:shd w:fill="F2F2F2" w:color="auto" w:val="clear"/>
+        <w:spacing w:after="0" w:line="264"/>
+      </w:pPr>
+      <w:r>
+        <w:rPr>
+          <w:rFonts w:ascii="Consolas" w:cs="Consolas" w:eastAsia="Consolas" w:hAnsi="Consolas"/>
+          <w:color w:val="333333"/>
+          <w:sz w:val="19"/>
+          <w:szCs w:val="19"/>
+        </w:rPr>
+        <w:t xml:space="preserve">        return refreshToken;</w:t>
+      </w:r>
+    </w:p>
+    <w:p>
+      <w:pPr>
+        <w:pBdr>
+          <w:left w:val="single" w:color="D9D9D9" w:sz="12" w:space="6"/>
+          <w:right w:val="single" w:color="D9D9D9" w:sz="6" w:space="4"/>
+        </w:pBdr>
+        <w:shd w:fill="F2F2F2" w:color="auto" w:val="clear"/>
+        <w:spacing w:after="0" w:line="264"/>
+      </w:pPr>
+      <w:r>
+        <w:rPr>
+          <w:rFonts w:ascii="Consolas" w:cs="Consolas" w:eastAsia="Consolas" w:hAnsi="Consolas"/>
+          <w:color w:val="333333"/>
+          <w:sz w:val="19"/>
+          <w:szCs w:val="19"/>
+        </w:rPr>
+        <w:t xml:space="preserve">    }</w:t>
+      </w:r>
+    </w:p>
+    <w:p>
+      <w:pPr>
+        <w:pBdr>
+          <w:left w:val="single" w:color="D9D9D9" w:sz="12" w:space="6"/>
+          <w:right w:val="single" w:color="D9D9D9" w:sz="6" w:space="4"/>
+        </w:pBdr>
+        <w:shd w:fill="F2F2F2" w:color="auto" w:val="clear"/>
+        <w:spacing w:after="0" w:line="264"/>
+      </w:pPr>
+      <w:r>
+        <w:rPr>
+          <w:rFonts w:ascii="Consolas" w:cs="Consolas" w:eastAsia="Consolas" w:hAnsi="Consolas"/>
+          <w:color w:val="333333"/>
+          <w:sz w:val="19"/>
+          <w:szCs w:val="19"/>
+        </w:rPr>
+        <w:t xml:space="preserve"> </w:t>
+      </w:r>
+    </w:p>
+    <w:p>
+      <w:pPr>
+        <w:pBdr>
+          <w:left w:val="single" w:color="D9D9D9" w:sz="12" w:space="6"/>
+          <w:right w:val="single" w:color="D9D9D9" w:sz="6" w:space="4"/>
+        </w:pBdr>
+        <w:shd w:fill="F2F2F2" w:color="auto" w:val="clear"/>
+        <w:spacing w:after="0" w:line="264"/>
+      </w:pPr>
+      <w:r>
+        <w:rPr>
+          <w:rFonts w:ascii="Consolas" w:cs="Consolas" w:eastAsia="Consolas" w:hAnsi="Consolas"/>
+          <w:color w:val="333333"/>
+          <w:sz w:val="19"/>
+          <w:szCs w:val="19"/>
+        </w:rPr>
+        <w:t xml:space="preserve">    public RefreshToken rotacionar(RefreshToken tokenAntigo) {</w:t>
+      </w:r>
+    </w:p>
+    <w:p>
+      <w:pPr>
+        <w:pBdr>
+          <w:left w:val="single" w:color="D9D9D9" w:sz="12" w:space="6"/>
+          <w:right w:val="single" w:color="D9D9D9" w:sz="6" w:space="4"/>
+        </w:pBdr>
+        <w:shd w:fill="F2F2F2" w:color="auto" w:val="clear"/>
+        <w:spacing w:after="0" w:line="264"/>
+      </w:pPr>
+      <w:r>
+        <w:rPr>
+          <w:rFonts w:ascii="Consolas" w:cs="Consolas" w:eastAsia="Consolas" w:hAnsi="Consolas"/>
+          <w:color w:val="333333"/>
+          <w:sz w:val="19"/>
+          <w:szCs w:val="19"/>
+        </w:rPr>
+        <w:t xml:space="preserve">        tokenAntigo.setRevogado(true);</w:t>
+      </w:r>
+    </w:p>
+    <w:p>
+      <w:pPr>
+        <w:pBdr>
+          <w:left w:val="single" w:color="D9D9D9" w:sz="12" w:space="6"/>
+          <w:right w:val="single" w:color="D9D9D9" w:sz="6" w:space="4"/>
+        </w:pBdr>
+        <w:shd w:fill="F2F2F2" w:color="auto" w:val="clear"/>
+        <w:spacing w:after="0" w:line="264"/>
+      </w:pPr>
+      <w:r>
+        <w:rPr>
+          <w:rFonts w:ascii="Consolas" w:cs="Consolas" w:eastAsia="Consolas" w:hAnsi="Consolas"/>
+          <w:color w:val="333333"/>
+          <w:sz w:val="19"/>
+          <w:szCs w:val="19"/>
+        </w:rPr>
+        <w:t xml:space="preserve">        repository.save(tokenAntigo);</w:t>
+      </w:r>
+    </w:p>
+    <w:p>
+      <w:pPr>
+        <w:pBdr>
+          <w:left w:val="single" w:color="D9D9D9" w:sz="12" w:space="6"/>
+          <w:right w:val="single" w:color="D9D9D9" w:sz="6" w:space="4"/>
+        </w:pBdr>
+        <w:shd w:fill="F2F2F2" w:color="auto" w:val="clear"/>
+        <w:spacing w:after="0" w:line="264"/>
+      </w:pPr>
+      <w:r>
+        <w:rPr>
+          <w:rFonts w:ascii="Consolas" w:cs="Consolas" w:eastAsia="Consolas" w:hAnsi="Consolas"/>
+          <w:color w:val="333333"/>
+          <w:sz w:val="19"/>
+          <w:szCs w:val="19"/>
+        </w:rPr>
+        <w:t xml:space="preserve">        return criar(tokenAntigo.getUsuario()); // emite um token novo</w:t>
+      </w:r>
+    </w:p>
+    <w:p>
+      <w:pPr>
+        <w:pBdr>
+          <w:left w:val="single" w:color="D9D9D9" w:sz="12" w:space="6"/>
+          <w:right w:val="single" w:color="D9D9D9" w:sz="6" w:space="4"/>
+        </w:pBdr>
+        <w:shd w:fill="F2F2F2" w:color="auto" w:val="clear"/>
+        <w:spacing w:after="0" w:line="264"/>
+      </w:pPr>
+      <w:r>
+        <w:rPr>
+          <w:rFonts w:ascii="Consolas" w:cs="Consolas" w:eastAsia="Consolas" w:hAnsi="Consolas"/>
+          <w:color w:val="333333"/>
+          <w:sz w:val="19"/>
+          <w:szCs w:val="19"/>
+        </w:rPr>
+        <w:t xml:space="preserve">    }</w:t>
+      </w:r>
+    </w:p>
+    <w:p>
+      <w:pPr>
+        <w:pBdr>
+          <w:left w:val="single" w:color="D9D9D9" w:sz="12" w:space="6"/>
+          <w:right w:val="single" w:color="D9D9D9" w:sz="6" w:space="4"/>
+        </w:pBdr>
+        <w:shd w:fill="F2F2F2" w:color="auto" w:val="clear"/>
+        <w:spacing w:after="0" w:line="264"/>
+      </w:pPr>
+      <w:r>
+        <w:rPr>
+          <w:rFonts w:ascii="Consolas" w:cs="Consolas" w:eastAsia="Consolas" w:hAnsi="Consolas"/>
+          <w:color w:val="333333"/>
+          <w:sz w:val="19"/>
+          <w:szCs w:val="19"/>
+        </w:rPr>
+        <w:t xml:space="preserve"> </w:t>
+      </w:r>
+    </w:p>
+    <w:p>
+      <w:pPr>
+        <w:pBdr>
+          <w:left w:val="single" w:color="D9D9D9" w:sz="12" w:space="6"/>
+          <w:right w:val="single" w:color="D9D9D9" w:sz="6" w:space="4"/>
+        </w:pBdr>
+        <w:shd w:fill="F2F2F2" w:color="auto" w:val="clear"/>
+        <w:spacing w:after="0" w:line="264"/>
+      </w:pPr>
+      <w:r>
+        <w:rPr>
+          <w:rFonts w:ascii="Consolas" w:cs="Consolas" w:eastAsia="Consolas" w:hAnsi="Consolas"/>
+          <w:color w:val="333333"/>
+          <w:sz w:val="19"/>
+          <w:szCs w:val="19"/>
+        </w:rPr>
+        <w:t xml:space="preserve">    public void revogar(String token) {</w:t>
+      </w:r>
+    </w:p>
+    <w:p>
+      <w:pPr>
+        <w:pBdr>
+          <w:left w:val="single" w:color="D9D9D9" w:sz="12" w:space="6"/>
+          <w:right w:val="single" w:color="D9D9D9" w:sz="6" w:space="4"/>
+        </w:pBdr>
+        <w:shd w:fill="F2F2F2" w:color="auto" w:val="clear"/>
+        <w:spacing w:after="0" w:line="264"/>
+      </w:pPr>
+      <w:r>
+        <w:rPr>
+          <w:rFonts w:ascii="Consolas" w:cs="Consolas" w:eastAsia="Consolas" w:hAnsi="Consolas"/>
+          <w:color w:val="333333"/>
+          <w:sz w:val="19"/>
+          <w:szCs w:val="19"/>
+        </w:rPr>
+        <w:t xml:space="preserve">        repository.findByToken(token).ifPresent(rt -&gt; {</w:t>
+      </w:r>
+    </w:p>
+    <w:p>
+      <w:pPr>
+        <w:pBdr>
+          <w:left w:val="single" w:color="D9D9D9" w:sz="12" w:space="6"/>
+          <w:right w:val="single" w:color="D9D9D9" w:sz="6" w:space="4"/>
+        </w:pBdr>
+        <w:shd w:fill="F2F2F2" w:color="auto" w:val="clear"/>
+        <w:spacing w:after="0" w:line="264"/>
+      </w:pPr>
+      <w:r>
+        <w:rPr>
+          <w:rFonts w:ascii="Consolas" w:cs="Consolas" w:eastAsia="Consolas" w:hAnsi="Consolas"/>
+          <w:color w:val="333333"/>
+          <w:sz w:val="19"/>
+          <w:szCs w:val="19"/>
+        </w:rPr>
+        <w:t xml:space="preserve">            rt.setRevogado(true);</w:t>
+      </w:r>
+    </w:p>
+    <w:p>
+      <w:pPr>
+        <w:pBdr>
+          <w:left w:val="single" w:color="D9D9D9" w:sz="12" w:space="6"/>
+          <w:right w:val="single" w:color="D9D9D9" w:sz="6" w:space="4"/>
+        </w:pBdr>
+        <w:shd w:fill="F2F2F2" w:color="auto" w:val="clear"/>
+        <w:spacing w:after="0" w:line="264"/>
+      </w:pPr>
+      <w:r>
+        <w:rPr>
+          <w:rFonts w:ascii="Consolas" w:cs="Consolas" w:eastAsia="Consolas" w:hAnsi="Consolas"/>
+          <w:color w:val="333333"/>
+          <w:sz w:val="19"/>
+          <w:szCs w:val="19"/>
+        </w:rPr>
+        <w:t xml:space="preserve">            repository.save(rt);</w:t>
+      </w:r>
+    </w:p>
+    <w:p>
+      <w:pPr>
+        <w:pBdr>
+          <w:left w:val="single" w:color="D9D9D9" w:sz="12" w:space="6"/>
+          <w:right w:val="single" w:color="D9D9D9" w:sz="6" w:space="4"/>
+        </w:pBdr>
+        <w:shd w:fill="F2F2F2" w:color="auto" w:val="clear"/>
+        <w:spacing w:after="0" w:line="264"/>
+      </w:pPr>
+      <w:r>
+        <w:rPr>
+          <w:rFonts w:ascii="Consolas" w:cs="Consolas" w:eastAsia="Consolas" w:hAnsi="Consolas"/>
+          <w:color w:val="333333"/>
+          <w:sz w:val="19"/>
+          <w:szCs w:val="19"/>
+        </w:rPr>
+        <w:t xml:space="preserve">        });</w:t>
+      </w:r>
+    </w:p>
+    <w:p>
+      <w:pPr>
+        <w:pBdr>
+          <w:left w:val="single" w:color="D9D9D9" w:sz="12" w:space="6"/>
+          <w:right w:val="single" w:color="D9D9D9" w:sz="6" w:space="4"/>
+        </w:pBdr>
+        <w:shd w:fill="F2F2F2" w:color="auto" w:val="clear"/>
+        <w:spacing w:after="0" w:line="264"/>
+      </w:pPr>
+      <w:r>
+        <w:rPr>
+          <w:rFonts w:ascii="Consolas" w:cs="Consolas" w:eastAsia="Consolas" w:hAnsi="Consolas"/>
+          <w:color w:val="333333"/>
+          <w:sz w:val="19"/>
+          <w:szCs w:val="19"/>
+        </w:rPr>
+        <w:t xml:space="preserve">    }</w:t>
+      </w:r>
+    </w:p>
+    <w:p>
+      <w:pPr>
+        <w:pBdr>
+          <w:bottom w:val="single" w:color="D9D9D9" w:sz="6" w:space="4"/>
+          <w:left w:val="single" w:color="D9D9D9" w:sz="12" w:space="6"/>
+          <w:right w:val="single" w:color="D9D9D9" w:sz="6" w:space="4"/>
+        </w:pBdr>
+        <w:shd w:fill="F2F2F2" w:color="auto" w:val="clear"/>
+        <w:spacing w:after="200" w:line="264"/>
+      </w:pPr>
+      <w:r>
+        <w:rPr>
+          <w:rFonts w:ascii="Consolas" w:cs="Consolas" w:eastAsia="Consolas" w:hAnsi="Consolas"/>
+          <w:color w:val="333333"/>
+          <w:sz w:val="19"/>
+          <w:szCs w:val="19"/>
+        </w:rPr>
+        <w:t xml:space="preserve">}</w:t>
+      </w:r>
+    </w:p>
+    <w:p>
+      <w:pPr>
+        <w:pStyle w:val="ListParagraph"/>
+        <w:numPr>
+          <w:ilvl w:val="0"/>
+          <w:numId w:val="2"/>
+        </w:numPr>
+        <w:spacing w:after="90" w:line="280"/>
+      </w:pPr>
+      <w:r>
+        <w:rPr>
+          <w:rFonts w:ascii="Calibri" w:cs="Calibri" w:eastAsia="Calibri" w:hAnsi="Calibri"/>
+          <w:sz w:val="22"/>
+          <w:szCs w:val="22"/>
+        </w:rPr>
+        <w:t xml:space="preserve">Rotação: toda vez que um refresh token é usado com sucesso, ele é imediatamente revogado e um novo é emitido no lugar. Isso limita a janela de uso de qualquer refresh token a uma única troca — se alguém roubar um refresh token e usá-lo, e depois o dono legítimo tentar usar o mesmo (agora já trocado), o sistema perceberia uma reutilização. Este projeto ainda não trata esse cenário de forma especial (fica registrado como exercício na seção 16), mas a rotação já é o alicerce necessário para isso.</w:t>
+      </w:r>
+    </w:p>
+    <w:p>
+      <w:pPr>
+        <w:pStyle w:val="ListParagraph"/>
+        <w:numPr>
+          <w:ilvl w:val="0"/>
+          <w:numId w:val="2"/>
+        </w:numPr>
+        <w:spacing w:after="90" w:line="280"/>
+      </w:pPr>
+      <w:r>
+        <w:rPr>
+          <w:rFonts w:ascii="Calibri" w:cs="Calibri" w:eastAsia="Calibri" w:hAnsi="Calibri"/>
+          <w:sz w:val="22"/>
+          <w:szCs w:val="22"/>
+        </w:rPr>
+        <w:t xml:space="preserve">Revogação: é o que torna o logout real (seção 11.5) — sem isso, "sair da conta" seria só um efeito visual no navegador, e o refresh token continuaria válido no servidor até expirar sozinho.</w:t>
+      </w:r>
+    </w:p>
+    <w:p>
+      <w:pPr>
+        <w:pStyle w:val="Heading3"/>
+        <w:spacing w:after="100" w:before="220"/>
+      </w:pPr>
+      <w:r>
+        <w:rPr>
+          <w:rFonts w:ascii="Calibri" w:cs="Calibri" w:eastAsia="Calibri" w:hAnsi="Calibri"/>
+          <w:b/>
+          <w:bCs/>
+          <w:color w:val="2E5F8A"/>
+          <w:sz w:val="21"/>
+          <w:szCs w:val="21"/>
+        </w:rPr>
+        <w:t xml:space="preserve">11.4 AutenticacaoService: renovar() e logout()</w:t>
+      </w:r>
+    </w:p>
+    <w:p>
+      <w:pPr>
+        <w:pBdr>
+          <w:top w:val="single" w:color="D9D9D9" w:sz="6" w:space="4"/>
+          <w:left w:val="single" w:color="D9D9D9" w:sz="12" w:space="6"/>
+          <w:right w:val="single" w:color="D9D9D9" w:sz="6" w:space="4"/>
+        </w:pBdr>
+        <w:shd w:fill="F2F2F2" w:color="auto" w:val="clear"/>
+        <w:spacing w:after="0" w:line="264"/>
+      </w:pPr>
+      <w:r>
+        <w:rPr>
+          <w:rFonts w:ascii="Consolas" w:cs="Consolas" w:eastAsia="Consolas" w:hAnsi="Consolas"/>
+          <w:color w:val="333333"/>
+          <w:sz w:val="19"/>
+          <w:szCs w:val="19"/>
+        </w:rPr>
+        <w:t xml:space="preserve">public AutenticacaoResultado renovar(String refreshTokenRecebido) {</w:t>
+      </w:r>
+    </w:p>
+    <w:p>
+      <w:pPr>
+        <w:pBdr>
+          <w:left w:val="single" w:color="D9D9D9" w:sz="12" w:space="6"/>
+          <w:right w:val="single" w:color="D9D9D9" w:sz="6" w:space="4"/>
+        </w:pBdr>
+        <w:shd w:fill="F2F2F2" w:color="auto" w:val="clear"/>
+        <w:spacing w:after="0" w:line="264"/>
+      </w:pPr>
+      <w:r>
+        <w:rPr>
+          <w:rFonts w:ascii="Consolas" w:cs="Consolas" w:eastAsia="Consolas" w:hAnsi="Consolas"/>
+          <w:color w:val="333333"/>
+          <w:sz w:val="19"/>
+          <w:szCs w:val="19"/>
+        </w:rPr>
+        <w:t xml:space="preserve">    RefreshToken tokenValido = refreshTokenService.validar(refreshTokenRecebido);</w:t>
+      </w:r>
+    </w:p>
+    <w:p>
+      <w:pPr>
+        <w:pBdr>
+          <w:left w:val="single" w:color="D9D9D9" w:sz="12" w:space="6"/>
+          <w:right w:val="single" w:color="D9D9D9" w:sz="6" w:space="4"/>
+        </w:pBdr>
+        <w:shd w:fill="F2F2F2" w:color="auto" w:val="clear"/>
+        <w:spacing w:after="0" w:line="264"/>
+      </w:pPr>
+      <w:r>
+        <w:rPr>
+          <w:rFonts w:ascii="Consolas" w:cs="Consolas" w:eastAsia="Consolas" w:hAnsi="Consolas"/>
+          <w:color w:val="333333"/>
+          <w:sz w:val="19"/>
+          <w:szCs w:val="19"/>
+        </w:rPr>
+        <w:t xml:space="preserve">    Usuario usuarioBanco = tokenValido.getUsuario();</w:t>
+      </w:r>
+    </w:p>
+    <w:p>
+      <w:pPr>
+        <w:pBdr>
+          <w:left w:val="single" w:color="D9D9D9" w:sz="12" w:space="6"/>
+          <w:right w:val="single" w:color="D9D9D9" w:sz="6" w:space="4"/>
+        </w:pBdr>
+        <w:shd w:fill="F2F2F2" w:color="auto" w:val="clear"/>
+        <w:spacing w:after="0" w:line="264"/>
+      </w:pPr>
+      <w:r>
+        <w:rPr>
+          <w:rFonts w:ascii="Consolas" w:cs="Consolas" w:eastAsia="Consolas" w:hAnsi="Consolas"/>
+          <w:color w:val="333333"/>
+          <w:sz w:val="19"/>
+          <w:szCs w:val="19"/>
+        </w:rPr>
+        <w:t xml:space="preserve"> </w:t>
+      </w:r>
+    </w:p>
+    <w:p>
+      <w:pPr>
+        <w:pBdr>
+          <w:left w:val="single" w:color="D9D9D9" w:sz="12" w:space="6"/>
+          <w:right w:val="single" w:color="D9D9D9" w:sz="6" w:space="4"/>
+        </w:pBdr>
+        <w:shd w:fill="F2F2F2" w:color="auto" w:val="clear"/>
+        <w:spacing w:after="0" w:line="264"/>
+      </w:pPr>
+      <w:r>
+        <w:rPr>
+          <w:rFonts w:ascii="Consolas" w:cs="Consolas" w:eastAsia="Consolas" w:hAnsi="Consolas"/>
+          <w:color w:val="333333"/>
+          <w:sz w:val="19"/>
+          <w:szCs w:val="19"/>
+        </w:rPr>
+        <w:t xml:space="preserve">    RefreshToken tokenNovo = refreshTokenService.rotacionar(tokenValido);</w:t>
+      </w:r>
+    </w:p>
+    <w:p>
+      <w:pPr>
+        <w:pBdr>
+          <w:left w:val="single" w:color="D9D9D9" w:sz="12" w:space="6"/>
+          <w:right w:val="single" w:color="D9D9D9" w:sz="6" w:space="4"/>
+        </w:pBdr>
+        <w:shd w:fill="F2F2F2" w:color="auto" w:val="clear"/>
+        <w:spacing w:after="0" w:line="264"/>
+      </w:pPr>
+      <w:r>
+        <w:rPr>
+          <w:rFonts w:ascii="Consolas" w:cs="Consolas" w:eastAsia="Consolas" w:hAnsi="Consolas"/>
+          <w:color w:val="333333"/>
+          <w:sz w:val="19"/>
+          <w:szCs w:val="19"/>
+        </w:rPr>
+        <w:t xml:space="preserve"> </w:t>
+      </w:r>
+    </w:p>
+    <w:p>
+      <w:pPr>
+        <w:pBdr>
+          <w:left w:val="single" w:color="D9D9D9" w:sz="12" w:space="6"/>
+          <w:right w:val="single" w:color="D9D9D9" w:sz="6" w:space="4"/>
+        </w:pBdr>
+        <w:shd w:fill="F2F2F2" w:color="auto" w:val="clear"/>
+        <w:spacing w:after="0" w:line="264"/>
+      </w:pPr>
+      <w:r>
+        <w:rPr>
+          <w:rFonts w:ascii="Consolas" w:cs="Consolas" w:eastAsia="Consolas" w:hAnsi="Consolas"/>
+          <w:color w:val="333333"/>
+          <w:sz w:val="19"/>
+          <w:szCs w:val="19"/>
+        </w:rPr>
+        <w:t xml:space="preserve">    return montarResultado(usuarioBanco, usuarioBanco.getUsername(), tokenNovo);</w:t>
+      </w:r>
+    </w:p>
+    <w:p>
+      <w:pPr>
+        <w:pBdr>
+          <w:left w:val="single" w:color="D9D9D9" w:sz="12" w:space="6"/>
+          <w:right w:val="single" w:color="D9D9D9" w:sz="6" w:space="4"/>
+        </w:pBdr>
+        <w:shd w:fill="F2F2F2" w:color="auto" w:val="clear"/>
+        <w:spacing w:after="0" w:line="264"/>
+      </w:pPr>
+      <w:r>
+        <w:rPr>
+          <w:rFonts w:ascii="Consolas" w:cs="Consolas" w:eastAsia="Consolas" w:hAnsi="Consolas"/>
+          <w:color w:val="333333"/>
+          <w:sz w:val="19"/>
+          <w:szCs w:val="19"/>
+        </w:rPr>
+        <w:t xml:space="preserve">}</w:t>
+      </w:r>
+    </w:p>
+    <w:p>
+      <w:pPr>
+        <w:pBdr>
+          <w:left w:val="single" w:color="D9D9D9" w:sz="12" w:space="6"/>
+          <w:right w:val="single" w:color="D9D9D9" w:sz="6" w:space="4"/>
+        </w:pBdr>
+        <w:shd w:fill="F2F2F2" w:color="auto" w:val="clear"/>
+        <w:spacing w:after="0" w:line="264"/>
+      </w:pPr>
+      <w:r>
+        <w:rPr>
+          <w:rFonts w:ascii="Consolas" w:cs="Consolas" w:eastAsia="Consolas" w:hAnsi="Consolas"/>
+          <w:color w:val="333333"/>
+          <w:sz w:val="19"/>
+          <w:szCs w:val="19"/>
+        </w:rPr>
+        <w:t xml:space="preserve"> </w:t>
+      </w:r>
+    </w:p>
+    <w:p>
+      <w:pPr>
+        <w:pBdr>
+          <w:left w:val="single" w:color="D9D9D9" w:sz="12" w:space="6"/>
+          <w:right w:val="single" w:color="D9D9D9" w:sz="6" w:space="4"/>
+        </w:pBdr>
+        <w:shd w:fill="F2F2F2" w:color="auto" w:val="clear"/>
+        <w:spacing w:after="0" w:line="264"/>
+      </w:pPr>
+      <w:r>
+        <w:rPr>
+          <w:rFonts w:ascii="Consolas" w:cs="Consolas" w:eastAsia="Consolas" w:hAnsi="Consolas"/>
+          <w:color w:val="333333"/>
+          <w:sz w:val="19"/>
+          <w:szCs w:val="19"/>
+        </w:rPr>
+        <w:t xml:space="preserve">public void logout(String refreshTokenRecebido) {</w:t>
+      </w:r>
+    </w:p>
+    <w:p>
+      <w:pPr>
+        <w:pBdr>
+          <w:left w:val="single" w:color="D9D9D9" w:sz="12" w:space="6"/>
+          <w:right w:val="single" w:color="D9D9D9" w:sz="6" w:space="4"/>
+        </w:pBdr>
+        <w:shd w:fill="F2F2F2" w:color="auto" w:val="clear"/>
+        <w:spacing w:after="0" w:line="264"/>
+      </w:pPr>
+      <w:r>
+        <w:rPr>
+          <w:rFonts w:ascii="Consolas" w:cs="Consolas" w:eastAsia="Consolas" w:hAnsi="Consolas"/>
+          <w:color w:val="333333"/>
+          <w:sz w:val="19"/>
+          <w:szCs w:val="19"/>
+        </w:rPr>
+        <w:t xml:space="preserve">    refreshTokenService.revogar(refreshTokenRecebido);</w:t>
+      </w:r>
+    </w:p>
+    <w:p>
+      <w:pPr>
+        <w:pBdr>
+          <w:bottom w:val="single" w:color="D9D9D9" w:sz="6" w:space="4"/>
+          <w:left w:val="single" w:color="D9D9D9" w:sz="12" w:space="6"/>
+          <w:right w:val="single" w:color="D9D9D9" w:sz="6" w:space="4"/>
+        </w:pBdr>
+        <w:shd w:fill="F2F2F2" w:color="auto" w:val="clear"/>
+        <w:spacing w:after="200" w:line="264"/>
+      </w:pPr>
+      <w:r>
+        <w:rPr>
+          <w:rFonts w:ascii="Consolas" w:cs="Consolas" w:eastAsia="Consolas" w:hAnsi="Consolas"/>
+          <w:color w:val="333333"/>
+          <w:sz w:val="19"/>
+          <w:szCs w:val="19"/>
+        </w:rPr>
+        <w:t xml:space="preserve">}</w:t>
+      </w:r>
+    </w:p>
+    <w:p>
+      <w:pPr>
+        <w:pStyle w:val="Heading3"/>
+        <w:spacing w:after="100" w:before="220"/>
+      </w:pPr>
+      <w:r>
+        <w:rPr>
+          <w:rFonts w:ascii="Calibri" w:cs="Calibri" w:eastAsia="Calibri" w:hAnsi="Calibri"/>
+          <w:b/>
+          <w:bCs/>
+          <w:color w:val="2E5F8A"/>
+          <w:sz w:val="21"/>
+          <w:szCs w:val="21"/>
+        </w:rPr>
+        <w:t xml:space="preserve">11.5 Os endpoints /refresh e /logout, e os atributos do cookie</w:t>
+      </w:r>
+    </w:p>
+    <w:p>
+      <w:pPr>
+        <w:pBdr>
+          <w:top w:val="single" w:color="D9D9D9" w:sz="6" w:space="4"/>
+          <w:left w:val="single" w:color="D9D9D9" w:sz="12" w:space="6"/>
+          <w:right w:val="single" w:color="D9D9D9" w:sz="6" w:space="4"/>
+        </w:pBdr>
+        <w:shd w:fill="F2F2F2" w:color="auto" w:val="clear"/>
+        <w:spacing w:after="0" w:line="264"/>
+      </w:pPr>
+      <w:r>
+        <w:rPr>
+          <w:rFonts w:ascii="Consolas" w:cs="Consolas" w:eastAsia="Consolas" w:hAnsi="Consolas"/>
+          <w:color w:val="333333"/>
+          <w:sz w:val="19"/>
+          <w:szCs w:val="19"/>
+        </w:rPr>
+        <w:t xml:space="preserve">@PostMapping("/refresh")</w:t>
+      </w:r>
+    </w:p>
+    <w:p>
+      <w:pPr>
+        <w:pBdr>
+          <w:left w:val="single" w:color="D9D9D9" w:sz="12" w:space="6"/>
+          <w:right w:val="single" w:color="D9D9D9" w:sz="6" w:space="4"/>
+        </w:pBdr>
+        <w:shd w:fill="F2F2F2" w:color="auto" w:val="clear"/>
+        <w:spacing w:after="0" w:line="264"/>
+      </w:pPr>
+      <w:r>
+        <w:rPr>
+          <w:rFonts w:ascii="Consolas" w:cs="Consolas" w:eastAsia="Consolas" w:hAnsi="Consolas"/>
+          <w:color w:val="333333"/>
+          <w:sz w:val="19"/>
+          <w:szCs w:val="19"/>
+        </w:rPr>
+        <w:t xml:space="preserve">public ResponseEntity&lt;UsuarioAutenticacaoDTO&gt; refresh(</w:t>
+      </w:r>
+    </w:p>
+    <w:p>
+      <w:pPr>
+        <w:pBdr>
+          <w:left w:val="single" w:color="D9D9D9" w:sz="12" w:space="6"/>
+          <w:right w:val="single" w:color="D9D9D9" w:sz="6" w:space="4"/>
+        </w:pBdr>
+        <w:shd w:fill="F2F2F2" w:color="auto" w:val="clear"/>
+        <w:spacing w:after="0" w:line="264"/>
+      </w:pPr>
+      <w:r>
+        <w:rPr>
+          <w:rFonts w:ascii="Consolas" w:cs="Consolas" w:eastAsia="Consolas" w:hAnsi="Consolas"/>
+          <w:color w:val="333333"/>
+          <w:sz w:val="19"/>
+          <w:szCs w:val="19"/>
+        </w:rPr>
+        <w:t xml:space="preserve">        @CookieValue(name = "refreshToken", required = false) String refreshToken,</w:t>
+      </w:r>
+    </w:p>
+    <w:p>
+      <w:pPr>
+        <w:pBdr>
+          <w:left w:val="single" w:color="D9D9D9" w:sz="12" w:space="6"/>
+          <w:right w:val="single" w:color="D9D9D9" w:sz="6" w:space="4"/>
+        </w:pBdr>
+        <w:shd w:fill="F2F2F2" w:color="auto" w:val="clear"/>
+        <w:spacing w:after="0" w:line="264"/>
+      </w:pPr>
+      <w:r>
+        <w:rPr>
+          <w:rFonts w:ascii="Consolas" w:cs="Consolas" w:eastAsia="Consolas" w:hAnsi="Consolas"/>
+          <w:color w:val="333333"/>
+          <w:sz w:val="19"/>
+          <w:szCs w:val="19"/>
+        </w:rPr>
+        <w:t xml:space="preserve">        HttpServletResponse response) {</w:t>
+      </w:r>
+    </w:p>
+    <w:p>
+      <w:pPr>
+        <w:pBdr>
+          <w:left w:val="single" w:color="D9D9D9" w:sz="12" w:space="6"/>
+          <w:right w:val="single" w:color="D9D9D9" w:sz="6" w:space="4"/>
+        </w:pBdr>
+        <w:shd w:fill="F2F2F2" w:color="auto" w:val="clear"/>
+        <w:spacing w:after="0" w:line="264"/>
+      </w:pPr>
+      <w:r>
+        <w:rPr>
+          <w:rFonts w:ascii="Consolas" w:cs="Consolas" w:eastAsia="Consolas" w:hAnsi="Consolas"/>
+          <w:color w:val="333333"/>
+          <w:sz w:val="19"/>
+          <w:szCs w:val="19"/>
+        </w:rPr>
+        <w:t xml:space="preserve">    if (refreshToken == null) {</w:t>
+      </w:r>
+    </w:p>
+    <w:p>
+      <w:pPr>
+        <w:pBdr>
+          <w:left w:val="single" w:color="D9D9D9" w:sz="12" w:space="6"/>
+          <w:right w:val="single" w:color="D9D9D9" w:sz="6" w:space="4"/>
+        </w:pBdr>
+        <w:shd w:fill="F2F2F2" w:color="auto" w:val="clear"/>
+        <w:spacing w:after="0" w:line="264"/>
+      </w:pPr>
+      <w:r>
+        <w:rPr>
+          <w:rFonts w:ascii="Consolas" w:cs="Consolas" w:eastAsia="Consolas" w:hAnsi="Consolas"/>
+          <w:color w:val="333333"/>
+          <w:sz w:val="19"/>
+          <w:szCs w:val="19"/>
+        </w:rPr>
+        <w:t xml:space="preserve">        return ResponseEntity.status(HttpStatus.UNAUTHORIZED).build();</w:t>
+      </w:r>
+    </w:p>
+    <w:p>
+      <w:pPr>
+        <w:pBdr>
+          <w:left w:val="single" w:color="D9D9D9" w:sz="12" w:space="6"/>
+          <w:right w:val="single" w:color="D9D9D9" w:sz="6" w:space="4"/>
+        </w:pBdr>
+        <w:shd w:fill="F2F2F2" w:color="auto" w:val="clear"/>
+        <w:spacing w:after="0" w:line="264"/>
+      </w:pPr>
+      <w:r>
+        <w:rPr>
+          <w:rFonts w:ascii="Consolas" w:cs="Consolas" w:eastAsia="Consolas" w:hAnsi="Consolas"/>
+          <w:color w:val="333333"/>
+          <w:sz w:val="19"/>
+          <w:szCs w:val="19"/>
+        </w:rPr>
+        <w:t xml:space="preserve">    }</w:t>
+      </w:r>
+    </w:p>
+    <w:p>
+      <w:pPr>
+        <w:pBdr>
+          <w:left w:val="single" w:color="D9D9D9" w:sz="12" w:space="6"/>
+          <w:right w:val="single" w:color="D9D9D9" w:sz="6" w:space="4"/>
+        </w:pBdr>
+        <w:shd w:fill="F2F2F2" w:color="auto" w:val="clear"/>
+        <w:spacing w:after="0" w:line="264"/>
+      </w:pPr>
+      <w:r>
+        <w:rPr>
+          <w:rFonts w:ascii="Consolas" w:cs="Consolas" w:eastAsia="Consolas" w:hAnsi="Consolas"/>
+          <w:color w:val="333333"/>
+          <w:sz w:val="19"/>
+          <w:szCs w:val="19"/>
+        </w:rPr>
+        <w:t xml:space="preserve">    try {</w:t>
+      </w:r>
+    </w:p>
+    <w:p>
+      <w:pPr>
+        <w:pBdr>
+          <w:left w:val="single" w:color="D9D9D9" w:sz="12" w:space="6"/>
+          <w:right w:val="single" w:color="D9D9D9" w:sz="6" w:space="4"/>
+        </w:pBdr>
+        <w:shd w:fill="F2F2F2" w:color="auto" w:val="clear"/>
+        <w:spacing w:after="0" w:line="264"/>
+      </w:pPr>
+      <w:r>
+        <w:rPr>
+          <w:rFonts w:ascii="Consolas" w:cs="Consolas" w:eastAsia="Consolas" w:hAnsi="Consolas"/>
+          <w:color w:val="333333"/>
+          <w:sz w:val="19"/>
+          <w:szCs w:val="19"/>
+        </w:rPr>
+        <w:t xml:space="preserve">        AutenticacaoResultado resultado = autenticacaoService.renovar(refreshToken);</w:t>
+      </w:r>
+    </w:p>
+    <w:p>
+      <w:pPr>
+        <w:pBdr>
+          <w:left w:val="single" w:color="D9D9D9" w:sz="12" w:space="6"/>
+          <w:right w:val="single" w:color="D9D9D9" w:sz="6" w:space="4"/>
+        </w:pBdr>
+        <w:shd w:fill="F2F2F2" w:color="auto" w:val="clear"/>
+        <w:spacing w:after="0" w:line="264"/>
+      </w:pPr>
+      <w:r>
+        <w:rPr>
+          <w:rFonts w:ascii="Consolas" w:cs="Consolas" w:eastAsia="Consolas" w:hAnsi="Consolas"/>
+          <w:color w:val="333333"/>
+          <w:sz w:val="19"/>
+          <w:szCs w:val="19"/>
+        </w:rPr>
+        <w:t xml:space="preserve">        adicionarCookieRefreshToken(response, resultado.refreshToken());</w:t>
+      </w:r>
+    </w:p>
+    <w:p>
+      <w:pPr>
+        <w:pBdr>
+          <w:left w:val="single" w:color="D9D9D9" w:sz="12" w:space="6"/>
+          <w:right w:val="single" w:color="D9D9D9" w:sz="6" w:space="4"/>
+        </w:pBdr>
+        <w:shd w:fill="F2F2F2" w:color="auto" w:val="clear"/>
+        <w:spacing w:after="0" w:line="264"/>
+      </w:pPr>
+      <w:r>
+        <w:rPr>
+          <w:rFonts w:ascii="Consolas" w:cs="Consolas" w:eastAsia="Consolas" w:hAnsi="Consolas"/>
+          <w:color w:val="333333"/>
+          <w:sz w:val="19"/>
+          <w:szCs w:val="19"/>
+        </w:rPr>
+        <w:t xml:space="preserve">        return ResponseEntity.ok(resultado.dados());</w:t>
+      </w:r>
+    </w:p>
+    <w:p>
+      <w:pPr>
+        <w:pBdr>
+          <w:left w:val="single" w:color="D9D9D9" w:sz="12" w:space="6"/>
+          <w:right w:val="single" w:color="D9D9D9" w:sz="6" w:space="4"/>
+        </w:pBdr>
+        <w:shd w:fill="F2F2F2" w:color="auto" w:val="clear"/>
+        <w:spacing w:after="0" w:line="264"/>
+      </w:pPr>
+      <w:r>
+        <w:rPr>
+          <w:rFonts w:ascii="Consolas" w:cs="Consolas" w:eastAsia="Consolas" w:hAnsi="Consolas"/>
+          <w:color w:val="333333"/>
+          <w:sz w:val="19"/>
+          <w:szCs w:val="19"/>
+        </w:rPr>
+        <w:t xml:space="preserve">    } catch (RuntimeException ex) {</w:t>
+      </w:r>
+    </w:p>
+    <w:p>
+      <w:pPr>
+        <w:pBdr>
+          <w:left w:val="single" w:color="D9D9D9" w:sz="12" w:space="6"/>
+          <w:right w:val="single" w:color="D9D9D9" w:sz="6" w:space="4"/>
+        </w:pBdr>
+        <w:shd w:fill="F2F2F2" w:color="auto" w:val="clear"/>
+        <w:spacing w:after="0" w:line="264"/>
+      </w:pPr>
+      <w:r>
+        <w:rPr>
+          <w:rFonts w:ascii="Consolas" w:cs="Consolas" w:eastAsia="Consolas" w:hAnsi="Consolas"/>
+          <w:color w:val="333333"/>
+          <w:sz w:val="19"/>
+          <w:szCs w:val="19"/>
+        </w:rPr>
+        <w:t xml:space="preserve">        removerCookieRefreshToken(response);</w:t>
+      </w:r>
+    </w:p>
+    <w:p>
+      <w:pPr>
+        <w:pBdr>
+          <w:left w:val="single" w:color="D9D9D9" w:sz="12" w:space="6"/>
+          <w:right w:val="single" w:color="D9D9D9" w:sz="6" w:space="4"/>
+        </w:pBdr>
+        <w:shd w:fill="F2F2F2" w:color="auto" w:val="clear"/>
+        <w:spacing w:after="0" w:line="264"/>
+      </w:pPr>
+      <w:r>
+        <w:rPr>
+          <w:rFonts w:ascii="Consolas" w:cs="Consolas" w:eastAsia="Consolas" w:hAnsi="Consolas"/>
+          <w:color w:val="333333"/>
+          <w:sz w:val="19"/>
+          <w:szCs w:val="19"/>
+        </w:rPr>
+        <w:t xml:space="preserve">        return ResponseEntity.status(HttpStatus.UNAUTHORIZED).build();</w:t>
+      </w:r>
+    </w:p>
+    <w:p>
+      <w:pPr>
+        <w:pBdr>
+          <w:left w:val="single" w:color="D9D9D9" w:sz="12" w:space="6"/>
+          <w:right w:val="single" w:color="D9D9D9" w:sz="6" w:space="4"/>
+        </w:pBdr>
+        <w:shd w:fill="F2F2F2" w:color="auto" w:val="clear"/>
+        <w:spacing w:after="0" w:line="264"/>
+      </w:pPr>
+      <w:r>
+        <w:rPr>
+          <w:rFonts w:ascii="Consolas" w:cs="Consolas" w:eastAsia="Consolas" w:hAnsi="Consolas"/>
+          <w:color w:val="333333"/>
+          <w:sz w:val="19"/>
+          <w:szCs w:val="19"/>
+        </w:rPr>
+        <w:t xml:space="preserve">    }</w:t>
+      </w:r>
+    </w:p>
+    <w:p>
+      <w:pPr>
+        <w:pBdr>
+          <w:left w:val="single" w:color="D9D9D9" w:sz="12" w:space="6"/>
+          <w:right w:val="single" w:color="D9D9D9" w:sz="6" w:space="4"/>
+        </w:pBdr>
+        <w:shd w:fill="F2F2F2" w:color="auto" w:val="clear"/>
+        <w:spacing w:after="0" w:line="264"/>
+      </w:pPr>
+      <w:r>
+        <w:rPr>
+          <w:rFonts w:ascii="Consolas" w:cs="Consolas" w:eastAsia="Consolas" w:hAnsi="Consolas"/>
+          <w:color w:val="333333"/>
+          <w:sz w:val="19"/>
+          <w:szCs w:val="19"/>
+        </w:rPr>
+        <w:t xml:space="preserve">}</w:t>
+      </w:r>
+    </w:p>
+    <w:p>
+      <w:pPr>
+        <w:pBdr>
+          <w:left w:val="single" w:color="D9D9D9" w:sz="12" w:space="6"/>
+          <w:right w:val="single" w:color="D9D9D9" w:sz="6" w:space="4"/>
+        </w:pBdr>
+        <w:shd w:fill="F2F2F2" w:color="auto" w:val="clear"/>
+        <w:spacing w:after="0" w:line="264"/>
+      </w:pPr>
+      <w:r>
+        <w:rPr>
+          <w:rFonts w:ascii="Consolas" w:cs="Consolas" w:eastAsia="Consolas" w:hAnsi="Consolas"/>
+          <w:color w:val="333333"/>
+          <w:sz w:val="19"/>
+          <w:szCs w:val="19"/>
+        </w:rPr>
+        <w:t xml:space="preserve"> </w:t>
+      </w:r>
+    </w:p>
+    <w:p>
+      <w:pPr>
+        <w:pBdr>
+          <w:left w:val="single" w:color="D9D9D9" w:sz="12" w:space="6"/>
+          <w:right w:val="single" w:color="D9D9D9" w:sz="6" w:space="4"/>
+        </w:pBdr>
+        <w:shd w:fill="F2F2F2" w:color="auto" w:val="clear"/>
+        <w:spacing w:after="0" w:line="264"/>
+      </w:pPr>
+      <w:r>
+        <w:rPr>
+          <w:rFonts w:ascii="Consolas" w:cs="Consolas" w:eastAsia="Consolas" w:hAnsi="Consolas"/>
+          <w:color w:val="333333"/>
+          <w:sz w:val="19"/>
+          <w:szCs w:val="19"/>
+        </w:rPr>
+        <w:t xml:space="preserve">@PostMapping("/logout")</w:t>
+      </w:r>
+    </w:p>
+    <w:p>
+      <w:pPr>
+        <w:pBdr>
+          <w:left w:val="single" w:color="D9D9D9" w:sz="12" w:space="6"/>
+          <w:right w:val="single" w:color="D9D9D9" w:sz="6" w:space="4"/>
+        </w:pBdr>
+        <w:shd w:fill="F2F2F2" w:color="auto" w:val="clear"/>
+        <w:spacing w:after="0" w:line="264"/>
+      </w:pPr>
+      <w:r>
+        <w:rPr>
+          <w:rFonts w:ascii="Consolas" w:cs="Consolas" w:eastAsia="Consolas" w:hAnsi="Consolas"/>
+          <w:color w:val="333333"/>
+          <w:sz w:val="19"/>
+          <w:szCs w:val="19"/>
+        </w:rPr>
+        <w:t xml:space="preserve">public ResponseEntity&lt;Void&gt; logout(</w:t>
+      </w:r>
+    </w:p>
+    <w:p>
+      <w:pPr>
+        <w:pBdr>
+          <w:left w:val="single" w:color="D9D9D9" w:sz="12" w:space="6"/>
+          <w:right w:val="single" w:color="D9D9D9" w:sz="6" w:space="4"/>
+        </w:pBdr>
+        <w:shd w:fill="F2F2F2" w:color="auto" w:val="clear"/>
+        <w:spacing w:after="0" w:line="264"/>
+      </w:pPr>
+      <w:r>
+        <w:rPr>
+          <w:rFonts w:ascii="Consolas" w:cs="Consolas" w:eastAsia="Consolas" w:hAnsi="Consolas"/>
+          <w:color w:val="333333"/>
+          <w:sz w:val="19"/>
+          <w:szCs w:val="19"/>
+        </w:rPr>
+        <w:t xml:space="preserve">        @CookieValue(name = "refreshToken", required = false) String refreshToken,</w:t>
+      </w:r>
+    </w:p>
+    <w:p>
+      <w:pPr>
+        <w:pBdr>
+          <w:left w:val="single" w:color="D9D9D9" w:sz="12" w:space="6"/>
+          <w:right w:val="single" w:color="D9D9D9" w:sz="6" w:space="4"/>
+        </w:pBdr>
+        <w:shd w:fill="F2F2F2" w:color="auto" w:val="clear"/>
+        <w:spacing w:after="0" w:line="264"/>
+      </w:pPr>
+      <w:r>
+        <w:rPr>
+          <w:rFonts w:ascii="Consolas" w:cs="Consolas" w:eastAsia="Consolas" w:hAnsi="Consolas"/>
+          <w:color w:val="333333"/>
+          <w:sz w:val="19"/>
+          <w:szCs w:val="19"/>
+        </w:rPr>
+        <w:t xml:space="preserve">        HttpServletResponse response) {</w:t>
+      </w:r>
+    </w:p>
+    <w:p>
+      <w:pPr>
+        <w:pBdr>
+          <w:left w:val="single" w:color="D9D9D9" w:sz="12" w:space="6"/>
+          <w:right w:val="single" w:color="D9D9D9" w:sz="6" w:space="4"/>
+        </w:pBdr>
+        <w:shd w:fill="F2F2F2" w:color="auto" w:val="clear"/>
+        <w:spacing w:after="0" w:line="264"/>
+      </w:pPr>
+      <w:r>
+        <w:rPr>
+          <w:rFonts w:ascii="Consolas" w:cs="Consolas" w:eastAsia="Consolas" w:hAnsi="Consolas"/>
+          <w:color w:val="333333"/>
+          <w:sz w:val="19"/>
+          <w:szCs w:val="19"/>
+        </w:rPr>
+        <w:t xml:space="preserve">    if (refreshToken != null) {</w:t>
+      </w:r>
+    </w:p>
+    <w:p>
+      <w:pPr>
+        <w:pBdr>
+          <w:left w:val="single" w:color="D9D9D9" w:sz="12" w:space="6"/>
+          <w:right w:val="single" w:color="D9D9D9" w:sz="6" w:space="4"/>
+        </w:pBdr>
+        <w:shd w:fill="F2F2F2" w:color="auto" w:val="clear"/>
+        <w:spacing w:after="0" w:line="264"/>
+      </w:pPr>
+      <w:r>
+        <w:rPr>
+          <w:rFonts w:ascii="Consolas" w:cs="Consolas" w:eastAsia="Consolas" w:hAnsi="Consolas"/>
+          <w:color w:val="333333"/>
+          <w:sz w:val="19"/>
+          <w:szCs w:val="19"/>
+        </w:rPr>
+        <w:t xml:space="preserve">        autenticacaoService.logout(refreshToken);</w:t>
+      </w:r>
+    </w:p>
+    <w:p>
+      <w:pPr>
+        <w:pBdr>
+          <w:left w:val="single" w:color="D9D9D9" w:sz="12" w:space="6"/>
+          <w:right w:val="single" w:color="D9D9D9" w:sz="6" w:space="4"/>
+        </w:pBdr>
+        <w:shd w:fill="F2F2F2" w:color="auto" w:val="clear"/>
+        <w:spacing w:after="0" w:line="264"/>
+      </w:pPr>
+      <w:r>
+        <w:rPr>
+          <w:rFonts w:ascii="Consolas" w:cs="Consolas" w:eastAsia="Consolas" w:hAnsi="Consolas"/>
+          <w:color w:val="333333"/>
+          <w:sz w:val="19"/>
+          <w:szCs w:val="19"/>
+        </w:rPr>
+        <w:t xml:space="preserve">    }</w:t>
+      </w:r>
+    </w:p>
+    <w:p>
+      <w:pPr>
+        <w:pBdr>
+          <w:left w:val="single" w:color="D9D9D9" w:sz="12" w:space="6"/>
+          <w:right w:val="single" w:color="D9D9D9" w:sz="6" w:space="4"/>
+        </w:pBdr>
+        <w:shd w:fill="F2F2F2" w:color="auto" w:val="clear"/>
+        <w:spacing w:after="0" w:line="264"/>
+      </w:pPr>
+      <w:r>
+        <w:rPr>
+          <w:rFonts w:ascii="Consolas" w:cs="Consolas" w:eastAsia="Consolas" w:hAnsi="Consolas"/>
+          <w:color w:val="333333"/>
+          <w:sz w:val="19"/>
+          <w:szCs w:val="19"/>
+        </w:rPr>
+        <w:t xml:space="preserve">    removerCookieRefreshToken(response);</w:t>
+      </w:r>
+    </w:p>
+    <w:p>
+      <w:pPr>
+        <w:pBdr>
+          <w:left w:val="single" w:color="D9D9D9" w:sz="12" w:space="6"/>
+          <w:right w:val="single" w:color="D9D9D9" w:sz="6" w:space="4"/>
+        </w:pBdr>
+        <w:shd w:fill="F2F2F2" w:color="auto" w:val="clear"/>
+        <w:spacing w:after="0" w:line="264"/>
+      </w:pPr>
+      <w:r>
+        <w:rPr>
+          <w:rFonts w:ascii="Consolas" w:cs="Consolas" w:eastAsia="Consolas" w:hAnsi="Consolas"/>
+          <w:color w:val="333333"/>
+          <w:sz w:val="19"/>
+          <w:szCs w:val="19"/>
+        </w:rPr>
+        <w:t xml:space="preserve">    return ResponseEntity.noContent().build();</w:t>
+      </w:r>
+    </w:p>
+    <w:p>
+      <w:pPr>
+        <w:pBdr>
+          <w:left w:val="single" w:color="D9D9D9" w:sz="12" w:space="6"/>
+          <w:right w:val="single" w:color="D9D9D9" w:sz="6" w:space="4"/>
+        </w:pBdr>
+        <w:shd w:fill="F2F2F2" w:color="auto" w:val="clear"/>
+        <w:spacing w:after="0" w:line="264"/>
+      </w:pPr>
+      <w:r>
+        <w:rPr>
+          <w:rFonts w:ascii="Consolas" w:cs="Consolas" w:eastAsia="Consolas" w:hAnsi="Consolas"/>
+          <w:color w:val="333333"/>
+          <w:sz w:val="19"/>
+          <w:szCs w:val="19"/>
+        </w:rPr>
+        <w:t xml:space="preserve">}</w:t>
+      </w:r>
+    </w:p>
+    <w:p>
+      <w:pPr>
+        <w:pBdr>
+          <w:left w:val="single" w:color="D9D9D9" w:sz="12" w:space="6"/>
+          <w:right w:val="single" w:color="D9D9D9" w:sz="6" w:space="4"/>
+        </w:pBdr>
+        <w:shd w:fill="F2F2F2" w:color="auto" w:val="clear"/>
+        <w:spacing w:after="0" w:line="264"/>
+      </w:pPr>
+      <w:r>
+        <w:rPr>
+          <w:rFonts w:ascii="Consolas" w:cs="Consolas" w:eastAsia="Consolas" w:hAnsi="Consolas"/>
+          <w:color w:val="333333"/>
+          <w:sz w:val="19"/>
+          <w:szCs w:val="19"/>
+        </w:rPr>
+        <w:t xml:space="preserve"> </w:t>
+      </w:r>
+    </w:p>
+    <w:p>
+      <w:pPr>
+        <w:pBdr>
+          <w:left w:val="single" w:color="D9D9D9" w:sz="12" w:space="6"/>
+          <w:right w:val="single" w:color="D9D9D9" w:sz="6" w:space="4"/>
+        </w:pBdr>
+        <w:shd w:fill="F2F2F2" w:color="auto" w:val="clear"/>
+        <w:spacing w:after="0" w:line="264"/>
+      </w:pPr>
+      <w:r>
+        <w:rPr>
+          <w:rFonts w:ascii="Consolas" w:cs="Consolas" w:eastAsia="Consolas" w:hAnsi="Consolas"/>
+          <w:color w:val="333333"/>
+          <w:sz w:val="19"/>
+          <w:szCs w:val="19"/>
+        </w:rPr>
+        <w:t xml:space="preserve">private void adicionarCookieRefreshToken(HttpServletResponse response, String token) {</w:t>
+      </w:r>
+    </w:p>
+    <w:p>
+      <w:pPr>
+        <w:pBdr>
+          <w:left w:val="single" w:color="D9D9D9" w:sz="12" w:space="6"/>
+          <w:right w:val="single" w:color="D9D9D9" w:sz="6" w:space="4"/>
+        </w:pBdr>
+        <w:shd w:fill="F2F2F2" w:color="auto" w:val="clear"/>
+        <w:spacing w:after="0" w:line="264"/>
+      </w:pPr>
+      <w:r>
+        <w:rPr>
+          <w:rFonts w:ascii="Consolas" w:cs="Consolas" w:eastAsia="Consolas" w:hAnsi="Consolas"/>
+          <w:color w:val="333333"/>
+          <w:sz w:val="19"/>
+          <w:szCs w:val="19"/>
+        </w:rPr>
+        <w:t xml:space="preserve">    ResponseCookie cookie = ResponseCookie.from("refreshToken", token)</w:t>
+      </w:r>
+    </w:p>
+    <w:p>
+      <w:pPr>
+        <w:pBdr>
+          <w:left w:val="single" w:color="D9D9D9" w:sz="12" w:space="6"/>
+          <w:right w:val="single" w:color="D9D9D9" w:sz="6" w:space="4"/>
+        </w:pBdr>
+        <w:shd w:fill="F2F2F2" w:color="auto" w:val="clear"/>
+        <w:spacing w:after="0" w:line="264"/>
+      </w:pPr>
+      <w:r>
+        <w:rPr>
+          <w:rFonts w:ascii="Consolas" w:cs="Consolas" w:eastAsia="Consolas" w:hAnsi="Consolas"/>
+          <w:color w:val="333333"/>
+          <w:sz w:val="19"/>
+          <w:szCs w:val="19"/>
+        </w:rPr>
+        <w:t xml:space="preserve">        .httpOnly(true)</w:t>
+      </w:r>
+    </w:p>
+    <w:p>
+      <w:pPr>
+        <w:pBdr>
+          <w:left w:val="single" w:color="D9D9D9" w:sz="12" w:space="6"/>
+          <w:right w:val="single" w:color="D9D9D9" w:sz="6" w:space="4"/>
+        </w:pBdr>
+        <w:shd w:fill="F2F2F2" w:color="auto" w:val="clear"/>
+        <w:spacing w:after="0" w:line="264"/>
+      </w:pPr>
+      <w:r>
+        <w:rPr>
+          <w:rFonts w:ascii="Consolas" w:cs="Consolas" w:eastAsia="Consolas" w:hAnsi="Consolas"/>
+          <w:color w:val="333333"/>
+          <w:sz w:val="19"/>
+          <w:szCs w:val="19"/>
+        </w:rPr>
+        <w:t xml:space="preserve">        .secure(false) // true em produção, atrás de HTTPS</w:t>
+      </w:r>
+    </w:p>
+    <w:p>
+      <w:pPr>
+        <w:pBdr>
+          <w:left w:val="single" w:color="D9D9D9" w:sz="12" w:space="6"/>
+          <w:right w:val="single" w:color="D9D9D9" w:sz="6" w:space="4"/>
+        </w:pBdr>
+        <w:shd w:fill="F2F2F2" w:color="auto" w:val="clear"/>
+        <w:spacing w:after="0" w:line="264"/>
+      </w:pPr>
+      <w:r>
+        <w:rPr>
+          <w:rFonts w:ascii="Consolas" w:cs="Consolas" w:eastAsia="Consolas" w:hAnsi="Consolas"/>
+          <w:color w:val="333333"/>
+          <w:sz w:val="19"/>
+          <w:szCs w:val="19"/>
+        </w:rPr>
+        <w:t xml:space="preserve">        .sameSite("Lax")</w:t>
+      </w:r>
+    </w:p>
+    <w:p>
+      <w:pPr>
+        <w:pBdr>
+          <w:left w:val="single" w:color="D9D9D9" w:sz="12" w:space="6"/>
+          <w:right w:val="single" w:color="D9D9D9" w:sz="6" w:space="4"/>
+        </w:pBdr>
+        <w:shd w:fill="F2F2F2" w:color="auto" w:val="clear"/>
+        <w:spacing w:after="0" w:line="264"/>
+      </w:pPr>
+      <w:r>
+        <w:rPr>
+          <w:rFonts w:ascii="Consolas" w:cs="Consolas" w:eastAsia="Consolas" w:hAnsi="Consolas"/>
+          <w:color w:val="333333"/>
+          <w:sz w:val="19"/>
+          <w:szCs w:val="19"/>
+        </w:rPr>
+        <w:t xml:space="preserve">        .path("/autenticacao")</w:t>
+      </w:r>
+    </w:p>
+    <w:p>
+      <w:pPr>
+        <w:pBdr>
+          <w:left w:val="single" w:color="D9D9D9" w:sz="12" w:space="6"/>
+          <w:right w:val="single" w:color="D9D9D9" w:sz="6" w:space="4"/>
+        </w:pBdr>
+        <w:shd w:fill="F2F2F2" w:color="auto" w:val="clear"/>
+        <w:spacing w:after="0" w:line="264"/>
+      </w:pPr>
+      <w:r>
+        <w:rPr>
+          <w:rFonts w:ascii="Consolas" w:cs="Consolas" w:eastAsia="Consolas" w:hAnsi="Consolas"/>
+          <w:color w:val="333333"/>
+          <w:sz w:val="19"/>
+          <w:szCs w:val="19"/>
+        </w:rPr>
+        <w:t xml:space="preserve">        .maxAge(Duration.ofMillis(refreshExpiration))</w:t>
+      </w:r>
+    </w:p>
+    <w:p>
+      <w:pPr>
+        <w:pBdr>
+          <w:left w:val="single" w:color="D9D9D9" w:sz="12" w:space="6"/>
+          <w:right w:val="single" w:color="D9D9D9" w:sz="6" w:space="4"/>
+        </w:pBdr>
+        <w:shd w:fill="F2F2F2" w:color="auto" w:val="clear"/>
+        <w:spacing w:after="0" w:line="264"/>
+      </w:pPr>
+      <w:r>
+        <w:rPr>
+          <w:rFonts w:ascii="Consolas" w:cs="Consolas" w:eastAsia="Consolas" w:hAnsi="Consolas"/>
+          <w:color w:val="333333"/>
+          <w:sz w:val="19"/>
+          <w:szCs w:val="19"/>
+        </w:rPr>
+        <w:t xml:space="preserve">        .build();</w:t>
+      </w:r>
+    </w:p>
+    <w:p>
+      <w:pPr>
+        <w:pBdr>
+          <w:left w:val="single" w:color="D9D9D9" w:sz="12" w:space="6"/>
+          <w:right w:val="single" w:color="D9D9D9" w:sz="6" w:space="4"/>
+        </w:pBdr>
+        <w:shd w:fill="F2F2F2" w:color="auto" w:val="clear"/>
+        <w:spacing w:after="0" w:line="264"/>
+      </w:pPr>
+      <w:r>
+        <w:rPr>
+          <w:rFonts w:ascii="Consolas" w:cs="Consolas" w:eastAsia="Consolas" w:hAnsi="Consolas"/>
+          <w:color w:val="333333"/>
+          <w:sz w:val="19"/>
+          <w:szCs w:val="19"/>
+        </w:rPr>
+        <w:t xml:space="preserve">    response.addHeader(HttpHeaders.SET_COOKIE, cookie.toString());</w:t>
+      </w:r>
+    </w:p>
+    <w:p>
+      <w:pPr>
+        <w:pBdr>
+          <w:bottom w:val="single" w:color="D9D9D9" w:sz="6" w:space="4"/>
+          <w:left w:val="single" w:color="D9D9D9" w:sz="12" w:space="6"/>
+          <w:right w:val="single" w:color="D9D9D9" w:sz="6" w:space="4"/>
+        </w:pBdr>
+        <w:shd w:fill="F2F2F2" w:color="auto" w:val="clear"/>
+        <w:spacing w:after="200" w:line="264"/>
+      </w:pPr>
+      <w:r>
+        <w:rPr>
+          <w:rFonts w:ascii="Consolas" w:cs="Consolas" w:eastAsia="Consolas" w:hAnsi="Consolas"/>
+          <w:color w:val="333333"/>
+          <w:sz w:val="19"/>
+          <w:szCs w:val="19"/>
+        </w:rPr>
+        <w:t xml:space="preserve">}</w:t>
+      </w:r>
+    </w:p>
+    <w:tbl>
+      <w:tblPr>
+        <w:tblW w:type="dxa" w:w="9000"/>
+        <w:tblBorders>
+          <w:top w:val="single" w:color="auto" w:sz="4"/>
+          <w:left w:val="single" w:color="auto" w:sz="4"/>
+          <w:bottom w:val="single" w:color="auto" w:sz="4"/>
+          <w:right w:val="single" w:color="auto" w:sz="4"/>
+          <w:insideH w:val="single" w:color="auto" w:sz="4"/>
+          <w:insideV w:val="single" w:color="auto" w:sz="4"/>
+        </w:tblBorders>
+      </w:tblPr>
+      <w:tblGrid>
+        <w:gridCol w:w="2600"/>
+        <w:gridCol w:w="6400"/>
+      </w:tblGrid>
+      <w:tr>
+        <w:tc>
+          <w:tcPr>
+            <w:tcW w:type="dxa" w:w="2600"/>
+            <w:shd w:fill="1F4E79" w:color="auto" w:val="clear"/>
+            <w:tcMar>
+              <w:top w:type="dxa" w:w="90"/>
+              <w:left w:type="dxa" w:w="120"/>
+              <w:bottom w:type="dxa" w:w="90"/>
+              <w:right w:type="dxa" w:w="120"/>
+            </w:tcMar>
+          </w:tcPr>
+          <w:p>
+            <w:pPr>
+              <w:jc w:val="left"/>
+            </w:pPr>
+            <w:r>
+              <w:rPr>
+                <w:rFonts w:ascii="Calibri" w:cs="Calibri" w:eastAsia="Calibri" w:hAnsi="Calibri"/>
+                <w:b/>
+                <w:bCs/>
+                <w:color w:val="FFFFFF"/>
+                <w:sz w:val="21"/>
+                <w:szCs w:val="21"/>
+              </w:rPr>
+              <w:t xml:space="preserve">Atributo do cookie</w:t>
+            </w:r>
+          </w:p>
+        </w:tc>
+        <w:tc>
+          <w:tcPr>
+            <w:tcW w:type="dxa" w:w="6400"/>
+            <w:shd w:fill="1F4E79" w:color="auto" w:val="clear"/>
+            <w:tcMar>
+              <w:top w:type="dxa" w:w="90"/>
+              <w:left w:type="dxa" w:w="120"/>
+              <w:bottom w:type="dxa" w:w="90"/>
+              <w:right w:type="dxa" w:w="120"/>
+            </w:tcMar>
+          </w:tcPr>
+          <w:p>
+            <w:pPr>
+              <w:jc w:val="left"/>
+            </w:pPr>
+            <w:r>
+              <w:rPr>
+                <w:rFonts w:ascii="Calibri" w:cs="Calibri" w:eastAsia="Calibri" w:hAnsi="Calibri"/>
+                <w:b/>
+                <w:bCs/>
+                <w:color w:val="FFFFFF"/>
+                <w:sz w:val="21"/>
+                <w:szCs w:val="21"/>
+              </w:rPr>
+              <w:t xml:space="preserve">Por que está assim</w:t>
+            </w:r>
+          </w:p>
+        </w:tc>
+      </w:tr>
+      <w:tr>
+        <w:tc>
+          <w:tcPr>
+            <w:tcW w:type="dxa" w:w="2600"/>
+            <w:tcMar>
+              <w:top w:type="dxa" w:w="90"/>
+              <w:left w:type="dxa" w:w="120"/>
+              <w:bottom w:type="dxa" w:w="90"/>
+              <w:right w:type="dxa" w:w="120"/>
+            </w:tcMar>
+          </w:tcPr>
+          <w:p>
+            <w:pPr>
+              <w:jc w:val="left"/>
+            </w:pPr>
+            <w:r>
+              <w:rPr>
+                <w:rFonts w:ascii="Consolas" w:cs="Consolas" w:eastAsia="Consolas" w:hAnsi="Consolas"/>
+                <w:b w:val="false"/>
+                <w:bCs w:val="false"/>
+                <w:color w:val="262626"/>
+                <w:sz w:val="19"/>
+                <w:szCs w:val="19"/>
+              </w:rPr>
+              <w:t xml:space="preserve">httpOnly(true)</w:t>
+            </w:r>
+          </w:p>
+        </w:tc>
+        <w:tc>
+          <w:tcPr>
+            <w:tcW w:type="dxa" w:w="6400"/>
+            <w:tcMar>
+              <w:top w:type="dxa" w:w="90"/>
+              <w:left w:type="dxa" w:w="120"/>
+              <w:bottom w:type="dxa" w:w="90"/>
+              <w:right w:type="dxa" w:w="120"/>
+            </w:tcMar>
+          </w:tcPr>
+          <w:p>
+            <w:pPr>
+              <w:jc w:val="left"/>
+            </w:pPr>
+            <w:r>
+              <w:rPr>
+                <w:rFonts w:ascii="Calibri" w:cs="Calibri" w:eastAsia="Calibri" w:hAnsi="Calibri"/>
+                <w:b w:val="false"/>
+                <w:bCs w:val="false"/>
+                <w:color w:val="262626"/>
+                <w:sz w:val="21"/>
+                <w:szCs w:val="21"/>
+              </w:rPr>
+              <w:t xml:space="preserve">O motivo de tudo isso existir: impede qualquer acesso via JavaScript (document.cookie), protegendo contra roubo por XSS.</w:t>
+            </w:r>
+          </w:p>
+        </w:tc>
+      </w:tr>
+      <w:tr>
+        <w:tc>
+          <w:tcPr>
+            <w:tcW w:type="dxa" w:w="2600"/>
+            <w:tcMar>
+              <w:top w:type="dxa" w:w="90"/>
+              <w:left w:type="dxa" w:w="120"/>
+              <w:bottom w:type="dxa" w:w="90"/>
+              <w:right w:type="dxa" w:w="120"/>
+            </w:tcMar>
+          </w:tcPr>
+          <w:p>
+            <w:pPr>
+              <w:jc w:val="left"/>
+            </w:pPr>
+            <w:r>
+              <w:rPr>
+                <w:rFonts w:ascii="Consolas" w:cs="Consolas" w:eastAsia="Consolas" w:hAnsi="Consolas"/>
+                <w:b w:val="false"/>
+                <w:bCs w:val="false"/>
+                <w:color w:val="262626"/>
+                <w:sz w:val="19"/>
+                <w:szCs w:val="19"/>
+              </w:rPr>
+              <w:t xml:space="preserve">secure(false)</w:t>
+            </w:r>
+          </w:p>
+        </w:tc>
+        <w:tc>
+          <w:tcPr>
+            <w:tcW w:type="dxa" w:w="6400"/>
+            <w:tcMar>
+              <w:top w:type="dxa" w:w="90"/>
+              <w:left w:type="dxa" w:w="120"/>
+              <w:bottom w:type="dxa" w:w="90"/>
+              <w:right w:type="dxa" w:w="120"/>
+            </w:tcMar>
+          </w:tcPr>
+          <w:p>
+            <w:pPr>
+              <w:jc w:val="left"/>
+            </w:pPr>
+            <w:r>
+              <w:rPr>
+                <w:rFonts w:ascii="Calibri" w:cs="Calibri" w:eastAsia="Calibri" w:hAnsi="Calibri"/>
+                <w:b w:val="false"/>
+                <w:bCs w:val="false"/>
+                <w:color w:val="262626"/>
+                <w:sz w:val="21"/>
+                <w:szCs w:val="21"/>
+              </w:rPr>
+              <w:t xml:space="preserve">Em desenvolvimento, o frontend roda em http://localhost — um cookie Secure só é enviado em conexões HTTPS, então precisa ficar false aqui. Em produção (atrás de HTTPS), isso DEVE virar true.</w:t>
+            </w:r>
+          </w:p>
+        </w:tc>
+      </w:tr>
+      <w:tr>
+        <w:tc>
+          <w:tcPr>
+            <w:tcW w:type="dxa" w:w="2600"/>
+            <w:tcMar>
+              <w:top w:type="dxa" w:w="90"/>
+              <w:left w:type="dxa" w:w="120"/>
+              <w:bottom w:type="dxa" w:w="90"/>
+              <w:right w:type="dxa" w:w="120"/>
+            </w:tcMar>
+          </w:tcPr>
+          <w:p>
+            <w:pPr>
+              <w:jc w:val="left"/>
+            </w:pPr>
+            <w:r>
+              <w:rPr>
+                <w:rFonts w:ascii="Consolas" w:cs="Consolas" w:eastAsia="Consolas" w:hAnsi="Consolas"/>
+                <w:b w:val="false"/>
+                <w:bCs w:val="false"/>
+                <w:color w:val="262626"/>
+                <w:sz w:val="19"/>
+                <w:szCs w:val="19"/>
+              </w:rPr>
+              <w:t xml:space="preserve">sameSite("Lax")</w:t>
+            </w:r>
+          </w:p>
+        </w:tc>
+        <w:tc>
+          <w:tcPr>
+            <w:tcW w:type="dxa" w:w="6400"/>
+            <w:tcMar>
+              <w:top w:type="dxa" w:w="90"/>
+              <w:left w:type="dxa" w:w="120"/>
+              <w:bottom w:type="dxa" w:w="90"/>
+              <w:right w:type="dxa" w:w="120"/>
+            </w:tcMar>
+          </w:tcPr>
+          <w:p>
+            <w:pPr>
+              <w:jc w:val="left"/>
+            </w:pPr>
+            <w:r>
+              <w:rPr>
+                <w:rFonts w:ascii="Calibri" w:cs="Calibri" w:eastAsia="Calibri" w:hAnsi="Calibri"/>
+                <w:b w:val="false"/>
+                <w:bCs w:val="false"/>
+                <w:color w:val="262626"/>
+                <w:sz w:val="21"/>
+                <w:szCs w:val="21"/>
+              </w:rPr>
+              <w:t xml:space="preserve">localhost:3000 e localhost:8081 são portas diferentes, mas o mesmo "site" (mesmo domínio, para fins de cookie) — por isso o cookie ainda é enviado nas chamadas do frontend. Lax também barra o cookie em requisições cross-site disparadas por outros sites (proteção extra contra CSRF nesses endpoints).</w:t>
+            </w:r>
+          </w:p>
+        </w:tc>
+      </w:tr>
+      <w:tr>
+        <w:tc>
+          <w:tcPr>
+            <w:tcW w:type="dxa" w:w="2600"/>
+            <w:tcMar>
+              <w:top w:type="dxa" w:w="90"/>
+              <w:left w:type="dxa" w:w="120"/>
+              <w:bottom w:type="dxa" w:w="90"/>
+              <w:right w:type="dxa" w:w="120"/>
+            </w:tcMar>
+          </w:tcPr>
+          <w:p>
+            <w:pPr>
+              <w:jc w:val="left"/>
+            </w:pPr>
+            <w:r>
+              <w:rPr>
+                <w:rFonts w:ascii="Consolas" w:cs="Consolas" w:eastAsia="Consolas" w:hAnsi="Consolas"/>
+                <w:b w:val="false"/>
+                <w:bCs w:val="false"/>
+                <w:color w:val="262626"/>
+                <w:sz w:val="19"/>
+                <w:szCs w:val="19"/>
+              </w:rPr>
+              <w:t xml:space="preserve">path("/autenticacao")</w:t>
+            </w:r>
+          </w:p>
+        </w:tc>
+        <w:tc>
+          <w:tcPr>
+            <w:tcW w:type="dxa" w:w="6400"/>
+            <w:tcMar>
+              <w:top w:type="dxa" w:w="90"/>
+              <w:left w:type="dxa" w:w="120"/>
+              <w:bottom w:type="dxa" w:w="90"/>
+              <w:right w:type="dxa" w:w="120"/>
+            </w:tcMar>
+          </w:tcPr>
+          <w:p>
+            <w:pPr>
+              <w:jc w:val="left"/>
+            </w:pPr>
+            <w:r>
+              <w:rPr>
+                <w:rFonts w:ascii="Calibri" w:cs="Calibri" w:eastAsia="Calibri" w:hAnsi="Calibri"/>
+                <w:b w:val="false"/>
+                <w:bCs w:val="false"/>
+                <w:color w:val="262626"/>
+                <w:sz w:val="21"/>
+                <w:szCs w:val="21"/>
+              </w:rPr>
+              <w:t xml:space="preserve">O cookie só é enviado para rotas dentro de /autenticacao — o filtro JWT de requisições comuns nem chega a vê-lo, reduzindo a exposição do token.</w:t>
+            </w:r>
+          </w:p>
+        </w:tc>
+      </w:tr>
+      <w:tr>
+        <w:tc>
+          <w:tcPr>
+            <w:tcW w:type="dxa" w:w="2600"/>
+            <w:tcMar>
+              <w:top w:type="dxa" w:w="90"/>
+              <w:left w:type="dxa" w:w="120"/>
+              <w:bottom w:type="dxa" w:w="90"/>
+              <w:right w:type="dxa" w:w="120"/>
+            </w:tcMar>
+          </w:tcPr>
+          <w:p>
+            <w:pPr>
+              <w:jc w:val="left"/>
+            </w:pPr>
+            <w:r>
+              <w:rPr>
+                <w:rFonts w:ascii="Consolas" w:cs="Consolas" w:eastAsia="Consolas" w:hAnsi="Consolas"/>
+                <w:b w:val="false"/>
+                <w:bCs w:val="false"/>
+                <w:color w:val="262626"/>
+                <w:sz w:val="19"/>
+                <w:szCs w:val="19"/>
+              </w:rPr>
+              <w:t xml:space="preserve">maxAge(...)</w:t>
+            </w:r>
+          </w:p>
+        </w:tc>
+        <w:tc>
+          <w:tcPr>
+            <w:tcW w:type="dxa" w:w="6400"/>
+            <w:tcMar>
+              <w:top w:type="dxa" w:w="90"/>
+              <w:left w:type="dxa" w:w="120"/>
+              <w:bottom w:type="dxa" w:w="90"/>
+              <w:right w:type="dxa" w:w="120"/>
+            </w:tcMar>
+          </w:tcPr>
+          <w:p>
+            <w:pPr>
+              <w:jc w:val="left"/>
+            </w:pPr>
+            <w:r>
+              <w:rPr>
+                <w:rFonts w:ascii="Calibri" w:cs="Calibri" w:eastAsia="Calibri" w:hAnsi="Calibri"/>
+                <w:b w:val="false"/>
+                <w:bCs w:val="false"/>
+                <w:color w:val="262626"/>
+                <w:sz w:val="21"/>
+                <w:szCs w:val="21"/>
+              </w:rPr>
+              <w:t xml:space="preserve">Mesmo tempo de vida do registro no banco (jwt.refresh.expiration) — depois disso, o navegador descarta o cookie sozinho.</w:t>
+            </w:r>
+          </w:p>
+        </w:tc>
+      </w:tr>
+    </w:tbl>
+    <w:p>
+      <w:pPr>
+        <w:spacing w:after="160" w:line="300"/>
+      </w:pPr>
+      <w:r>
+        <w:rPr>
+          <w:rFonts w:ascii="Calibri" w:cs="Calibri" w:eastAsia="Calibri" w:hAnsi="Calibri"/>
+          <w:sz w:val="22"/>
+          <w:szCs w:val="22"/>
+        </w:rPr>
+        <w:t xml:space="preserve"> </w:t>
+      </w:r>
+    </w:p>
+    <w:p>
+      <w:pPr>
+        <w:pBdr>
+          <w:top w:val="single" w:color="E8C547" w:sz="4" w:space="4"/>
+          <w:bottom w:val="single" w:color="E8C547" w:sz="4" w:space="4"/>
+          <w:left w:val="single" w:color="E8C547" w:sz="18" w:space="8"/>
+          <w:right w:val="single" w:color="E8C547" w:sz="4" w:space="4"/>
+        </w:pBdr>
+        <w:shd w:fill="FFF4CE" w:color="auto" w:val="clear"/>
+        <w:spacing w:after="240" w:before="120" w:line="280"/>
+      </w:pPr>
+      <w:r>
+        <w:rPr>
+          <w:rFonts w:ascii="Calibri" w:cs="Calibri" w:eastAsia="Calibri" w:hAnsi="Calibri"/>
+          <w:b/>
+          <w:bCs/>
+          <w:color w:val="7A5B00"/>
+          <w:sz w:val="21"/>
+          <w:szCs w:val="21"/>
+        </w:rPr>
+        <w:t xml:space="preserve">E se o frontend e o backend ficarem em domínios diferentes em produção?  </w:t>
+      </w:r>
+      <w:r>
+        <w:rPr>
+          <w:rFonts w:ascii="Calibri" w:cs="Calibri" w:eastAsia="Calibri" w:hAnsi="Calibri"/>
+          <w:color w:val="594100"/>
+          <w:sz w:val="21"/>
+          <w:szCs w:val="21"/>
+        </w:rPr>
+        <w:t xml:space="preserve">sameSite("Lax") só funciona porque, para o navegador, localhost:3000 e localhost:8081 contam como o mesmo "site" (a porta não entra nessa conta, só o domínio). Se um dia o frontend for para app.seudominio.com e a API para api.seudominio.com — domínios diferentes —, o cookie cross-site exigiria sameSite("None") combinado com secure(true) (que por sua vez exige HTTPS). Sem isso, o navegador simplesmente não vai mais enviar o cookie entre os dois.</w:t>
       </w:r>
     </w:p>
     <w:p>
@@ -5667,7 +8197,283 @@
           <w:sz w:val="30"/>
           <w:szCs w:val="30"/>
         </w:rPr>
-        <w:t xml:space="preserve">12. Integração com o frontend React</w:t>
+        <w:t xml:space="preserve">12. AuthUsuarioProvider: descobrindo quem está logado</w:t>
+      </w:r>
+    </w:p>
+    <w:p>
+      <w:pPr>
+        <w:spacing w:after="160" w:line="300"/>
+      </w:pPr>
+      <w:r>
+        <w:rPr>
+          <w:rFonts w:ascii="Calibri" w:cs="Calibri" w:eastAsia="Calibri" w:hAnsi="Calibri"/>
+          <w:sz w:val="22"/>
+          <w:szCs w:val="22"/>
+        </w:rPr>
+        <w:t xml:space="preserve">Depois que o JwtFiltroAutenticacao autentica a requisição, qualquer parte do backend pode descobrir quem é o usuário autenticado através do SecurityContextHolder. O AuthUsuarioProvider encapsula essa consulta em um método reutilizável:</w:t>
+      </w:r>
+    </w:p>
+    <w:p>
+      <w:pPr>
+        <w:pBdr>
+          <w:top w:val="single" w:color="D9D9D9" w:sz="6" w:space="4"/>
+          <w:left w:val="single" w:color="D9D9D9" w:sz="12" w:space="6"/>
+          <w:right w:val="single" w:color="D9D9D9" w:sz="6" w:space="4"/>
+        </w:pBdr>
+        <w:shd w:fill="F2F2F2" w:color="auto" w:val="clear"/>
+        <w:spacing w:after="0" w:line="264"/>
+      </w:pPr>
+      <w:r>
+        <w:rPr>
+          <w:rFonts w:ascii="Consolas" w:cs="Consolas" w:eastAsia="Consolas" w:hAnsi="Consolas"/>
+          <w:color w:val="333333"/>
+          <w:sz w:val="19"/>
+          <w:szCs w:val="19"/>
+        </w:rPr>
+        <w:t xml:space="preserve">@Component</w:t>
+      </w:r>
+    </w:p>
+    <w:p>
+      <w:pPr>
+        <w:pBdr>
+          <w:left w:val="single" w:color="D9D9D9" w:sz="12" w:space="6"/>
+          <w:right w:val="single" w:color="D9D9D9" w:sz="6" w:space="4"/>
+        </w:pBdr>
+        <w:shd w:fill="F2F2F2" w:color="auto" w:val="clear"/>
+        <w:spacing w:after="0" w:line="264"/>
+      </w:pPr>
+      <w:r>
+        <w:rPr>
+          <w:rFonts w:ascii="Consolas" w:cs="Consolas" w:eastAsia="Consolas" w:hAnsi="Consolas"/>
+          <w:color w:val="333333"/>
+          <w:sz w:val="19"/>
+          <w:szCs w:val="19"/>
+        </w:rPr>
+        <w:t xml:space="preserve">public class AuthUsuarioProvider {</w:t>
+      </w:r>
+    </w:p>
+    <w:p>
+      <w:pPr>
+        <w:pBdr>
+          <w:left w:val="single" w:color="D9D9D9" w:sz="12" w:space="6"/>
+          <w:right w:val="single" w:color="D9D9D9" w:sz="6" w:space="4"/>
+        </w:pBdr>
+        <w:shd w:fill="F2F2F2" w:color="auto" w:val="clear"/>
+        <w:spacing w:after="0" w:line="264"/>
+      </w:pPr>
+      <w:r>
+        <w:rPr>
+          <w:rFonts w:ascii="Consolas" w:cs="Consolas" w:eastAsia="Consolas" w:hAnsi="Consolas"/>
+          <w:color w:val="333333"/>
+          <w:sz w:val="19"/>
+          <w:szCs w:val="19"/>
+        </w:rPr>
+        <w:t xml:space="preserve"> </w:t>
+      </w:r>
+    </w:p>
+    <w:p>
+      <w:pPr>
+        <w:pBdr>
+          <w:left w:val="single" w:color="D9D9D9" w:sz="12" w:space="6"/>
+          <w:right w:val="single" w:color="D9D9D9" w:sz="6" w:space="4"/>
+        </w:pBdr>
+        <w:shd w:fill="F2F2F2" w:color="auto" w:val="clear"/>
+        <w:spacing w:after="0" w:line="264"/>
+      </w:pPr>
+      <w:r>
+        <w:rPr>
+          <w:rFonts w:ascii="Consolas" w:cs="Consolas" w:eastAsia="Consolas" w:hAnsi="Consolas"/>
+          <w:color w:val="333333"/>
+          <w:sz w:val="19"/>
+          <w:szCs w:val="19"/>
+        </w:rPr>
+        <w:t xml:space="preserve">    public Usuario getUsuarioAutenticado() {</w:t>
+      </w:r>
+    </w:p>
+    <w:p>
+      <w:pPr>
+        <w:pBdr>
+          <w:left w:val="single" w:color="D9D9D9" w:sz="12" w:space="6"/>
+          <w:right w:val="single" w:color="D9D9D9" w:sz="6" w:space="4"/>
+        </w:pBdr>
+        <w:shd w:fill="F2F2F2" w:color="auto" w:val="clear"/>
+        <w:spacing w:after="0" w:line="264"/>
+      </w:pPr>
+      <w:r>
+        <w:rPr>
+          <w:rFonts w:ascii="Consolas" w:cs="Consolas" w:eastAsia="Consolas" w:hAnsi="Consolas"/>
+          <w:color w:val="333333"/>
+          <w:sz w:val="19"/>
+          <w:szCs w:val="19"/>
+        </w:rPr>
+        <w:t xml:space="preserve">        Object principal = SecurityContextHolder.getContext()</w:t>
+      </w:r>
+    </w:p>
+    <w:p>
+      <w:pPr>
+        <w:pBdr>
+          <w:left w:val="single" w:color="D9D9D9" w:sz="12" w:space="6"/>
+          <w:right w:val="single" w:color="D9D9D9" w:sz="6" w:space="4"/>
+        </w:pBdr>
+        <w:shd w:fill="F2F2F2" w:color="auto" w:val="clear"/>
+        <w:spacing w:after="0" w:line="264"/>
+      </w:pPr>
+      <w:r>
+        <w:rPr>
+          <w:rFonts w:ascii="Consolas" w:cs="Consolas" w:eastAsia="Consolas" w:hAnsi="Consolas"/>
+          <w:color w:val="333333"/>
+          <w:sz w:val="19"/>
+          <w:szCs w:val="19"/>
+        </w:rPr>
+        <w:t xml:space="preserve">            .getAuthentication().getPrincipal();</w:t>
+      </w:r>
+    </w:p>
+    <w:p>
+      <w:pPr>
+        <w:pBdr>
+          <w:left w:val="single" w:color="D9D9D9" w:sz="12" w:space="6"/>
+          <w:right w:val="single" w:color="D9D9D9" w:sz="6" w:space="4"/>
+        </w:pBdr>
+        <w:shd w:fill="F2F2F2" w:color="auto" w:val="clear"/>
+        <w:spacing w:after="0" w:line="264"/>
+      </w:pPr>
+      <w:r>
+        <w:rPr>
+          <w:rFonts w:ascii="Consolas" w:cs="Consolas" w:eastAsia="Consolas" w:hAnsi="Consolas"/>
+          <w:color w:val="333333"/>
+          <w:sz w:val="19"/>
+          <w:szCs w:val="19"/>
+        </w:rPr>
+        <w:t xml:space="preserve">        String email = ((UserDetails) principal).getUsername();</w:t>
+      </w:r>
+    </w:p>
+    <w:p>
+      <w:pPr>
+        <w:pBdr>
+          <w:left w:val="single" w:color="D9D9D9" w:sz="12" w:space="6"/>
+          <w:right w:val="single" w:color="D9D9D9" w:sz="6" w:space="4"/>
+        </w:pBdr>
+        <w:shd w:fill="F2F2F2" w:color="auto" w:val="clear"/>
+        <w:spacing w:after="0" w:line="264"/>
+      </w:pPr>
+      <w:r>
+        <w:rPr>
+          <w:rFonts w:ascii="Consolas" w:cs="Consolas" w:eastAsia="Consolas" w:hAnsi="Consolas"/>
+          <w:color w:val="333333"/>
+          <w:sz w:val="19"/>
+          <w:szCs w:val="19"/>
+        </w:rPr>
+        <w:t xml:space="preserve">        return usuarioRepository.findByEmail(email)</w:t>
+      </w:r>
+    </w:p>
+    <w:p>
+      <w:pPr>
+        <w:pBdr>
+          <w:left w:val="single" w:color="D9D9D9" w:sz="12" w:space="6"/>
+          <w:right w:val="single" w:color="D9D9D9" w:sz="6" w:space="4"/>
+        </w:pBdr>
+        <w:shd w:fill="F2F2F2" w:color="auto" w:val="clear"/>
+        <w:spacing w:after="0" w:line="264"/>
+      </w:pPr>
+      <w:r>
+        <w:rPr>
+          <w:rFonts w:ascii="Consolas" w:cs="Consolas" w:eastAsia="Consolas" w:hAnsi="Consolas"/>
+          <w:color w:val="333333"/>
+          <w:sz w:val="19"/>
+          <w:szCs w:val="19"/>
+        </w:rPr>
+        <w:t xml:space="preserve">            .orElseThrow(() -&gt; new NoSuchElementException(</w:t>
+      </w:r>
+    </w:p>
+    <w:p>
+      <w:pPr>
+        <w:pBdr>
+          <w:left w:val="single" w:color="D9D9D9" w:sz="12" w:space="6"/>
+          <w:right w:val="single" w:color="D9D9D9" w:sz="6" w:space="4"/>
+        </w:pBdr>
+        <w:shd w:fill="F2F2F2" w:color="auto" w:val="clear"/>
+        <w:spacing w:after="0" w:line="264"/>
+      </w:pPr>
+      <w:r>
+        <w:rPr>
+          <w:rFonts w:ascii="Consolas" w:cs="Consolas" w:eastAsia="Consolas" w:hAnsi="Consolas"/>
+          <w:color w:val="333333"/>
+          <w:sz w:val="19"/>
+          <w:szCs w:val="19"/>
+        </w:rPr>
+        <w:t xml:space="preserve">                "Usuário autenticado não encontrado"));</w:t>
+      </w:r>
+    </w:p>
+    <w:p>
+      <w:pPr>
+        <w:pBdr>
+          <w:left w:val="single" w:color="D9D9D9" w:sz="12" w:space="6"/>
+          <w:right w:val="single" w:color="D9D9D9" w:sz="6" w:space="4"/>
+        </w:pBdr>
+        <w:shd w:fill="F2F2F2" w:color="auto" w:val="clear"/>
+        <w:spacing w:after="0" w:line="264"/>
+      </w:pPr>
+      <w:r>
+        <w:rPr>
+          <w:rFonts w:ascii="Consolas" w:cs="Consolas" w:eastAsia="Consolas" w:hAnsi="Consolas"/>
+          <w:color w:val="333333"/>
+          <w:sz w:val="19"/>
+          <w:szCs w:val="19"/>
+        </w:rPr>
+        <w:t xml:space="preserve">    }</w:t>
+      </w:r>
+    </w:p>
+    <w:p>
+      <w:pPr>
+        <w:pBdr>
+          <w:bottom w:val="single" w:color="D9D9D9" w:sz="6" w:space="4"/>
+          <w:left w:val="single" w:color="D9D9D9" w:sz="12" w:space="6"/>
+          <w:right w:val="single" w:color="D9D9D9" w:sz="6" w:space="4"/>
+        </w:pBdr>
+        <w:shd w:fill="F2F2F2" w:color="auto" w:val="clear"/>
+        <w:spacing w:after="200" w:line="264"/>
+      </w:pPr>
+      <w:r>
+        <w:rPr>
+          <w:rFonts w:ascii="Consolas" w:cs="Consolas" w:eastAsia="Consolas" w:hAnsi="Consolas"/>
+          <w:color w:val="333333"/>
+          <w:sz w:val="19"/>
+          <w:szCs w:val="19"/>
+        </w:rPr>
+        <w:t xml:space="preserve">}</w:t>
+      </w:r>
+    </w:p>
+    <w:p>
+      <w:pPr>
+        <w:spacing w:after="160" w:line="300"/>
+      </w:pPr>
+      <w:r>
+        <w:rPr>
+          <w:rFonts w:ascii="Calibri" w:cs="Calibri" w:eastAsia="Calibri" w:hAnsi="Calibri"/>
+          <w:sz w:val="22"/>
+          <w:szCs w:val="22"/>
+        </w:rPr>
+        <w:t xml:space="preserve">Isso ainda não é usado em nenhum endpoint do financeiro26, mas será essencial assim que existirem entidades "pertencentes" a um usuário (por exemplo, lançamentos financeiros) — em vez de o cliente informar o ID do usuário dono do lançamento, o backend descobre isso sozinho a partir do token, o que é muito mais seguro.</w:t>
+      </w:r>
+    </w:p>
+    <w:p>
+      <w:pPr>
+        <w:pStyle w:val="Heading1"/>
+        <w:pBdr>
+          <w:bottom w:val="single" w:color="1F4E79" w:sz="6" w:space="4"/>
+        </w:pBdr>
+        <w:spacing w:after="160" w:before="380"/>
+      </w:pPr>
+      <w:r>
+        <w:rPr>
+          <w:rFonts w:ascii="Calibri" w:cs="Calibri" w:eastAsia="Calibri" w:hAnsi="Calibri"/>
+          <w:b/>
+          <w:bCs/>
+          <w:color w:val="1F4E79"/>
+          <w:sz w:val="30"/>
+          <w:szCs w:val="30"/>
+        </w:rPr>
+        <w:t xml:space="preserve">13. Integração com o frontend React</w:t>
       </w:r>
     </w:p>
     <w:p>
@@ -5684,7 +8490,7 @@
           <w:sz w:val="21"/>
           <w:szCs w:val="21"/>
         </w:rPr>
-        <w:t xml:space="preserve">12.1 Guardando o token após o login</w:t>
+        <w:t xml:space="preserve">13.1 Guardando o token após o login</w:t>
       </w:r>
     </w:p>
     <w:p>
@@ -5697,7 +8503,7 @@
           <w:sz w:val="22"/>
           <w:szCs w:val="22"/>
         </w:rPr>
-        <w:t xml:space="preserve">O serviço AutenticacaoService.js chama o endpoint de login e guarda a resposta inteira (nome, email e token) no localStorage, sob a chave "usuario":</w:t>
+        <w:t xml:space="preserve">O serviço AutenticacaoService.js chama o endpoint de login e guarda a resposta inteira (nome, email e access token) no localStorage, sob a chave "usuario". O refresh token nunca passa por aqui — ele chega direto como cookie httpOnly, e o JavaScript nem tem como enxergá-lo:</w:t>
       </w:r>
     </w:p>
     <w:p>
@@ -5925,7 +8731,7 @@
           <w:sz w:val="21"/>
           <w:szCs w:val="21"/>
         </w:rPr>
-        <w:t xml:space="preserve">12.2 Enviando o token em toda requisição</w:t>
+        <w:t xml:space="preserve">13.2 Enviando o token em toda requisição, e habilitando o cookie</w:t>
       </w:r>
     </w:p>
     <w:p>
@@ -5938,7 +8744,7 @@
           <w:sz w:val="22"/>
           <w:szCs w:val="22"/>
         </w:rPr>
-        <w:t xml:space="preserve">O axiosConfig.js define um interceptor que roda antes de toda chamada HTTP, adicionando automaticamente o cabeçalho Authorization quando existe um usuário logado:</w:t>
+        <w:t xml:space="preserve">O axiosConfig.js define um interceptor que roda antes de toda chamada HTTP, adicionando automaticamente o cabeçalho Authorization. A instância do Axios também precisa de withCredentials: true — sem isso, o navegador nem envia nem aceita o cookie httpOnly do backend, mesmo estando no mesmo "site":</w:t>
       </w:r>
     </w:p>
     <w:p>
@@ -5958,6 +8764,101 @@
           <w:sz w:val="19"/>
           <w:szCs w:val="19"/>
         </w:rPr>
+        <w:t xml:space="preserve">const api = axios.create({</w:t>
+      </w:r>
+    </w:p>
+    <w:p>
+      <w:pPr>
+        <w:pBdr>
+          <w:left w:val="single" w:color="D9D9D9" w:sz="12" w:space="6"/>
+          <w:right w:val="single" w:color="D9D9D9" w:sz="6" w:space="4"/>
+        </w:pBdr>
+        <w:shd w:fill="F2F2F2" w:color="auto" w:val="clear"/>
+        <w:spacing w:after="0" w:line="264"/>
+      </w:pPr>
+      <w:r>
+        <w:rPr>
+          <w:rFonts w:ascii="Consolas" w:cs="Consolas" w:eastAsia="Consolas" w:hAnsi="Consolas"/>
+          <w:color w:val="333333"/>
+          <w:sz w:val="19"/>
+          <w:szCs w:val="19"/>
+        </w:rPr>
+        <w:t xml:space="preserve">  baseURL: process.env.REACT_APP_API_BASE_URL,</w:t>
+      </w:r>
+    </w:p>
+    <w:p>
+      <w:pPr>
+        <w:pBdr>
+          <w:left w:val="single" w:color="D9D9D9" w:sz="12" w:space="6"/>
+          <w:right w:val="single" w:color="D9D9D9" w:sz="6" w:space="4"/>
+        </w:pBdr>
+        <w:shd w:fill="F2F2F2" w:color="auto" w:val="clear"/>
+        <w:spacing w:after="0" w:line="264"/>
+      </w:pPr>
+      <w:r>
+        <w:rPr>
+          <w:rFonts w:ascii="Consolas" w:cs="Consolas" w:eastAsia="Consolas" w:hAnsi="Consolas"/>
+          <w:color w:val="333333"/>
+          <w:sz w:val="19"/>
+          <w:szCs w:val="19"/>
+        </w:rPr>
+        <w:t xml:space="preserve">  withCredentials: true, // envia/recebe o cookie httpOnly do refresh token</w:t>
+      </w:r>
+    </w:p>
+    <w:p>
+      <w:pPr>
+        <w:pBdr>
+          <w:left w:val="single" w:color="D9D9D9" w:sz="12" w:space="6"/>
+          <w:right w:val="single" w:color="D9D9D9" w:sz="6" w:space="4"/>
+        </w:pBdr>
+        <w:shd w:fill="F2F2F2" w:color="auto" w:val="clear"/>
+        <w:spacing w:after="0" w:line="264"/>
+      </w:pPr>
+      <w:r>
+        <w:rPr>
+          <w:rFonts w:ascii="Consolas" w:cs="Consolas" w:eastAsia="Consolas" w:hAnsi="Consolas"/>
+          <w:color w:val="333333"/>
+          <w:sz w:val="19"/>
+          <w:szCs w:val="19"/>
+        </w:rPr>
+        <w:t xml:space="preserve">});</w:t>
+      </w:r>
+    </w:p>
+    <w:p>
+      <w:pPr>
+        <w:pBdr>
+          <w:left w:val="single" w:color="D9D9D9" w:sz="12" w:space="6"/>
+          <w:right w:val="single" w:color="D9D9D9" w:sz="6" w:space="4"/>
+        </w:pBdr>
+        <w:shd w:fill="F2F2F2" w:color="auto" w:val="clear"/>
+        <w:spacing w:after="0" w:line="264"/>
+      </w:pPr>
+      <w:r>
+        <w:rPr>
+          <w:rFonts w:ascii="Consolas" w:cs="Consolas" w:eastAsia="Consolas" w:hAnsi="Consolas"/>
+          <w:color w:val="333333"/>
+          <w:sz w:val="19"/>
+          <w:szCs w:val="19"/>
+        </w:rPr>
+        <w:t xml:space="preserve"> </w:t>
+      </w:r>
+    </w:p>
+    <w:p>
+      <w:pPr>
+        <w:pBdr>
+          <w:left w:val="single" w:color="D9D9D9" w:sz="12" w:space="6"/>
+          <w:right w:val="single" w:color="D9D9D9" w:sz="6" w:space="4"/>
+        </w:pBdr>
+        <w:shd w:fill="F2F2F2" w:color="auto" w:val="clear"/>
+        <w:spacing w:after="0" w:line="264"/>
+      </w:pPr>
+      <w:r>
+        <w:rPr>
+          <w:rFonts w:ascii="Consolas" w:cs="Consolas" w:eastAsia="Consolas" w:hAnsi="Consolas"/>
+          <w:color w:val="333333"/>
+          <w:sz w:val="19"/>
+          <w:szCs w:val="19"/>
+        </w:rPr>
         <w:t xml:space="preserve">api.interceptors.request.use((config) =&gt; {</w:t>
       </w:r>
     </w:p>
@@ -5996,45 +8897,26 @@
           <w:sz w:val="19"/>
           <w:szCs w:val="19"/>
         </w:rPr>
-        <w:t xml:space="preserve">  const token = usuario?.token;</w:t>
-      </w:r>
-    </w:p>
-    <w:p>
-      <w:pPr>
-        <w:pBdr>
-          <w:left w:val="single" w:color="D9D9D9" w:sz="12" w:space="6"/>
-          <w:right w:val="single" w:color="D9D9D9" w:sz="6" w:space="4"/>
-        </w:pBdr>
-        <w:shd w:fill="F2F2F2" w:color="auto" w:val="clear"/>
-        <w:spacing w:after="0" w:line="264"/>
-      </w:pPr>
-      <w:r>
-        <w:rPr>
-          <w:rFonts w:ascii="Consolas" w:cs="Consolas" w:eastAsia="Consolas" w:hAnsi="Consolas"/>
-          <w:color w:val="333333"/>
-          <w:sz w:val="19"/>
-          <w:szCs w:val="19"/>
-        </w:rPr>
-        <w:t xml:space="preserve">  if (token) {</w:t>
-      </w:r>
-    </w:p>
-    <w:p>
-      <w:pPr>
-        <w:pBdr>
-          <w:left w:val="single" w:color="D9D9D9" w:sz="12" w:space="6"/>
-          <w:right w:val="single" w:color="D9D9D9" w:sz="6" w:space="4"/>
-        </w:pBdr>
-        <w:shd w:fill="F2F2F2" w:color="auto" w:val="clear"/>
-        <w:spacing w:after="0" w:line="264"/>
-      </w:pPr>
-      <w:r>
-        <w:rPr>
-          <w:rFonts w:ascii="Consolas" w:cs="Consolas" w:eastAsia="Consolas" w:hAnsi="Consolas"/>
-          <w:color w:val="333333"/>
-          <w:sz w:val="19"/>
-          <w:szCs w:val="19"/>
-        </w:rPr>
-        <w:t xml:space="preserve">    config.headers.Authorization = `Bearer ${token}`;</w:t>
+        <w:t xml:space="preserve">  if (usuario?.token) {</w:t>
+      </w:r>
+    </w:p>
+    <w:p>
+      <w:pPr>
+        <w:pBdr>
+          <w:left w:val="single" w:color="D9D9D9" w:sz="12" w:space="6"/>
+          <w:right w:val="single" w:color="D9D9D9" w:sz="6" w:space="4"/>
+        </w:pBdr>
+        <w:shd w:fill="F2F2F2" w:color="auto" w:val="clear"/>
+        <w:spacing w:after="0" w:line="264"/>
+      </w:pPr>
+      <w:r>
+        <w:rPr>
+          <w:rFonts w:ascii="Consolas" w:cs="Consolas" w:eastAsia="Consolas" w:hAnsi="Consolas"/>
+          <w:color w:val="333333"/>
+          <w:sz w:val="19"/>
+          <w:szCs w:val="19"/>
+        </w:rPr>
+        <w:t xml:space="preserve">    config.headers.Authorization = `Bearer ${usuario.token}`;</w:t>
       </w:r>
     </w:p>
     <w:p>
@@ -6109,7 +8991,980 @@
           <w:sz w:val="21"/>
           <w:szCs w:val="21"/>
         </w:rPr>
-        <w:t xml:space="preserve">12.3 Protegendo rotas no React</w:t>
+        <w:t xml:space="preserve">13.3 Renovando o access token automaticamente</w:t>
+      </w:r>
+    </w:p>
+    <w:p>
+      <w:pPr>
+        <w:spacing w:after="160" w:line="300"/>
+      </w:pPr>
+      <w:r>
+        <w:rPr>
+          <w:rFonts w:ascii="Calibri" w:cs="Calibri" w:eastAsia="Calibri" w:hAnsi="Calibri"/>
+          <w:sz w:val="22"/>
+          <w:szCs w:val="22"/>
+        </w:rPr>
+        <w:t xml:space="preserve">Um interceptor de resposta observa toda chamada que falhar com 401. Nesse caso, ele chama /autenticacao/refresh (o cookie httpOnly é enviado pelo próprio navegador, sem nenhum código extra), guarda o access token novo e repete a chamada original — o usuário não percebe nada disso acontecendo:</w:t>
+      </w:r>
+    </w:p>
+    <w:p>
+      <w:pPr>
+        <w:pBdr>
+          <w:top w:val="single" w:color="D9D9D9" w:sz="6" w:space="4"/>
+          <w:left w:val="single" w:color="D9D9D9" w:sz="12" w:space="6"/>
+          <w:right w:val="single" w:color="D9D9D9" w:sz="6" w:space="4"/>
+        </w:pBdr>
+        <w:shd w:fill="F2F2F2" w:color="auto" w:val="clear"/>
+        <w:spacing w:after="0" w:line="264"/>
+      </w:pPr>
+      <w:r>
+        <w:rPr>
+          <w:rFonts w:ascii="Consolas" w:cs="Consolas" w:eastAsia="Consolas" w:hAnsi="Consolas"/>
+          <w:color w:val="333333"/>
+          <w:sz w:val="19"/>
+          <w:szCs w:val="19"/>
+        </w:rPr>
+        <w:t xml:space="preserve">let renovacaoEmAndamento = null;</w:t>
+      </w:r>
+    </w:p>
+    <w:p>
+      <w:pPr>
+        <w:pBdr>
+          <w:left w:val="single" w:color="D9D9D9" w:sz="12" w:space="6"/>
+          <w:right w:val="single" w:color="D9D9D9" w:sz="6" w:space="4"/>
+        </w:pBdr>
+        <w:shd w:fill="F2F2F2" w:color="auto" w:val="clear"/>
+        <w:spacing w:after="0" w:line="264"/>
+      </w:pPr>
+      <w:r>
+        <w:rPr>
+          <w:rFonts w:ascii="Consolas" w:cs="Consolas" w:eastAsia="Consolas" w:hAnsi="Consolas"/>
+          <w:color w:val="333333"/>
+          <w:sz w:val="19"/>
+          <w:szCs w:val="19"/>
+        </w:rPr>
+        <w:t xml:space="preserve"> </w:t>
+      </w:r>
+    </w:p>
+    <w:p>
+      <w:pPr>
+        <w:pBdr>
+          <w:left w:val="single" w:color="D9D9D9" w:sz="12" w:space="6"/>
+          <w:right w:val="single" w:color="D9D9D9" w:sz="6" w:space="4"/>
+        </w:pBdr>
+        <w:shd w:fill="F2F2F2" w:color="auto" w:val="clear"/>
+        <w:spacing w:after="0" w:line="264"/>
+      </w:pPr>
+      <w:r>
+        <w:rPr>
+          <w:rFonts w:ascii="Consolas" w:cs="Consolas" w:eastAsia="Consolas" w:hAnsi="Consolas"/>
+          <w:color w:val="333333"/>
+          <w:sz w:val="19"/>
+          <w:szCs w:val="19"/>
+        </w:rPr>
+        <w:t xml:space="preserve">const renovarAccessToken = () =&gt; {</w:t>
+      </w:r>
+    </w:p>
+    <w:p>
+      <w:pPr>
+        <w:pBdr>
+          <w:left w:val="single" w:color="D9D9D9" w:sz="12" w:space="6"/>
+          <w:right w:val="single" w:color="D9D9D9" w:sz="6" w:space="4"/>
+        </w:pBdr>
+        <w:shd w:fill="F2F2F2" w:color="auto" w:val="clear"/>
+        <w:spacing w:after="0" w:line="264"/>
+      </w:pPr>
+      <w:r>
+        <w:rPr>
+          <w:rFonts w:ascii="Consolas" w:cs="Consolas" w:eastAsia="Consolas" w:hAnsi="Consolas"/>
+          <w:color w:val="333333"/>
+          <w:sz w:val="19"/>
+          <w:szCs w:val="19"/>
+        </w:rPr>
+        <w:t xml:space="preserve">  if (!renovacaoEmAndamento) {</w:t>
+      </w:r>
+    </w:p>
+    <w:p>
+      <w:pPr>
+        <w:pBdr>
+          <w:left w:val="single" w:color="D9D9D9" w:sz="12" w:space="6"/>
+          <w:right w:val="single" w:color="D9D9D9" w:sz="6" w:space="4"/>
+        </w:pBdr>
+        <w:shd w:fill="F2F2F2" w:color="auto" w:val="clear"/>
+        <w:spacing w:after="0" w:line="264"/>
+      </w:pPr>
+      <w:r>
+        <w:rPr>
+          <w:rFonts w:ascii="Consolas" w:cs="Consolas" w:eastAsia="Consolas" w:hAnsi="Consolas"/>
+          <w:color w:val="333333"/>
+          <w:sz w:val="19"/>
+          <w:szCs w:val="19"/>
+        </w:rPr>
+        <w:t xml:space="preserve">    renovacaoEmAndamento = api.post("/autenticacao/refresh")</w:t>
+      </w:r>
+    </w:p>
+    <w:p>
+      <w:pPr>
+        <w:pBdr>
+          <w:left w:val="single" w:color="D9D9D9" w:sz="12" w:space="6"/>
+          <w:right w:val="single" w:color="D9D9D9" w:sz="6" w:space="4"/>
+        </w:pBdr>
+        <w:shd w:fill="F2F2F2" w:color="auto" w:val="clear"/>
+        <w:spacing w:after="0" w:line="264"/>
+      </w:pPr>
+      <w:r>
+        <w:rPr>
+          <w:rFonts w:ascii="Consolas" w:cs="Consolas" w:eastAsia="Consolas" w:hAnsi="Consolas"/>
+          <w:color w:val="333333"/>
+          <w:sz w:val="19"/>
+          <w:szCs w:val="19"/>
+        </w:rPr>
+        <w:t xml:space="preserve">      .then((resposta) =&gt; {</w:t>
+      </w:r>
+    </w:p>
+    <w:p>
+      <w:pPr>
+        <w:pBdr>
+          <w:left w:val="single" w:color="D9D9D9" w:sz="12" w:space="6"/>
+          <w:right w:val="single" w:color="D9D9D9" w:sz="6" w:space="4"/>
+        </w:pBdr>
+        <w:shd w:fill="F2F2F2" w:color="auto" w:val="clear"/>
+        <w:spacing w:after="0" w:line="264"/>
+      </w:pPr>
+      <w:r>
+        <w:rPr>
+          <w:rFonts w:ascii="Consolas" w:cs="Consolas" w:eastAsia="Consolas" w:hAnsi="Consolas"/>
+          <w:color w:val="333333"/>
+          <w:sz w:val="19"/>
+          <w:szCs w:val="19"/>
+        </w:rPr>
+        <w:t xml:space="preserve">        const usuario = JSON.parse(localStorage.getItem("usuario") || "null");</w:t>
+      </w:r>
+    </w:p>
+    <w:p>
+      <w:pPr>
+        <w:pBdr>
+          <w:left w:val="single" w:color="D9D9D9" w:sz="12" w:space="6"/>
+          <w:right w:val="single" w:color="D9D9D9" w:sz="6" w:space="4"/>
+        </w:pBdr>
+        <w:shd w:fill="F2F2F2" w:color="auto" w:val="clear"/>
+        <w:spacing w:after="0" w:line="264"/>
+      </w:pPr>
+      <w:r>
+        <w:rPr>
+          <w:rFonts w:ascii="Consolas" w:cs="Consolas" w:eastAsia="Consolas" w:hAnsi="Consolas"/>
+          <w:color w:val="333333"/>
+          <w:sz w:val="19"/>
+          <w:szCs w:val="19"/>
+        </w:rPr>
+        <w:t xml:space="preserve">        const atualizado = { ...usuario, ...resposta.data };</w:t>
+      </w:r>
+    </w:p>
+    <w:p>
+      <w:pPr>
+        <w:pBdr>
+          <w:left w:val="single" w:color="D9D9D9" w:sz="12" w:space="6"/>
+          <w:right w:val="single" w:color="D9D9D9" w:sz="6" w:space="4"/>
+        </w:pBdr>
+        <w:shd w:fill="F2F2F2" w:color="auto" w:val="clear"/>
+        <w:spacing w:after="0" w:line="264"/>
+      </w:pPr>
+      <w:r>
+        <w:rPr>
+          <w:rFonts w:ascii="Consolas" w:cs="Consolas" w:eastAsia="Consolas" w:hAnsi="Consolas"/>
+          <w:color w:val="333333"/>
+          <w:sz w:val="19"/>
+          <w:szCs w:val="19"/>
+        </w:rPr>
+        <w:t xml:space="preserve">        localStorage.setItem("usuario", JSON.stringify(atualizado));</w:t>
+      </w:r>
+    </w:p>
+    <w:p>
+      <w:pPr>
+        <w:pBdr>
+          <w:left w:val="single" w:color="D9D9D9" w:sz="12" w:space="6"/>
+          <w:right w:val="single" w:color="D9D9D9" w:sz="6" w:space="4"/>
+        </w:pBdr>
+        <w:shd w:fill="F2F2F2" w:color="auto" w:val="clear"/>
+        <w:spacing w:after="0" w:line="264"/>
+      </w:pPr>
+      <w:r>
+        <w:rPr>
+          <w:rFonts w:ascii="Consolas" w:cs="Consolas" w:eastAsia="Consolas" w:hAnsi="Consolas"/>
+          <w:color w:val="333333"/>
+          <w:sz w:val="19"/>
+          <w:szCs w:val="19"/>
+        </w:rPr>
+        <w:t xml:space="preserve">        return atualizado.token;</w:t>
+      </w:r>
+    </w:p>
+    <w:p>
+      <w:pPr>
+        <w:pBdr>
+          <w:left w:val="single" w:color="D9D9D9" w:sz="12" w:space="6"/>
+          <w:right w:val="single" w:color="D9D9D9" w:sz="6" w:space="4"/>
+        </w:pBdr>
+        <w:shd w:fill="F2F2F2" w:color="auto" w:val="clear"/>
+        <w:spacing w:after="0" w:line="264"/>
+      </w:pPr>
+      <w:r>
+        <w:rPr>
+          <w:rFonts w:ascii="Consolas" w:cs="Consolas" w:eastAsia="Consolas" w:hAnsi="Consolas"/>
+          <w:color w:val="333333"/>
+          <w:sz w:val="19"/>
+          <w:szCs w:val="19"/>
+        </w:rPr>
+        <w:t xml:space="preserve">      })</w:t>
+      </w:r>
+    </w:p>
+    <w:p>
+      <w:pPr>
+        <w:pBdr>
+          <w:left w:val="single" w:color="D9D9D9" w:sz="12" w:space="6"/>
+          <w:right w:val="single" w:color="D9D9D9" w:sz="6" w:space="4"/>
+        </w:pBdr>
+        <w:shd w:fill="F2F2F2" w:color="auto" w:val="clear"/>
+        <w:spacing w:after="0" w:line="264"/>
+      </w:pPr>
+      <w:r>
+        <w:rPr>
+          <w:rFonts w:ascii="Consolas" w:cs="Consolas" w:eastAsia="Consolas" w:hAnsi="Consolas"/>
+          <w:color w:val="333333"/>
+          <w:sz w:val="19"/>
+          <w:szCs w:val="19"/>
+        </w:rPr>
+        <w:t xml:space="preserve">      .catch((erro) =&gt; {</w:t>
+      </w:r>
+    </w:p>
+    <w:p>
+      <w:pPr>
+        <w:pBdr>
+          <w:left w:val="single" w:color="D9D9D9" w:sz="12" w:space="6"/>
+          <w:right w:val="single" w:color="D9D9D9" w:sz="6" w:space="4"/>
+        </w:pBdr>
+        <w:shd w:fill="F2F2F2" w:color="auto" w:val="clear"/>
+        <w:spacing w:after="0" w:line="264"/>
+      </w:pPr>
+      <w:r>
+        <w:rPr>
+          <w:rFonts w:ascii="Consolas" w:cs="Consolas" w:eastAsia="Consolas" w:hAnsi="Consolas"/>
+          <w:color w:val="333333"/>
+          <w:sz w:val="19"/>
+          <w:szCs w:val="19"/>
+        </w:rPr>
+        <w:t xml:space="preserve">        localStorage.removeItem("usuario");</w:t>
+      </w:r>
+    </w:p>
+    <w:p>
+      <w:pPr>
+        <w:pBdr>
+          <w:left w:val="single" w:color="D9D9D9" w:sz="12" w:space="6"/>
+          <w:right w:val="single" w:color="D9D9D9" w:sz="6" w:space="4"/>
+        </w:pBdr>
+        <w:shd w:fill="F2F2F2" w:color="auto" w:val="clear"/>
+        <w:spacing w:after="0" w:line="264"/>
+      </w:pPr>
+      <w:r>
+        <w:rPr>
+          <w:rFonts w:ascii="Consolas" w:cs="Consolas" w:eastAsia="Consolas" w:hAnsi="Consolas"/>
+          <w:color w:val="333333"/>
+          <w:sz w:val="19"/>
+          <w:szCs w:val="19"/>
+        </w:rPr>
+        <w:t xml:space="preserve">        window.location.href = "/login";</w:t>
+      </w:r>
+    </w:p>
+    <w:p>
+      <w:pPr>
+        <w:pBdr>
+          <w:left w:val="single" w:color="D9D9D9" w:sz="12" w:space="6"/>
+          <w:right w:val="single" w:color="D9D9D9" w:sz="6" w:space="4"/>
+        </w:pBdr>
+        <w:shd w:fill="F2F2F2" w:color="auto" w:val="clear"/>
+        <w:spacing w:after="0" w:line="264"/>
+      </w:pPr>
+      <w:r>
+        <w:rPr>
+          <w:rFonts w:ascii="Consolas" w:cs="Consolas" w:eastAsia="Consolas" w:hAnsi="Consolas"/>
+          <w:color w:val="333333"/>
+          <w:sz w:val="19"/>
+          <w:szCs w:val="19"/>
+        </w:rPr>
+        <w:t xml:space="preserve">        throw erro;</w:t>
+      </w:r>
+    </w:p>
+    <w:p>
+      <w:pPr>
+        <w:pBdr>
+          <w:left w:val="single" w:color="D9D9D9" w:sz="12" w:space="6"/>
+          <w:right w:val="single" w:color="D9D9D9" w:sz="6" w:space="4"/>
+        </w:pBdr>
+        <w:shd w:fill="F2F2F2" w:color="auto" w:val="clear"/>
+        <w:spacing w:after="0" w:line="264"/>
+      </w:pPr>
+      <w:r>
+        <w:rPr>
+          <w:rFonts w:ascii="Consolas" w:cs="Consolas" w:eastAsia="Consolas" w:hAnsi="Consolas"/>
+          <w:color w:val="333333"/>
+          <w:sz w:val="19"/>
+          <w:szCs w:val="19"/>
+        </w:rPr>
+        <w:t xml:space="preserve">      })</w:t>
+      </w:r>
+    </w:p>
+    <w:p>
+      <w:pPr>
+        <w:pBdr>
+          <w:left w:val="single" w:color="D9D9D9" w:sz="12" w:space="6"/>
+          <w:right w:val="single" w:color="D9D9D9" w:sz="6" w:space="4"/>
+        </w:pBdr>
+        <w:shd w:fill="F2F2F2" w:color="auto" w:val="clear"/>
+        <w:spacing w:after="0" w:line="264"/>
+      </w:pPr>
+      <w:r>
+        <w:rPr>
+          <w:rFonts w:ascii="Consolas" w:cs="Consolas" w:eastAsia="Consolas" w:hAnsi="Consolas"/>
+          <w:color w:val="333333"/>
+          <w:sz w:val="19"/>
+          <w:szCs w:val="19"/>
+        </w:rPr>
+        <w:t xml:space="preserve">      .finally(() =&gt; { renovacaoEmAndamento = null; });</w:t>
+      </w:r>
+    </w:p>
+    <w:p>
+      <w:pPr>
+        <w:pBdr>
+          <w:left w:val="single" w:color="D9D9D9" w:sz="12" w:space="6"/>
+          <w:right w:val="single" w:color="D9D9D9" w:sz="6" w:space="4"/>
+        </w:pBdr>
+        <w:shd w:fill="F2F2F2" w:color="auto" w:val="clear"/>
+        <w:spacing w:after="0" w:line="264"/>
+      </w:pPr>
+      <w:r>
+        <w:rPr>
+          <w:rFonts w:ascii="Consolas" w:cs="Consolas" w:eastAsia="Consolas" w:hAnsi="Consolas"/>
+          <w:color w:val="333333"/>
+          <w:sz w:val="19"/>
+          <w:szCs w:val="19"/>
+        </w:rPr>
+        <w:t xml:space="preserve">  }</w:t>
+      </w:r>
+    </w:p>
+    <w:p>
+      <w:pPr>
+        <w:pBdr>
+          <w:left w:val="single" w:color="D9D9D9" w:sz="12" w:space="6"/>
+          <w:right w:val="single" w:color="D9D9D9" w:sz="6" w:space="4"/>
+        </w:pBdr>
+        <w:shd w:fill="F2F2F2" w:color="auto" w:val="clear"/>
+        <w:spacing w:after="0" w:line="264"/>
+      </w:pPr>
+      <w:r>
+        <w:rPr>
+          <w:rFonts w:ascii="Consolas" w:cs="Consolas" w:eastAsia="Consolas" w:hAnsi="Consolas"/>
+          <w:color w:val="333333"/>
+          <w:sz w:val="19"/>
+          <w:szCs w:val="19"/>
+        </w:rPr>
+        <w:t xml:space="preserve">  return renovacaoEmAndamento;</w:t>
+      </w:r>
+    </w:p>
+    <w:p>
+      <w:pPr>
+        <w:pBdr>
+          <w:left w:val="single" w:color="D9D9D9" w:sz="12" w:space="6"/>
+          <w:right w:val="single" w:color="D9D9D9" w:sz="6" w:space="4"/>
+        </w:pBdr>
+        <w:shd w:fill="F2F2F2" w:color="auto" w:val="clear"/>
+        <w:spacing w:after="0" w:line="264"/>
+      </w:pPr>
+      <w:r>
+        <w:rPr>
+          <w:rFonts w:ascii="Consolas" w:cs="Consolas" w:eastAsia="Consolas" w:hAnsi="Consolas"/>
+          <w:color w:val="333333"/>
+          <w:sz w:val="19"/>
+          <w:szCs w:val="19"/>
+        </w:rPr>
+        <w:t xml:space="preserve">};</w:t>
+      </w:r>
+    </w:p>
+    <w:p>
+      <w:pPr>
+        <w:pBdr>
+          <w:left w:val="single" w:color="D9D9D9" w:sz="12" w:space="6"/>
+          <w:right w:val="single" w:color="D9D9D9" w:sz="6" w:space="4"/>
+        </w:pBdr>
+        <w:shd w:fill="F2F2F2" w:color="auto" w:val="clear"/>
+        <w:spacing w:after="0" w:line="264"/>
+      </w:pPr>
+      <w:r>
+        <w:rPr>
+          <w:rFonts w:ascii="Consolas" w:cs="Consolas" w:eastAsia="Consolas" w:hAnsi="Consolas"/>
+          <w:color w:val="333333"/>
+          <w:sz w:val="19"/>
+          <w:szCs w:val="19"/>
+        </w:rPr>
+        <w:t xml:space="preserve"> </w:t>
+      </w:r>
+    </w:p>
+    <w:p>
+      <w:pPr>
+        <w:pBdr>
+          <w:left w:val="single" w:color="D9D9D9" w:sz="12" w:space="6"/>
+          <w:right w:val="single" w:color="D9D9D9" w:sz="6" w:space="4"/>
+        </w:pBdr>
+        <w:shd w:fill="F2F2F2" w:color="auto" w:val="clear"/>
+        <w:spacing w:after="0" w:line="264"/>
+      </w:pPr>
+      <w:r>
+        <w:rPr>
+          <w:rFonts w:ascii="Consolas" w:cs="Consolas" w:eastAsia="Consolas" w:hAnsi="Consolas"/>
+          <w:color w:val="333333"/>
+          <w:sz w:val="19"/>
+          <w:szCs w:val="19"/>
+        </w:rPr>
+        <w:t xml:space="preserve">api.interceptors.response.use(</w:t>
+      </w:r>
+    </w:p>
+    <w:p>
+      <w:pPr>
+        <w:pBdr>
+          <w:left w:val="single" w:color="D9D9D9" w:sz="12" w:space="6"/>
+          <w:right w:val="single" w:color="D9D9D9" w:sz="6" w:space="4"/>
+        </w:pBdr>
+        <w:shd w:fill="F2F2F2" w:color="auto" w:val="clear"/>
+        <w:spacing w:after="0" w:line="264"/>
+      </w:pPr>
+      <w:r>
+        <w:rPr>
+          <w:rFonts w:ascii="Consolas" w:cs="Consolas" w:eastAsia="Consolas" w:hAnsi="Consolas"/>
+          <w:color w:val="333333"/>
+          <w:sz w:val="19"/>
+          <w:szCs w:val="19"/>
+        </w:rPr>
+        <w:t xml:space="preserve">  (response) =&gt; response,</w:t>
+      </w:r>
+    </w:p>
+    <w:p>
+      <w:pPr>
+        <w:pBdr>
+          <w:left w:val="single" w:color="D9D9D9" w:sz="12" w:space="6"/>
+          <w:right w:val="single" w:color="D9D9D9" w:sz="6" w:space="4"/>
+        </w:pBdr>
+        <w:shd w:fill="F2F2F2" w:color="auto" w:val="clear"/>
+        <w:spacing w:after="0" w:line="264"/>
+      </w:pPr>
+      <w:r>
+        <w:rPr>
+          <w:rFonts w:ascii="Consolas" w:cs="Consolas" w:eastAsia="Consolas" w:hAnsi="Consolas"/>
+          <w:color w:val="333333"/>
+          <w:sz w:val="19"/>
+          <w:szCs w:val="19"/>
+        </w:rPr>
+        <w:t xml:space="preserve">  async (error) =&gt; {</w:t>
+      </w:r>
+    </w:p>
+    <w:p>
+      <w:pPr>
+        <w:pBdr>
+          <w:left w:val="single" w:color="D9D9D9" w:sz="12" w:space="6"/>
+          <w:right w:val="single" w:color="D9D9D9" w:sz="6" w:space="4"/>
+        </w:pBdr>
+        <w:shd w:fill="F2F2F2" w:color="auto" w:val="clear"/>
+        <w:spacing w:after="0" w:line="264"/>
+      </w:pPr>
+      <w:r>
+        <w:rPr>
+          <w:rFonts w:ascii="Consolas" w:cs="Consolas" w:eastAsia="Consolas" w:hAnsi="Consolas"/>
+          <w:color w:val="333333"/>
+          <w:sz w:val="19"/>
+          <w:szCs w:val="19"/>
+        </w:rPr>
+        <w:t xml:space="preserve">    const original = error.config;</w:t>
+      </w:r>
+    </w:p>
+    <w:p>
+      <w:pPr>
+        <w:pBdr>
+          <w:left w:val="single" w:color="D9D9D9" w:sz="12" w:space="6"/>
+          <w:right w:val="single" w:color="D9D9D9" w:sz="6" w:space="4"/>
+        </w:pBdr>
+        <w:shd w:fill="F2F2F2" w:color="auto" w:val="clear"/>
+        <w:spacing w:after="0" w:line="264"/>
+      </w:pPr>
+      <w:r>
+        <w:rPr>
+          <w:rFonts w:ascii="Consolas" w:cs="Consolas" w:eastAsia="Consolas" w:hAnsi="Consolas"/>
+          <w:color w:val="333333"/>
+          <w:sz w:val="19"/>
+          <w:szCs w:val="19"/>
+        </w:rPr>
+        <w:t xml:space="preserve">    const ehChamadaDeRefresh = original?.url?.includes("/autenticacao/refresh");</w:t>
+      </w:r>
+    </w:p>
+    <w:p>
+      <w:pPr>
+        <w:pBdr>
+          <w:left w:val="single" w:color="D9D9D9" w:sz="12" w:space="6"/>
+          <w:right w:val="single" w:color="D9D9D9" w:sz="6" w:space="4"/>
+        </w:pBdr>
+        <w:shd w:fill="F2F2F2" w:color="auto" w:val="clear"/>
+        <w:spacing w:after="0" w:line="264"/>
+      </w:pPr>
+      <w:r>
+        <w:rPr>
+          <w:rFonts w:ascii="Consolas" w:cs="Consolas" w:eastAsia="Consolas" w:hAnsi="Consolas"/>
+          <w:color w:val="333333"/>
+          <w:sz w:val="19"/>
+          <w:szCs w:val="19"/>
+        </w:rPr>
+        <w:t xml:space="preserve"> </w:t>
+      </w:r>
+    </w:p>
+    <w:p>
+      <w:pPr>
+        <w:pBdr>
+          <w:left w:val="single" w:color="D9D9D9" w:sz="12" w:space="6"/>
+          <w:right w:val="single" w:color="D9D9D9" w:sz="6" w:space="4"/>
+        </w:pBdr>
+        <w:shd w:fill="F2F2F2" w:color="auto" w:val="clear"/>
+        <w:spacing w:after="0" w:line="264"/>
+      </w:pPr>
+      <w:r>
+        <w:rPr>
+          <w:rFonts w:ascii="Consolas" w:cs="Consolas" w:eastAsia="Consolas" w:hAnsi="Consolas"/>
+          <w:color w:val="333333"/>
+          <w:sz w:val="19"/>
+          <w:szCs w:val="19"/>
+        </w:rPr>
+        <w:t xml:space="preserve">    if (error.response?.status === 401 &amp;&amp; !original._retry &amp;&amp; !ehChamadaDeRefresh) {</w:t>
+      </w:r>
+    </w:p>
+    <w:p>
+      <w:pPr>
+        <w:pBdr>
+          <w:left w:val="single" w:color="D9D9D9" w:sz="12" w:space="6"/>
+          <w:right w:val="single" w:color="D9D9D9" w:sz="6" w:space="4"/>
+        </w:pBdr>
+        <w:shd w:fill="F2F2F2" w:color="auto" w:val="clear"/>
+        <w:spacing w:after="0" w:line="264"/>
+      </w:pPr>
+      <w:r>
+        <w:rPr>
+          <w:rFonts w:ascii="Consolas" w:cs="Consolas" w:eastAsia="Consolas" w:hAnsi="Consolas"/>
+          <w:color w:val="333333"/>
+          <w:sz w:val="19"/>
+          <w:szCs w:val="19"/>
+        </w:rPr>
+        <w:t xml:space="preserve">      original._retry = true;</w:t>
+      </w:r>
+    </w:p>
+    <w:p>
+      <w:pPr>
+        <w:pBdr>
+          <w:left w:val="single" w:color="D9D9D9" w:sz="12" w:space="6"/>
+          <w:right w:val="single" w:color="D9D9D9" w:sz="6" w:space="4"/>
+        </w:pBdr>
+        <w:shd w:fill="F2F2F2" w:color="auto" w:val="clear"/>
+        <w:spacing w:after="0" w:line="264"/>
+      </w:pPr>
+      <w:r>
+        <w:rPr>
+          <w:rFonts w:ascii="Consolas" w:cs="Consolas" w:eastAsia="Consolas" w:hAnsi="Consolas"/>
+          <w:color w:val="333333"/>
+          <w:sz w:val="19"/>
+          <w:szCs w:val="19"/>
+        </w:rPr>
+        <w:t xml:space="preserve">      const novoToken = await renovarAccessToken();</w:t>
+      </w:r>
+    </w:p>
+    <w:p>
+      <w:pPr>
+        <w:pBdr>
+          <w:left w:val="single" w:color="D9D9D9" w:sz="12" w:space="6"/>
+          <w:right w:val="single" w:color="D9D9D9" w:sz="6" w:space="4"/>
+        </w:pBdr>
+        <w:shd w:fill="F2F2F2" w:color="auto" w:val="clear"/>
+        <w:spacing w:after="0" w:line="264"/>
+      </w:pPr>
+      <w:r>
+        <w:rPr>
+          <w:rFonts w:ascii="Consolas" w:cs="Consolas" w:eastAsia="Consolas" w:hAnsi="Consolas"/>
+          <w:color w:val="333333"/>
+          <w:sz w:val="19"/>
+          <w:szCs w:val="19"/>
+        </w:rPr>
+        <w:t xml:space="preserve">      original.headers.Authorization = `Bearer ${novoToken}`;</w:t>
+      </w:r>
+    </w:p>
+    <w:p>
+      <w:pPr>
+        <w:pBdr>
+          <w:left w:val="single" w:color="D9D9D9" w:sz="12" w:space="6"/>
+          <w:right w:val="single" w:color="D9D9D9" w:sz="6" w:space="4"/>
+        </w:pBdr>
+        <w:shd w:fill="F2F2F2" w:color="auto" w:val="clear"/>
+        <w:spacing w:after="0" w:line="264"/>
+      </w:pPr>
+      <w:r>
+        <w:rPr>
+          <w:rFonts w:ascii="Consolas" w:cs="Consolas" w:eastAsia="Consolas" w:hAnsi="Consolas"/>
+          <w:color w:val="333333"/>
+          <w:sz w:val="19"/>
+          <w:szCs w:val="19"/>
+        </w:rPr>
+        <w:t xml:space="preserve">      return api(original);</w:t>
+      </w:r>
+    </w:p>
+    <w:p>
+      <w:pPr>
+        <w:pBdr>
+          <w:left w:val="single" w:color="D9D9D9" w:sz="12" w:space="6"/>
+          <w:right w:val="single" w:color="D9D9D9" w:sz="6" w:space="4"/>
+        </w:pBdr>
+        <w:shd w:fill="F2F2F2" w:color="auto" w:val="clear"/>
+        <w:spacing w:after="0" w:line="264"/>
+      </w:pPr>
+      <w:r>
+        <w:rPr>
+          <w:rFonts w:ascii="Consolas" w:cs="Consolas" w:eastAsia="Consolas" w:hAnsi="Consolas"/>
+          <w:color w:val="333333"/>
+          <w:sz w:val="19"/>
+          <w:szCs w:val="19"/>
+        </w:rPr>
+        <w:t xml:space="preserve">    }</w:t>
+      </w:r>
+    </w:p>
+    <w:p>
+      <w:pPr>
+        <w:pBdr>
+          <w:left w:val="single" w:color="D9D9D9" w:sz="12" w:space="6"/>
+          <w:right w:val="single" w:color="D9D9D9" w:sz="6" w:space="4"/>
+        </w:pBdr>
+        <w:shd w:fill="F2F2F2" w:color="auto" w:val="clear"/>
+        <w:spacing w:after="0" w:line="264"/>
+      </w:pPr>
+      <w:r>
+        <w:rPr>
+          <w:rFonts w:ascii="Consolas" w:cs="Consolas" w:eastAsia="Consolas" w:hAnsi="Consolas"/>
+          <w:color w:val="333333"/>
+          <w:sz w:val="19"/>
+          <w:szCs w:val="19"/>
+        </w:rPr>
+        <w:t xml:space="preserve">    return Promise.reject(error);</w:t>
+      </w:r>
+    </w:p>
+    <w:p>
+      <w:pPr>
+        <w:pBdr>
+          <w:left w:val="single" w:color="D9D9D9" w:sz="12" w:space="6"/>
+          <w:right w:val="single" w:color="D9D9D9" w:sz="6" w:space="4"/>
+        </w:pBdr>
+        <w:shd w:fill="F2F2F2" w:color="auto" w:val="clear"/>
+        <w:spacing w:after="0" w:line="264"/>
+      </w:pPr>
+      <w:r>
+        <w:rPr>
+          <w:rFonts w:ascii="Consolas" w:cs="Consolas" w:eastAsia="Consolas" w:hAnsi="Consolas"/>
+          <w:color w:val="333333"/>
+          <w:sz w:val="19"/>
+          <w:szCs w:val="19"/>
+        </w:rPr>
+        <w:t xml:space="preserve">  }</w:t>
+      </w:r>
+    </w:p>
+    <w:p>
+      <w:pPr>
+        <w:pBdr>
+          <w:bottom w:val="single" w:color="D9D9D9" w:sz="6" w:space="4"/>
+          <w:left w:val="single" w:color="D9D9D9" w:sz="12" w:space="6"/>
+          <w:right w:val="single" w:color="D9D9D9" w:sz="6" w:space="4"/>
+        </w:pBdr>
+        <w:shd w:fill="F2F2F2" w:color="auto" w:val="clear"/>
+        <w:spacing w:after="200" w:line="264"/>
+      </w:pPr>
+      <w:r>
+        <w:rPr>
+          <w:rFonts w:ascii="Consolas" w:cs="Consolas" w:eastAsia="Consolas" w:hAnsi="Consolas"/>
+          <w:color w:val="333333"/>
+          <w:sz w:val="19"/>
+          <w:szCs w:val="19"/>
+        </w:rPr>
+        <w:t xml:space="preserve">);</w:t>
+      </w:r>
+    </w:p>
+    <w:p>
+      <w:pPr>
+        <w:pStyle w:val="ListParagraph"/>
+        <w:numPr>
+          <w:ilvl w:val="0"/>
+          <w:numId w:val="2"/>
+        </w:numPr>
+        <w:spacing w:after="90" w:line="280"/>
+      </w:pPr>
+      <w:r>
+        <w:rPr>
+          <w:rFonts w:ascii="Calibri" w:cs="Calibri" w:eastAsia="Calibri" w:hAnsi="Calibri"/>
+          <w:sz w:val="22"/>
+          <w:szCs w:val="22"/>
+        </w:rPr>
+        <w:t xml:space="preserve">renovacaoEmAndamento evita que várias requisições que falham ao mesmo tempo disparem várias chamadas simultâneas a /refresh — todas esperam a mesma promise em andamento.</w:t>
+      </w:r>
+    </w:p>
+    <w:p>
+      <w:pPr>
+        <w:pStyle w:val="ListParagraph"/>
+        <w:numPr>
+          <w:ilvl w:val="0"/>
+          <w:numId w:val="2"/>
+        </w:numPr>
+        <w:spacing w:after="90" w:line="280"/>
+      </w:pPr>
+      <w:r>
+        <w:rPr>
+          <w:rFonts w:ascii="Calibri" w:cs="Calibri" w:eastAsia="Calibri" w:hAnsi="Calibri"/>
+          <w:sz w:val="22"/>
+          <w:szCs w:val="22"/>
+        </w:rPr>
+        <w:t xml:space="preserve">original._retry impede um loop infinito: se a requisição já foi repetida uma vez e voltar a falhar com 401, ela não tenta renovar de novo (o refresh token também deve ter expirado ou sido revogado nesse caso).</w:t>
+      </w:r>
+    </w:p>
+    <w:p>
+      <w:pPr>
+        <w:pStyle w:val="ListParagraph"/>
+        <w:numPr>
+          <w:ilvl w:val="0"/>
+          <w:numId w:val="2"/>
+        </w:numPr>
+        <w:spacing w:after="90" w:line="280"/>
+      </w:pPr>
+      <w:r>
+        <w:rPr>
+          <w:rFonts w:ascii="Calibri" w:cs="Calibri" w:eastAsia="Calibri" w:hAnsi="Calibri"/>
+          <w:sz w:val="22"/>
+          <w:szCs w:val="22"/>
+        </w:rPr>
+        <w:t xml:space="preserve">ehChamadaDeRefresh evita que uma falha do próprio /autenticacao/refresh dispare uma tentativa de renovar a si mesma.</w:t>
+      </w:r>
+    </w:p>
+    <w:p>
+      <w:pPr>
+        <w:pStyle w:val="Heading3"/>
+        <w:spacing w:after="100" w:before="220"/>
+      </w:pPr>
+      <w:r>
+        <w:rPr>
+          <w:rFonts w:ascii="Calibri" w:cs="Calibri" w:eastAsia="Calibri" w:hAnsi="Calibri"/>
+          <w:b/>
+          <w:bCs/>
+          <w:color w:val="2E5F8A"/>
+          <w:sz w:val="21"/>
+          <w:szCs w:val="21"/>
+        </w:rPr>
+        <w:t xml:space="preserve">13.4 Logout de verdade</w:t>
+      </w:r>
+    </w:p>
+    <w:p>
+      <w:pPr>
+        <w:spacing w:after="160" w:line="300"/>
+      </w:pPr>
+      <w:r>
+        <w:rPr>
+          <w:rFonts w:ascii="Calibri" w:cs="Calibri" w:eastAsia="Calibri" w:hAnsi="Calibri"/>
+          <w:sz w:val="22"/>
+          <w:szCs w:val="22"/>
+        </w:rPr>
+        <w:t xml:space="preserve">sairDaConta agora chama /autenticacao/logout antes de limpar o localStorage — isso revoga o refresh token no banco (seção 11.3), então mesmo que alguém tivesse copiado o cookie antes do logout, ele já não serviria mais para nada:</w:t>
+      </w:r>
+    </w:p>
+    <w:p>
+      <w:pPr>
+        <w:pBdr>
+          <w:top w:val="single" w:color="D9D9D9" w:sz="6" w:space="4"/>
+          <w:left w:val="single" w:color="D9D9D9" w:sz="12" w:space="6"/>
+          <w:right w:val="single" w:color="D9D9D9" w:sz="6" w:space="4"/>
+        </w:pBdr>
+        <w:shd w:fill="F2F2F2" w:color="auto" w:val="clear"/>
+        <w:spacing w:after="0" w:line="264"/>
+      </w:pPr>
+      <w:r>
+        <w:rPr>
+          <w:rFonts w:ascii="Consolas" w:cs="Consolas" w:eastAsia="Consolas" w:hAnsi="Consolas"/>
+          <w:color w:val="333333"/>
+          <w:sz w:val="19"/>
+          <w:szCs w:val="19"/>
+        </w:rPr>
+        <w:t xml:space="preserve">export const sairDaConta = async () =&gt; {</w:t>
+      </w:r>
+    </w:p>
+    <w:p>
+      <w:pPr>
+        <w:pBdr>
+          <w:left w:val="single" w:color="D9D9D9" w:sz="12" w:space="6"/>
+          <w:right w:val="single" w:color="D9D9D9" w:sz="6" w:space="4"/>
+        </w:pBdr>
+        <w:shd w:fill="F2F2F2" w:color="auto" w:val="clear"/>
+        <w:spacing w:after="0" w:line="264"/>
+      </w:pPr>
+      <w:r>
+        <w:rPr>
+          <w:rFonts w:ascii="Consolas" w:cs="Consolas" w:eastAsia="Consolas" w:hAnsi="Consolas"/>
+          <w:color w:val="333333"/>
+          <w:sz w:val="19"/>
+          <w:szCs w:val="19"/>
+        </w:rPr>
+        <w:t xml:space="preserve">  try {</w:t>
+      </w:r>
+    </w:p>
+    <w:p>
+      <w:pPr>
+        <w:pBdr>
+          <w:left w:val="single" w:color="D9D9D9" w:sz="12" w:space="6"/>
+          <w:right w:val="single" w:color="D9D9D9" w:sz="6" w:space="4"/>
+        </w:pBdr>
+        <w:shd w:fill="F2F2F2" w:color="auto" w:val="clear"/>
+        <w:spacing w:after="0" w:line="264"/>
+      </w:pPr>
+      <w:r>
+        <w:rPr>
+          <w:rFonts w:ascii="Consolas" w:cs="Consolas" w:eastAsia="Consolas" w:hAnsi="Consolas"/>
+          <w:color w:val="333333"/>
+          <w:sz w:val="19"/>
+          <w:szCs w:val="19"/>
+        </w:rPr>
+        <w:t xml:space="preserve">    await api.post("/autenticacao/logout");</w:t>
+      </w:r>
+    </w:p>
+    <w:p>
+      <w:pPr>
+        <w:pBdr>
+          <w:left w:val="single" w:color="D9D9D9" w:sz="12" w:space="6"/>
+          <w:right w:val="single" w:color="D9D9D9" w:sz="6" w:space="4"/>
+        </w:pBdr>
+        <w:shd w:fill="F2F2F2" w:color="auto" w:val="clear"/>
+        <w:spacing w:after="0" w:line="264"/>
+      </w:pPr>
+      <w:r>
+        <w:rPr>
+          <w:rFonts w:ascii="Consolas" w:cs="Consolas" w:eastAsia="Consolas" w:hAnsi="Consolas"/>
+          <w:color w:val="333333"/>
+          <w:sz w:val="19"/>
+          <w:szCs w:val="19"/>
+        </w:rPr>
+        <w:t xml:space="preserve">  } catch (erro) {</w:t>
+      </w:r>
+    </w:p>
+    <w:p>
+      <w:pPr>
+        <w:pBdr>
+          <w:left w:val="single" w:color="D9D9D9" w:sz="12" w:space="6"/>
+          <w:right w:val="single" w:color="D9D9D9" w:sz="6" w:space="4"/>
+        </w:pBdr>
+        <w:shd w:fill="F2F2F2" w:color="auto" w:val="clear"/>
+        <w:spacing w:after="0" w:line="264"/>
+      </w:pPr>
+      <w:r>
+        <w:rPr>
+          <w:rFonts w:ascii="Consolas" w:cs="Consolas" w:eastAsia="Consolas" w:hAnsi="Consolas"/>
+          <w:color w:val="333333"/>
+          <w:sz w:val="19"/>
+          <w:szCs w:val="19"/>
+        </w:rPr>
+        <w:t xml:space="preserve">    // mesmo se a chamada falhar, a sessao local eh encerrada abaixo</w:t>
+      </w:r>
+    </w:p>
+    <w:p>
+      <w:pPr>
+        <w:pBdr>
+          <w:left w:val="single" w:color="D9D9D9" w:sz="12" w:space="6"/>
+          <w:right w:val="single" w:color="D9D9D9" w:sz="6" w:space="4"/>
+        </w:pBdr>
+        <w:shd w:fill="F2F2F2" w:color="auto" w:val="clear"/>
+        <w:spacing w:after="0" w:line="264"/>
+      </w:pPr>
+      <w:r>
+        <w:rPr>
+          <w:rFonts w:ascii="Consolas" w:cs="Consolas" w:eastAsia="Consolas" w:hAnsi="Consolas"/>
+          <w:color w:val="333333"/>
+          <w:sz w:val="19"/>
+          <w:szCs w:val="19"/>
+        </w:rPr>
+        <w:t xml:space="preserve">  } finally {</w:t>
+      </w:r>
+    </w:p>
+    <w:p>
+      <w:pPr>
+        <w:pBdr>
+          <w:left w:val="single" w:color="D9D9D9" w:sz="12" w:space="6"/>
+          <w:right w:val="single" w:color="D9D9D9" w:sz="6" w:space="4"/>
+        </w:pBdr>
+        <w:shd w:fill="F2F2F2" w:color="auto" w:val="clear"/>
+        <w:spacing w:after="0" w:line="264"/>
+      </w:pPr>
+      <w:r>
+        <w:rPr>
+          <w:rFonts w:ascii="Consolas" w:cs="Consolas" w:eastAsia="Consolas" w:hAnsi="Consolas"/>
+          <w:color w:val="333333"/>
+          <w:sz w:val="19"/>
+          <w:szCs w:val="19"/>
+        </w:rPr>
+        <w:t xml:space="preserve">    localStorage.removeItem("usuario");</w:t>
+      </w:r>
+    </w:p>
+    <w:p>
+      <w:pPr>
+        <w:pBdr>
+          <w:left w:val="single" w:color="D9D9D9" w:sz="12" w:space="6"/>
+          <w:right w:val="single" w:color="D9D9D9" w:sz="6" w:space="4"/>
+        </w:pBdr>
+        <w:shd w:fill="F2F2F2" w:color="auto" w:val="clear"/>
+        <w:spacing w:after="0" w:line="264"/>
+      </w:pPr>
+      <w:r>
+        <w:rPr>
+          <w:rFonts w:ascii="Consolas" w:cs="Consolas" w:eastAsia="Consolas" w:hAnsi="Consolas"/>
+          <w:color w:val="333333"/>
+          <w:sz w:val="19"/>
+          <w:szCs w:val="19"/>
+        </w:rPr>
+        <w:t xml:space="preserve">  }</w:t>
+      </w:r>
+    </w:p>
+    <w:p>
+      <w:pPr>
+        <w:pBdr>
+          <w:bottom w:val="single" w:color="D9D9D9" w:sz="6" w:space="4"/>
+          <w:left w:val="single" w:color="D9D9D9" w:sz="12" w:space="6"/>
+          <w:right w:val="single" w:color="D9D9D9" w:sz="6" w:space="4"/>
+        </w:pBdr>
+        <w:shd w:fill="F2F2F2" w:color="auto" w:val="clear"/>
+        <w:spacing w:after="200" w:line="264"/>
+      </w:pPr>
+      <w:r>
+        <w:rPr>
+          <w:rFonts w:ascii="Consolas" w:cs="Consolas" w:eastAsia="Consolas" w:hAnsi="Consolas"/>
+          <w:color w:val="333333"/>
+          <w:sz w:val="19"/>
+          <w:szCs w:val="19"/>
+        </w:rPr>
+        <w:t xml:space="preserve">};</w:t>
+      </w:r>
+    </w:p>
+    <w:p>
+      <w:pPr>
+        <w:pStyle w:val="Heading3"/>
+        <w:spacing w:after="100" w:before="220"/>
+      </w:pPr>
+      <w:r>
+        <w:rPr>
+          <w:rFonts w:ascii="Calibri" w:cs="Calibri" w:eastAsia="Calibri" w:hAnsi="Calibri"/>
+          <w:b/>
+          <w:bCs/>
+          <w:color w:val="2E5F8A"/>
+          <w:sz w:val="21"/>
+          <w:szCs w:val="21"/>
+        </w:rPr>
+        <w:t xml:space="preserve">13.5 Protegendo rotas no React</w:t>
       </w:r>
     </w:p>
     <w:p>
@@ -6290,7 +10145,7 @@
           <w:sz w:val="30"/>
           <w:szCs w:val="30"/>
         </w:rPr>
-        <w:t xml:space="preserve">13. Testando na prática (passo a passo)</w:t>
+        <w:t xml:space="preserve">14. Testando na prática (passo a passo)</w:t>
       </w:r>
     </w:p>
     <w:p>
@@ -6411,7 +10266,61 @@
           <w:sz w:val="22"/>
           <w:szCs w:val="22"/>
         </w:rPr>
-        <w:t xml:space="preserve">Esperar o token expirar (jwt.expiration) e tentar novamente — deve falhar, exigindo novo login.</w:t>
+        <w:t xml:space="preserve">No navegador (DevTools &gt; Application &gt; Cookies), confirmar que existe um cookie refreshToken com a flag HttpOnly marcada, e que ele NÃO aparece em document.cookie no Console.</w:t>
+      </w:r>
+    </w:p>
+    <w:p>
+      <w:pPr>
+        <w:pStyle w:val="ListParagraph"/>
+        <w:numPr>
+          <w:ilvl w:val="0"/>
+          <w:numId w:val="5"/>
+        </w:numPr>
+        <w:spacing w:after="100" w:line="280"/>
+      </w:pPr>
+      <w:r>
+        <w:rPr>
+          <w:rFonts w:ascii="Calibri" w:cs="Calibri" w:eastAsia="Calibri" w:hAnsi="Calibri"/>
+          <w:sz w:val="22"/>
+          <w:szCs w:val="22"/>
+        </w:rPr>
+        <w:t xml:space="preserve">Esperar o access token expirar (jwt.expiration) e fazer qualquer chamada autenticada pelo frontend — o interceptor de resposta deve chamar /autenticacao/refresh sozinho e repetir a chamada original, sem pedir login de novo.</w:t>
+      </w:r>
+    </w:p>
+    <w:p>
+      <w:pPr>
+        <w:pStyle w:val="ListParagraph"/>
+        <w:numPr>
+          <w:ilvl w:val="0"/>
+          <w:numId w:val="5"/>
+        </w:numPr>
+        <w:spacing w:after="100" w:line="280"/>
+      </w:pPr>
+      <w:r>
+        <w:rPr>
+          <w:rFonts w:ascii="Calibri" w:cs="Calibri" w:eastAsia="Calibri" w:hAnsi="Calibri"/>
+          <w:sz w:val="22"/>
+          <w:szCs w:val="22"/>
+        </w:rPr>
+        <w:t xml:space="preserve">Chamar POST /autenticacao/logout e, em seguida, POST /autenticacao/refresh reaproveitando o mesmo cookie antigo (ex.: via Postman, copiando o valor do cookie) — deve retornar 401, confirmando que o refresh token foi revogado de verdade no banco.</w:t>
+      </w:r>
+    </w:p>
+    <w:p>
+      <w:pPr>
+        <w:pStyle w:val="ListParagraph"/>
+        <w:numPr>
+          <w:ilvl w:val="0"/>
+          <w:numId w:val="5"/>
+        </w:numPr>
+        <w:spacing w:after="100" w:line="280"/>
+      </w:pPr>
+      <w:r>
+        <w:rPr>
+          <w:rFonts w:ascii="Calibri" w:cs="Calibri" w:eastAsia="Calibri" w:hAnsi="Calibri"/>
+          <w:sz w:val="22"/>
+          <w:szCs w:val="22"/>
+        </w:rPr>
+        <w:t xml:space="preserve">Esperar o refresh token expirar (jwt.refresh.expiration) e tentar renovar — deve falhar, exigindo login completo de novo.</w:t>
       </w:r>
     </w:p>
     <w:p>
@@ -6431,7 +10340,7 @@
           <w:sz w:val="30"/>
           <w:szCs w:val="30"/>
         </w:rPr>
-        <w:t xml:space="preserve">14. Erros comuns e checklist de depuração</w:t>
+        <w:t xml:space="preserve">15. Erros comuns e checklist de depuração</w:t>
       </w:r>
     </w:p>
     <w:tbl>
@@ -6956,6 +10865,230 @@
           </w:p>
         </w:tc>
       </w:tr>
+      <w:tr>
+        <w:tc>
+          <w:tcPr>
+            <w:tcW w:type="dxa" w:w="3600"/>
+            <w:tcMar>
+              <w:top w:type="dxa" w:w="90"/>
+              <w:left w:type="dxa" w:w="120"/>
+              <w:bottom w:type="dxa" w:w="90"/>
+              <w:right w:type="dxa" w:w="120"/>
+            </w:tcMar>
+          </w:tcPr>
+          <w:p>
+            <w:pPr>
+              <w:jc w:val="left"/>
+            </w:pPr>
+            <w:r>
+              <w:rPr>
+                <w:rFonts w:ascii="Calibri" w:cs="Calibri" w:eastAsia="Calibri" w:hAnsi="Calibri"/>
+                <w:b w:val="false"/>
+                <w:bCs w:val="false"/>
+                <w:color w:val="262626"/>
+                <w:sz w:val="21"/>
+                <w:szCs w:val="21"/>
+              </w:rPr>
+              <w:t xml:space="preserve">App não sobe: erro ao ler jwt.refresh.expiration</w:t>
+            </w:r>
+          </w:p>
+        </w:tc>
+        <w:tc>
+          <w:tcPr>
+            <w:tcW w:type="dxa" w:w="6000"/>
+            <w:tcMar>
+              <w:top w:type="dxa" w:w="90"/>
+              <w:left w:type="dxa" w:w="120"/>
+              <w:bottom w:type="dxa" w:w="90"/>
+              <w:right w:type="dxa" w:w="120"/>
+            </w:tcMar>
+          </w:tcPr>
+          <w:p>
+            <w:pPr>
+              <w:jc w:val="left"/>
+            </w:pPr>
+            <w:r>
+              <w:rPr>
+                <w:rFonts w:ascii="Calibri" w:cs="Calibri" w:eastAsia="Calibri" w:hAnsi="Calibri"/>
+                <w:b w:val="false"/>
+                <w:bCs w:val="false"/>
+                <w:color w:val="262626"/>
+                <w:sz w:val="21"/>
+                <w:szCs w:val="21"/>
+              </w:rPr>
+              <w:t xml:space="preserve">Falta essa propriedade no application-secrets.properties local (foi adicionada junto do refresh token — copie do "(exemplo)").</w:t>
+            </w:r>
+          </w:p>
+        </w:tc>
+      </w:tr>
+      <w:tr>
+        <w:tc>
+          <w:tcPr>
+            <w:tcW w:type="dxa" w:w="3600"/>
+            <w:tcMar>
+              <w:top w:type="dxa" w:w="90"/>
+              <w:left w:type="dxa" w:w="120"/>
+              <w:bottom w:type="dxa" w:w="90"/>
+              <w:right w:type="dxa" w:w="120"/>
+            </w:tcMar>
+          </w:tcPr>
+          <w:p>
+            <w:pPr>
+              <w:jc w:val="left"/>
+            </w:pPr>
+            <w:r>
+              <w:rPr>
+                <w:rFonts w:ascii="Calibri" w:cs="Calibri" w:eastAsia="Calibri" w:hAnsi="Calibri"/>
+                <w:b w:val="false"/>
+                <w:bCs w:val="false"/>
+                <w:color w:val="262626"/>
+                <w:sz w:val="21"/>
+                <w:szCs w:val="21"/>
+              </w:rPr>
+              <w:t xml:space="preserve">/autenticacao/refresh sempre retorna 401, mesmo logo após o login</w:t>
+            </w:r>
+          </w:p>
+        </w:tc>
+        <w:tc>
+          <w:tcPr>
+            <w:tcW w:type="dxa" w:w="6000"/>
+            <w:tcMar>
+              <w:top w:type="dxa" w:w="90"/>
+              <w:left w:type="dxa" w:w="120"/>
+              <w:bottom w:type="dxa" w:w="90"/>
+              <w:right w:type="dxa" w:w="120"/>
+            </w:tcMar>
+          </w:tcPr>
+          <w:p>
+            <w:pPr>
+              <w:jc w:val="left"/>
+            </w:pPr>
+            <w:r>
+              <w:rPr>
+                <w:rFonts w:ascii="Calibri" w:cs="Calibri" w:eastAsia="Calibri" w:hAnsi="Calibri"/>
+                <w:b w:val="false"/>
+                <w:bCs w:val="false"/>
+                <w:color w:val="262626"/>
+                <w:sz w:val="21"/>
+                <w:szCs w:val="21"/>
+              </w:rPr>
+              <w:t xml:space="preserve">O Axios do frontend está sem withCredentials: true, então o cookie nunca chega ao navegador nem é reenviado — ou o backend está sem allowCredentials(true)/origem explícita no CORS.</w:t>
+            </w:r>
+          </w:p>
+        </w:tc>
+      </w:tr>
+      <w:tr>
+        <w:tc>
+          <w:tcPr>
+            <w:tcW w:type="dxa" w:w="3600"/>
+            <w:tcMar>
+              <w:top w:type="dxa" w:w="90"/>
+              <w:left w:type="dxa" w:w="120"/>
+              <w:bottom w:type="dxa" w:w="90"/>
+              <w:right w:type="dxa" w:w="120"/>
+            </w:tcMar>
+          </w:tcPr>
+          <w:p>
+            <w:pPr>
+              <w:jc w:val="left"/>
+            </w:pPr>
+            <w:r>
+              <w:rPr>
+                <w:rFonts w:ascii="Calibri" w:cs="Calibri" w:eastAsia="Calibri" w:hAnsi="Calibri"/>
+                <w:b w:val="false"/>
+                <w:bCs w:val="false"/>
+                <w:color w:val="262626"/>
+                <w:sz w:val="21"/>
+                <w:szCs w:val="21"/>
+              </w:rPr>
+              <w:t xml:space="preserve">Cookie refreshToken nunca aparece no navegador</w:t>
+            </w:r>
+          </w:p>
+        </w:tc>
+        <w:tc>
+          <w:tcPr>
+            <w:tcW w:type="dxa" w:w="6000"/>
+            <w:tcMar>
+              <w:top w:type="dxa" w:w="90"/>
+              <w:left w:type="dxa" w:w="120"/>
+              <w:bottom w:type="dxa" w:w="90"/>
+              <w:right w:type="dxa" w:w="120"/>
+            </w:tcMar>
+          </w:tcPr>
+          <w:p>
+            <w:pPr>
+              <w:jc w:val="left"/>
+            </w:pPr>
+            <w:r>
+              <w:rPr>
+                <w:rFonts w:ascii="Calibri" w:cs="Calibri" w:eastAsia="Calibri" w:hAnsi="Calibri"/>
+                <w:b w:val="false"/>
+                <w:bCs w:val="false"/>
+                <w:color w:val="262626"/>
+                <w:sz w:val="21"/>
+                <w:szCs w:val="21"/>
+              </w:rPr>
+              <w:t xml:space="preserve">secure(true) em uma conexão http:// (sem TLS) — o navegador descarta cookies Secure fora de HTTPS. Em desenvolvimento local, mantenha secure(false).</w:t>
+            </w:r>
+          </w:p>
+        </w:tc>
+      </w:tr>
+      <w:tr>
+        <w:tc>
+          <w:tcPr>
+            <w:tcW w:type="dxa" w:w="3600"/>
+            <w:tcMar>
+              <w:top w:type="dxa" w:w="90"/>
+              <w:left w:type="dxa" w:w="120"/>
+              <w:bottom w:type="dxa" w:w="90"/>
+              <w:right w:type="dxa" w:w="120"/>
+            </w:tcMar>
+          </w:tcPr>
+          <w:p>
+            <w:pPr>
+              <w:jc w:val="left"/>
+            </w:pPr>
+            <w:r>
+              <w:rPr>
+                <w:rFonts w:ascii="Calibri" w:cs="Calibri" w:eastAsia="Calibri" w:hAnsi="Calibri"/>
+                <w:b w:val="false"/>
+                <w:bCs w:val="false"/>
+                <w:color w:val="262626"/>
+                <w:sz w:val="21"/>
+                <w:szCs w:val="21"/>
+              </w:rPr>
+              <w:t xml:space="preserve">Loop infinito de chamadas a /autenticacao/refresh</w:t>
+            </w:r>
+          </w:p>
+        </w:tc>
+        <w:tc>
+          <w:tcPr>
+            <w:tcW w:type="dxa" w:w="6000"/>
+            <w:tcMar>
+              <w:top w:type="dxa" w:w="90"/>
+              <w:left w:type="dxa" w:w="120"/>
+              <w:bottom w:type="dxa" w:w="90"/>
+              <w:right w:type="dxa" w:w="120"/>
+            </w:tcMar>
+          </w:tcPr>
+          <w:p>
+            <w:pPr>
+              <w:jc w:val="left"/>
+            </w:pPr>
+            <w:r>
+              <w:rPr>
+                <w:rFonts w:ascii="Calibri" w:cs="Calibri" w:eastAsia="Calibri" w:hAnsi="Calibri"/>
+                <w:b w:val="false"/>
+                <w:bCs w:val="false"/>
+                <w:color w:val="262626"/>
+                <w:sz w:val="21"/>
+                <w:szCs w:val="21"/>
+              </w:rPr>
+              <w:t xml:space="preserve">Faltou marcar a requisição original como _retry, ou o interceptor não está excluindo a própria chamada a /autenticacao/refresh da lógica de renovação.</w:t>
+            </w:r>
+          </w:p>
+        </w:tc>
+      </w:tr>
     </w:tbl>
     <w:p>
       <w:pPr>
@@ -6987,7 +11120,7 @@
           <w:sz w:val="30"/>
           <w:szCs w:val="30"/>
         </w:rPr>
-        <w:t xml:space="preserve">15. Exercícios propostos</w:t>
+        <w:t xml:space="preserve">16. Exercícios propostos</w:t>
       </w:r>
     </w:p>
     <w:p>
@@ -7090,7 +11223,7 @@
           <w:sz w:val="22"/>
           <w:szCs w:val="22"/>
         </w:rPr>
-        <w:t xml:space="preserve">(Desafio) Implementar um endpoint de "refresh token", que emite um novo token a partir de um token ainda válido, sem exigir novo login.</w:t>
+        <w:t xml:space="preserve">Adicionar uma validação para impedir cadastro de dois usuários com o mesmo e-mail, retornando um erro de negócio claro.</w:t>
       </w:r>
     </w:p>
     <w:p>
@@ -7108,7 +11241,43 @@
           <w:sz w:val="22"/>
           <w:szCs w:val="22"/>
         </w:rPr>
-        <w:t xml:space="preserve">(Desafio) Adicionar uma validação para impedir cadastro de dois usuários com o mesmo e-mail, retornando um erro de negócio claro.</w:t>
+        <w:t xml:space="preserve">(Desafio) Detecção de roubo por reuso: quando um refresh token já revogado (rotacionado) for apresentado de novo, revogar TODOS os refresh tokens daquele usuário — é o sinal clássico de que alguém copiou um token antigo.</w:t>
+      </w:r>
+    </w:p>
+    <w:p>
+      <w:pPr>
+        <w:pStyle w:val="ListParagraph"/>
+        <w:numPr>
+          <w:ilvl w:val="0"/>
+          <w:numId w:val="6"/>
+        </w:numPr>
+        <w:spacing w:after="100" w:line="280"/>
+      </w:pPr>
+      <w:r>
+        <w:rPr>
+          <w:rFonts w:ascii="Calibri" w:cs="Calibri" w:eastAsia="Calibri" w:hAnsi="Calibri"/>
+          <w:sz w:val="22"/>
+          <w:szCs w:val="22"/>
+        </w:rPr>
+        <w:t xml:space="preserve">(Desafio) Criar uma tarefa agendada (@Scheduled) que apague periodicamente do banco os refresh tokens já expirados ou revogados, para a tabela não crescer indefinidamente.</w:t>
+      </w:r>
+    </w:p>
+    <w:p>
+      <w:pPr>
+        <w:pStyle w:val="ListParagraph"/>
+        <w:numPr>
+          <w:ilvl w:val="0"/>
+          <w:numId w:val="6"/>
+        </w:numPr>
+        <w:spacing w:after="100" w:line="280"/>
+      </w:pPr>
+      <w:r>
+        <w:rPr>
+          <w:rFonts w:ascii="Calibri" w:cs="Calibri" w:eastAsia="Calibri" w:hAnsi="Calibri"/>
+          <w:sz w:val="22"/>
+          <w:szCs w:val="22"/>
+        </w:rPr>
+        <w:t xml:space="preserve">(Desafio) Adicionar um endpoint "sair de todos os dispositivos", que revoga de uma vez todos os refresh tokens de um usuário — útil depois de uma troca de senha, por exemplo.</w:t>
       </w:r>
     </w:p>
     <w:p>
@@ -7374,6 +11543,18 @@
     </w:lvl>
   </w:abstractNum>
   <w:abstractNum w:abstractNumId="6" w15:restartNumberingAfterBreak="0">
+    <w:multiLevelType w:val="hybridMultilevel"/>
+    <w:lvl w:ilvl="0" w15:tentative="1">
+      <w:start w:val="1"/>
+      <w:numFmt w:val="decimal"/>
+      <w:lvlText w:val="%1."/>
+      <w:lvlJc w:val="left"/>
+      <w:pPr>
+        <w:ind w:left="420" w:hanging="260"/>
+      </w:pPr>
+    </w:lvl>
+  </w:abstractNum>
+  <w:abstractNum w:abstractNumId="7" w15:restartNumberingAfterBreak="0">
     <w:multiLevelType w:val="hybridMultilevel"/>
     <w:lvl w:ilvl="0" w15:tentative="1">
       <w:start w:val="1"/>
